--- a/Documentation/2.Requirements Phase/Technology_Stack.docx
+++ b/Documentation/2.Requirements Phase/Technology_Stack.docx
@@ -1,19 +1,18 @@
 
 <file path=word/document.xml><?xml version="1.0" encoding="utf-8"?>
-<w:document xmlns:ve="http://schemas.openxmlformats.org/markup-compatibility/2006" xmlns:o="urn:schemas-microsoft-com:office:office" xmlns:r="http://schemas.openxmlformats.org/officeDocument/2006/relationships" xmlns:m="http://schemas.openxmlformats.org/officeDocument/2006/math" xmlns:v="urn:schemas-microsoft-com:vml" xmlns:wp="http://schemas.openxmlformats.org/drawingml/2006/wordprocessingDrawing" xmlns:w10="urn:schemas-microsoft-com:office:word" xmlns:w="http://schemas.openxmlformats.org/wordprocessingml/2006/main" xmlns:wne="http://schemas.microsoft.com/office/word/2006/wordml">
+<w:document xmlns:wpc="http://schemas.microsoft.com/office/word/2010/wordprocessingCanvas" xmlns:cx="http://schemas.microsoft.com/office/drawing/2014/chartex" xmlns:cx1="http://schemas.microsoft.com/office/drawing/2015/9/8/chartex" xmlns:cx2="http://schemas.microsoft.com/office/drawing/2015/10/21/chartex" xmlns:cx3="http://schemas.microsoft.com/office/drawing/2016/5/9/chartex" xmlns:cx4="http://schemas.microsoft.com/office/drawing/2016/5/10/chartex" xmlns:cx5="http://schemas.microsoft.com/office/drawing/2016/5/11/chartex" xmlns:cx6="http://schemas.microsoft.com/office/drawing/2016/5/12/chartex" xmlns:cx7="http://schemas.microsoft.com/office/drawing/2016/5/13/chartex" xmlns:cx8="http://schemas.microsoft.com/office/drawing/2016/5/14/chartex" xmlns:mc="http://schemas.openxmlformats.org/markup-compatibility/2006" xmlns:o="urn:schemas-microsoft-com:office:office" xmlns:r="http://schemas.openxmlformats.org/officeDocument/2006/relationships" xmlns:m="http://schemas.openxmlformats.org/officeDocument/2006/math" xmlns:v="urn:schemas-microsoft-com:vml" xmlns:wp14="http://schemas.microsoft.com/office/word/2010/wordprocessingDrawing" xmlns:wp="http://schemas.openxmlformats.org/drawingml/2006/wordprocessingDrawing" xmlns:w="http://schemas.openxmlformats.org/wordprocessingml/2006/main" xmlns:w14="http://schemas.microsoft.com/office/word/2010/wordml" xmlns:w10="urn:schemas-microsoft-com:office:word" xmlns:w15="http://schemas.microsoft.com/office/word/2012/wordml" xmlns:wpg="http://schemas.microsoft.com/office/word/2010/wordprocessingGroup" xmlns:wpi="http://schemas.microsoft.com/office/word/2010/wordprocessingInk" xmlns:wne="http://schemas.microsoft.com/office/word/2006/wordml" xmlns:wps="http://schemas.microsoft.com/office/word/2010/wordprocessingShape" xmlns:wpsCustomData="http://www.wps.cn/officeDocument/2013/wpsCustomData" mc:Ignorable="w14 w15 wp14">
   <w:body>
     <w:p>
       <w:pPr>
         <w:spacing w:after="0"/>
         <w:jc w:val="center"/>
         <w:rPr>
-          <w:rFonts w:ascii="Times New Roman" w:eastAsia="Arial" w:hAnsi="Times New Roman" w:cs="Times New Roman"/>
+          <w:rFonts w:ascii="Times New Roman" w:hAnsi="Times New Roman" w:eastAsia="Arial" w:cs="Times New Roman"/>
           <w:b/>
           <w:sz w:val="20"/>
           <w:szCs w:val="20"/>
         </w:rPr>
       </w:pPr>
-      <w:bookmarkStart w:id="0" w:name="_GoBack"/>
       <w:r>
         <w:rPr>
           <w:rFonts w:ascii="Times New Roman" w:hAnsi="Times New Roman" w:cs="Times New Roman"/>
@@ -29,7 +28,7 @@
         <w:spacing w:after="0"/>
         <w:jc w:val="center"/>
         <w:rPr>
-          <w:rFonts w:ascii="Times New Roman" w:eastAsia="Arial" w:hAnsi="Times New Roman" w:cs="Times New Roman"/>
+          <w:rFonts w:ascii="Times New Roman" w:hAnsi="Times New Roman" w:eastAsia="Arial" w:cs="Times New Roman"/>
           <w:b/>
           <w:sz w:val="20"/>
           <w:szCs w:val="20"/>
@@ -50,7 +49,7 @@
         <w:spacing w:after="0"/>
         <w:jc w:val="center"/>
         <w:rPr>
-          <w:rFonts w:ascii="Times New Roman" w:eastAsia="Arial" w:hAnsi="Times New Roman" w:cs="Times New Roman"/>
+          <w:rFonts w:ascii="Times New Roman" w:hAnsi="Times New Roman" w:eastAsia="Arial" w:cs="Times New Roman"/>
           <w:b/>
           <w:sz w:val="20"/>
           <w:szCs w:val="20"/>
@@ -59,25 +58,46 @@
     </w:p>
     <w:tbl>
       <w:tblPr>
-        <w:tblStyle w:val="a2"/>
+        <w:tblStyle w:val="21"/>
         <w:tblW w:w="9351" w:type="dxa"/>
         <w:jc w:val="center"/>
         <w:tblBorders>
-          <w:top w:val="single" w:sz="4" w:space="0" w:color="000000"/>
-          <w:left w:val="single" w:sz="4" w:space="0" w:color="000000"/>
-          <w:bottom w:val="single" w:sz="4" w:space="0" w:color="000000"/>
-          <w:right w:val="single" w:sz="4" w:space="0" w:color="000000"/>
-          <w:insideH w:val="single" w:sz="4" w:space="0" w:color="000000"/>
-          <w:insideV w:val="single" w:sz="4" w:space="0" w:color="000000"/>
+          <w:top w:val="single" w:color="000000" w:sz="4" w:space="0"/>
+          <w:left w:val="single" w:color="000000" w:sz="4" w:space="0"/>
+          <w:bottom w:val="single" w:color="000000" w:sz="4" w:space="0"/>
+          <w:right w:val="single" w:color="000000" w:sz="4" w:space="0"/>
+          <w:insideH w:val="single" w:color="000000" w:sz="4" w:space="0"/>
+          <w:insideV w:val="single" w:color="000000" w:sz="4" w:space="0"/>
         </w:tblBorders>
         <w:tblLayout w:type="fixed"/>
-        <w:tblLook w:val="0400"/>
+        <w:tblCellMar>
+          <w:top w:w="0" w:type="dxa"/>
+          <w:left w:w="108" w:type="dxa"/>
+          <w:bottom w:w="0" w:type="dxa"/>
+          <w:right w:w="108" w:type="dxa"/>
+        </w:tblCellMar>
       </w:tblPr>
       <w:tblGrid>
         <w:gridCol w:w="4508"/>
         <w:gridCol w:w="4843"/>
       </w:tblGrid>
       <w:tr>
+        <w:tblPrEx>
+          <w:tblBorders>
+            <w:top w:val="single" w:color="000000" w:sz="4" w:space="0"/>
+            <w:left w:val="single" w:color="000000" w:sz="4" w:space="0"/>
+            <w:bottom w:val="single" w:color="000000" w:sz="4" w:space="0"/>
+            <w:right w:val="single" w:color="000000" w:sz="4" w:space="0"/>
+            <w:insideH w:val="single" w:color="000000" w:sz="4" w:space="0"/>
+            <w:insideV w:val="single" w:color="000000" w:sz="4" w:space="0"/>
+          </w:tblBorders>
+          <w:tblCellMar>
+            <w:top w:w="0" w:type="dxa"/>
+            <w:left w:w="108" w:type="dxa"/>
+            <w:bottom w:w="0" w:type="dxa"/>
+            <w:right w:w="108" w:type="dxa"/>
+          </w:tblCellMar>
+        </w:tblPrEx>
         <w:trPr>
           <w:jc w:val="center"/>
         </w:trPr>
@@ -87,15 +107,16 @@
           </w:tcPr>
           <w:p>
             <w:pPr>
-              <w:rPr>
-                <w:rFonts w:ascii="Times New Roman" w:eastAsia="Arial" w:hAnsi="Times New Roman" w:cs="Times New Roman"/>
-                <w:sz w:val="20"/>
-                <w:szCs w:val="20"/>
-              </w:rPr>
-            </w:pPr>
-            <w:r>
-              <w:rPr>
-                <w:rFonts w:ascii="Times New Roman" w:eastAsia="Arial" w:hAnsi="Times New Roman" w:cs="Times New Roman"/>
+              <w:spacing w:after="0" w:line="240" w:lineRule="auto"/>
+              <w:rPr>
+                <w:rFonts w:ascii="Times New Roman" w:hAnsi="Times New Roman" w:eastAsia="Arial" w:cs="Times New Roman"/>
+                <w:sz w:val="20"/>
+                <w:szCs w:val="20"/>
+              </w:rPr>
+            </w:pPr>
+            <w:r>
+              <w:rPr>
+                <w:rFonts w:ascii="Times New Roman" w:hAnsi="Times New Roman" w:eastAsia="Arial" w:cs="Times New Roman"/>
                 <w:sz w:val="20"/>
                 <w:szCs w:val="20"/>
               </w:rPr>
@@ -109,12 +130,22 @@
           </w:tcPr>
           <w:p>
             <w:pPr>
-              <w:rPr>
-                <w:rFonts w:ascii="Times New Roman" w:hAnsi="Times New Roman" w:cs="Times New Roman"/>
-                <w:sz w:val="20"/>
-                <w:szCs w:val="20"/>
-              </w:rPr>
-            </w:pPr>
+              <w:spacing w:after="0" w:line="240" w:lineRule="auto"/>
+              <w:rPr>
+                <w:rFonts w:ascii="Times New Roman" w:hAnsi="Times New Roman" w:cs="Times New Roman"/>
+                <w:sz w:val="20"/>
+                <w:szCs w:val="20"/>
+              </w:rPr>
+            </w:pPr>
+            <w:r>
+              <w:rPr>
+                <w:rFonts w:hint="default" w:ascii="Times New Roman" w:hAnsi="Times New Roman" w:cs="Times New Roman"/>
+                <w:sz w:val="20"/>
+                <w:szCs w:val="20"/>
+                <w:lang w:val="en-IN"/>
+              </w:rPr>
+              <w:t>1</w:t>
+            </w:r>
             <w:r>
               <w:rPr>
                 <w:rFonts w:ascii="Times New Roman" w:hAnsi="Times New Roman" w:cs="Times New Roman"/>
@@ -127,6 +158,22 @@
         </w:tc>
       </w:tr>
       <w:tr>
+        <w:tblPrEx>
+          <w:tblBorders>
+            <w:top w:val="single" w:color="000000" w:sz="4" w:space="0"/>
+            <w:left w:val="single" w:color="000000" w:sz="4" w:space="0"/>
+            <w:bottom w:val="single" w:color="000000" w:sz="4" w:space="0"/>
+            <w:right w:val="single" w:color="000000" w:sz="4" w:space="0"/>
+            <w:insideH w:val="single" w:color="000000" w:sz="4" w:space="0"/>
+            <w:insideV w:val="single" w:color="000000" w:sz="4" w:space="0"/>
+          </w:tblBorders>
+          <w:tblCellMar>
+            <w:top w:w="0" w:type="dxa"/>
+            <w:left w:w="108" w:type="dxa"/>
+            <w:bottom w:w="0" w:type="dxa"/>
+            <w:right w:w="108" w:type="dxa"/>
+          </w:tblCellMar>
+        </w:tblPrEx>
         <w:trPr>
           <w:jc w:val="center"/>
         </w:trPr>
@@ -136,19 +183,20 @@
           </w:tcPr>
           <w:p>
             <w:pPr>
-              <w:rPr>
-                <w:rFonts w:ascii="Times New Roman" w:eastAsia="Arial" w:hAnsi="Times New Roman" w:cs="Times New Roman"/>
-                <w:sz w:val="20"/>
-                <w:szCs w:val="20"/>
-              </w:rPr>
-            </w:pPr>
-            <w:r>
-              <w:rPr>
-                <w:rFonts w:ascii="Times New Roman" w:eastAsia="Arial" w:hAnsi="Times New Roman" w:cs="Times New Roman"/>
-                <w:sz w:val="20"/>
-                <w:szCs w:val="20"/>
-              </w:rPr>
-              <w:t>Team ID</w:t>
+              <w:spacing w:after="0" w:line="240" w:lineRule="auto"/>
+              <w:rPr>
+                <w:rFonts w:ascii="Times New Roman" w:hAnsi="Times New Roman" w:eastAsia="Arial" w:cs="Times New Roman"/>
+                <w:sz w:val="20"/>
+                <w:szCs w:val="20"/>
+              </w:rPr>
+            </w:pPr>
+            <w:r>
+              <w:rPr>
+                <w:rFonts w:ascii="Times New Roman" w:hAnsi="Times New Roman" w:eastAsia="Arial" w:cs="Times New Roman"/>
+                <w:sz w:val="20"/>
+                <w:szCs w:val="20"/>
+              </w:rPr>
+              <w:t>Project Name</w:t>
             </w:r>
           </w:p>
         </w:tc>
@@ -158,24 +206,41 @@
           </w:tcPr>
           <w:p>
             <w:pPr>
-              <w:rPr>
-                <w:rFonts w:ascii="Times New Roman" w:hAnsi="Times New Roman" w:cs="Times New Roman"/>
-                <w:sz w:val="20"/>
-                <w:szCs w:val="20"/>
-              </w:rPr>
-            </w:pPr>
-            <w:r>
-              <w:rPr>
-                <w:rFonts w:ascii="Times New Roman" w:hAnsi="Times New Roman" w:cs="Times New Roman"/>
-                <w:sz w:val="20"/>
-                <w:szCs w:val="20"/>
-              </w:rPr>
-              <w:t>SWUID2026190367</w:t>
+              <w:spacing w:after="0" w:line="240" w:lineRule="auto"/>
+              <w:rPr>
+                <w:rFonts w:ascii="Times New Roman" w:hAnsi="Times New Roman" w:cs="Times New Roman"/>
+                <w:sz w:val="20"/>
+                <w:szCs w:val="20"/>
+              </w:rPr>
+            </w:pPr>
+            <w:r>
+              <w:rPr>
+                <w:rFonts w:ascii="Times New Roman" w:hAnsi="Times New Roman" w:cs="Times New Roman"/>
+                <w:sz w:val="20"/>
+                <w:szCs w:val="20"/>
+              </w:rPr>
+              <w:t>Metro Ticket Generating System in ServiceNow</w:t>
             </w:r>
           </w:p>
         </w:tc>
       </w:tr>
       <w:tr>
+        <w:tblPrEx>
+          <w:tblBorders>
+            <w:top w:val="single" w:color="000000" w:sz="4" w:space="0"/>
+            <w:left w:val="single" w:color="000000" w:sz="4" w:space="0"/>
+            <w:bottom w:val="single" w:color="000000" w:sz="4" w:space="0"/>
+            <w:right w:val="single" w:color="000000" w:sz="4" w:space="0"/>
+            <w:insideH w:val="single" w:color="000000" w:sz="4" w:space="0"/>
+            <w:insideV w:val="single" w:color="000000" w:sz="4" w:space="0"/>
+          </w:tblBorders>
+          <w:tblCellMar>
+            <w:top w:w="0" w:type="dxa"/>
+            <w:left w:w="108" w:type="dxa"/>
+            <w:bottom w:w="0" w:type="dxa"/>
+            <w:right w:w="108" w:type="dxa"/>
+          </w:tblCellMar>
+        </w:tblPrEx>
         <w:trPr>
           <w:jc w:val="center"/>
         </w:trPr>
@@ -185,19 +250,20 @@
           </w:tcPr>
           <w:p>
             <w:pPr>
-              <w:rPr>
-                <w:rFonts w:ascii="Times New Roman" w:eastAsia="Arial" w:hAnsi="Times New Roman" w:cs="Times New Roman"/>
-                <w:sz w:val="20"/>
-                <w:szCs w:val="20"/>
-              </w:rPr>
-            </w:pPr>
-            <w:r>
-              <w:rPr>
-                <w:rFonts w:ascii="Times New Roman" w:eastAsia="Arial" w:hAnsi="Times New Roman" w:cs="Times New Roman"/>
-                <w:sz w:val="20"/>
-                <w:szCs w:val="20"/>
-              </w:rPr>
-              <w:t>Project Name</w:t>
+              <w:spacing w:after="0" w:line="240" w:lineRule="auto"/>
+              <w:rPr>
+                <w:rFonts w:ascii="Times New Roman" w:hAnsi="Times New Roman" w:eastAsia="Arial" w:cs="Times New Roman"/>
+                <w:sz w:val="20"/>
+                <w:szCs w:val="20"/>
+              </w:rPr>
+            </w:pPr>
+            <w:r>
+              <w:rPr>
+                <w:rFonts w:ascii="Times New Roman" w:hAnsi="Times New Roman" w:eastAsia="Arial" w:cs="Times New Roman"/>
+                <w:sz w:val="20"/>
+                <w:szCs w:val="20"/>
+              </w:rPr>
+              <w:t>Maximum Marks</w:t>
             </w:r>
           </w:p>
         </w:tc>
@@ -207,65 +273,7 @@
           </w:tcPr>
           <w:p>
             <w:pPr>
-              <w:rPr>
-                <w:rFonts w:ascii="Times New Roman" w:hAnsi="Times New Roman" w:cs="Times New Roman"/>
-                <w:sz w:val="20"/>
-                <w:szCs w:val="20"/>
-              </w:rPr>
-            </w:pPr>
-            <w:r>
-              <w:rPr>
-                <w:rFonts w:ascii="Times New Roman" w:hAnsi="Times New Roman" w:cs="Times New Roman"/>
-                <w:sz w:val="20"/>
-                <w:szCs w:val="20"/>
-              </w:rPr>
-              <w:t xml:space="preserve">Metro Ticket Generating System in </w:t>
-            </w:r>
-            <w:proofErr w:type="spellStart"/>
-            <w:r>
-              <w:rPr>
-                <w:rFonts w:ascii="Times New Roman" w:hAnsi="Times New Roman" w:cs="Times New Roman"/>
-                <w:sz w:val="20"/>
-                <w:szCs w:val="20"/>
-              </w:rPr>
-              <w:t>ServiceNow</w:t>
-            </w:r>
-            <w:proofErr w:type="spellEnd"/>
-          </w:p>
-        </w:tc>
-      </w:tr>
-      <w:tr>
-        <w:trPr>
-          <w:jc w:val="center"/>
-        </w:trPr>
-        <w:tc>
-          <w:tcPr>
-            <w:tcW w:w="4508" w:type="dxa"/>
-          </w:tcPr>
-          <w:p>
-            <w:pPr>
-              <w:rPr>
-                <w:rFonts w:ascii="Times New Roman" w:eastAsia="Arial" w:hAnsi="Times New Roman" w:cs="Times New Roman"/>
-                <w:sz w:val="20"/>
-                <w:szCs w:val="20"/>
-              </w:rPr>
-            </w:pPr>
-            <w:r>
-              <w:rPr>
-                <w:rFonts w:ascii="Times New Roman" w:eastAsia="Arial" w:hAnsi="Times New Roman" w:cs="Times New Roman"/>
-                <w:sz w:val="20"/>
-                <w:szCs w:val="20"/>
-              </w:rPr>
-              <w:t>Maximum Marks</w:t>
-            </w:r>
-          </w:p>
-        </w:tc>
-        <w:tc>
-          <w:tcPr>
-            <w:tcW w:w="4843" w:type="dxa"/>
-          </w:tcPr>
-          <w:p>
-            <w:pPr>
+              <w:spacing w:after="0" w:line="240" w:lineRule="auto"/>
               <w:rPr>
                 <w:rFonts w:ascii="Times New Roman" w:hAnsi="Times New Roman" w:cs="Times New Roman"/>
                 <w:sz w:val="20"/>
@@ -280,6 +288,8 @@
               </w:rPr>
               <w:t>4 Marks</w:t>
             </w:r>
+            <w:bookmarkStart w:id="0" w:name="_GoBack"/>
+            <w:bookmarkEnd w:id="0"/>
           </w:p>
         </w:tc>
       </w:tr>
@@ -287,7 +297,7 @@
     <w:p>
       <w:pPr>
         <w:rPr>
-          <w:rFonts w:ascii="Times New Roman" w:eastAsia="Arial" w:hAnsi="Times New Roman" w:cs="Times New Roman"/>
+          <w:rFonts w:ascii="Times New Roman" w:hAnsi="Times New Roman" w:eastAsia="Arial" w:cs="Times New Roman"/>
           <w:b/>
           <w:sz w:val="20"/>
           <w:szCs w:val="20"/>
@@ -297,7 +307,7 @@
     <w:p>
       <w:pPr>
         <w:rPr>
-          <w:rFonts w:ascii="Times New Roman" w:eastAsia="Arial" w:hAnsi="Times New Roman" w:cs="Times New Roman"/>
+          <w:rFonts w:ascii="Times New Roman" w:hAnsi="Times New Roman" w:eastAsia="Arial" w:cs="Times New Roman"/>
           <w:b/>
           <w:sz w:val="20"/>
           <w:szCs w:val="20"/>
@@ -305,7 +315,7 @@
       </w:pPr>
       <w:r>
         <w:rPr>
-          <w:rFonts w:ascii="Times New Roman" w:eastAsia="Arial" w:hAnsi="Times New Roman" w:cs="Times New Roman"/>
+          <w:rFonts w:ascii="Times New Roman" w:hAnsi="Times New Roman" w:eastAsia="Arial" w:cs="Times New Roman"/>
           <w:b/>
           <w:sz w:val="20"/>
           <w:szCs w:val="20"/>
@@ -316,14 +326,14 @@
     <w:p>
       <w:pPr>
         <w:rPr>
-          <w:rFonts w:ascii="Times New Roman" w:eastAsia="Arial" w:hAnsi="Times New Roman" w:cs="Times New Roman"/>
+          <w:rFonts w:ascii="Times New Roman" w:hAnsi="Times New Roman" w:eastAsia="Arial" w:cs="Times New Roman"/>
           <w:sz w:val="20"/>
           <w:szCs w:val="20"/>
         </w:rPr>
       </w:pPr>
       <w:r>
         <w:rPr>
-          <w:rFonts w:ascii="Times New Roman" w:eastAsia="Arial" w:hAnsi="Times New Roman" w:cs="Times New Roman"/>
+          <w:rFonts w:ascii="Times New Roman" w:hAnsi="Times New Roman" w:eastAsia="Arial" w:cs="Times New Roman"/>
           <w:sz w:val="20"/>
           <w:szCs w:val="20"/>
         </w:rPr>
@@ -342,7 +352,6 @@
       <w:r>
         <w:rPr>
           <w:rFonts w:ascii="Times New Roman" w:hAnsi="Times New Roman" w:cs="Times New Roman"/>
-          <w:noProof/>
           <w:sz w:val="20"/>
           <w:szCs w:val="20"/>
           <w:lang w:val="en-US" w:eastAsia="en-US"/>
@@ -359,8 +368,10 @@
               <a:graphicData uri="http://schemas.openxmlformats.org/drawingml/2006/picture">
                 <pic:pic xmlns:pic="http://schemas.openxmlformats.org/drawingml/2006/picture">
                   <pic:nvPicPr>
-                    <pic:cNvPr id="0" name="metro_ticket_architecture.png"/>
-                    <pic:cNvPicPr/>
+                    <pic:cNvPr id="15" name="Picture 15"/>
+                    <pic:cNvPicPr>
+                      <a:picLocks noChangeAspect="1"/>
+                    </pic:cNvPicPr>
                   </pic:nvPicPr>
                   <pic:blipFill>
                     <a:blip r:embed="rId6"/>
@@ -387,7 +398,7 @@
     <w:p>
       <w:pPr>
         <w:rPr>
-          <w:rFonts w:ascii="Times New Roman" w:eastAsia="Arial" w:hAnsi="Times New Roman" w:cs="Times New Roman"/>
+          <w:rFonts w:ascii="Times New Roman" w:hAnsi="Times New Roman" w:eastAsia="Arial" w:cs="Times New Roman"/>
           <w:b/>
           <w:sz w:val="20"/>
           <w:szCs w:val="20"/>
@@ -406,7 +417,7 @@
     <w:p>
       <w:pPr>
         <w:rPr>
-          <w:rFonts w:ascii="Times New Roman" w:eastAsia="Arial" w:hAnsi="Times New Roman" w:cs="Times New Roman"/>
+          <w:rFonts w:ascii="Times New Roman" w:hAnsi="Times New Roman" w:eastAsia="Arial" w:cs="Times New Roman"/>
           <w:b/>
           <w:sz w:val="20"/>
           <w:szCs w:val="20"/>
@@ -424,213 +435,17 @@
     <w:p>
       <w:pPr>
         <w:rPr>
-          <w:rFonts w:ascii="Times New Roman" w:eastAsia="Arial" w:hAnsi="Times New Roman" w:cs="Times New Roman"/>
+          <w:rFonts w:ascii="Times New Roman" w:hAnsi="Times New Roman" w:eastAsia="Arial" w:cs="Times New Roman"/>
           <w:b/>
           <w:sz w:val="20"/>
           <w:szCs w:val="20"/>
         </w:rPr>
       </w:pPr>
-      <ve:AlternateContent>
-        <mc:Choice xmlns:wpc="http://schemas.microsoft.com/office/word/2010/wordprocessingCanvas" xmlns:mc="http://schemas.openxmlformats.org/markup-compatibility/2006" xmlns:wp14="http://schemas.microsoft.com/office/word/2010/wordprocessingDrawing" xmlns:w14="http://schemas.microsoft.com/office/word/2010/wordml" xmlns:wpg="http://schemas.microsoft.com/office/word/2010/wordprocessingGroup" xmlns:wpi="http://schemas.microsoft.com/office/word/2010/wordprocessingInk" xmlns:wps="http://schemas.microsoft.com/office/word/2010/wordprocessingShape" Requires="wpg">
-          <w:drawing>
-            <wp:anchor distT="0" distB="0" distL="114300" distR="114300" simplePos="0" relativeHeight="251658240" behindDoc="0" locked="0" layoutInCell="1" hidden="0" allowOverlap="1" wp14:anchorId="378E6DD3" wp14:editId="6E17FA69">
-              <wp:simplePos x="0" y="0"/>
-              <wp:positionH relativeFrom="column">
-                <wp:posOffset>4279900</wp:posOffset>
-              </wp:positionH>
-              <wp:positionV relativeFrom="paragraph">
-                <wp:posOffset>190500</wp:posOffset>
-              </wp:positionV>
-              <wp:extent cx="4768850" cy="2641600"/>
-              <wp:effectExtent l="0" t="0" r="0" b="0"/>
-              <wp:wrapNone/>
-              <wp:docPr id="13" name="Rectangle 13"/>
-              <wp:cNvGraphicFramePr/>
-              <a:graphic xmlns:a="http://schemas.openxmlformats.org/drawingml/2006/main">
-                <a:graphicData uri="http://schemas.microsoft.com/office/word/2010/wordprocessingShape">
-                  <wps:wsp>
-                    <wps:cNvSpPr/>
-                    <wps:spPr>
-                      <a:xfrm>
-                        <a:off x="2971100" y="2468725"/>
-                        <a:ext cx="4749800" cy="2622550"/>
-                      </a:xfrm>
-                      <a:prstGeom prst="rect">
-                        <a:avLst/>
-                      </a:prstGeom>
-                      <a:solidFill>
-                        <a:schemeClr val="lt1"/>
-                      </a:solidFill>
-                      <a:ln w="9525" cap="flat" cmpd="sng">
-                        <a:solidFill>
-                          <a:srgbClr val="000000"/>
-                        </a:solidFill>
-                        <a:prstDash val="solid"/>
-                        <a:round/>
-                        <a:headEnd type="none" w="sm" len="sm"/>
-                        <a:tailEnd type="none" w="sm" len="sm"/>
-                      </a:ln>
-                    </wps:spPr>
-                    <wps:txbx>
-                      <w:txbxContent>
-                        <w:p>
-                          <w:pPr>
-                            <w:spacing w:line="258" w:lineRule="auto"/>
-                            <w:textDirection w:val="btLr"/>
-                          </w:pPr>
-                          <w:r>
-                            <w:rPr>
-                              <w:color w:val="000000"/>
-                            </w:rPr>
-                            <w:t>Guidelines:</w:t>
-                          </w:r>
-                        </w:p>
-                        <w:p>
-                          <w:pPr>
-                            <w:spacing w:after="0" w:line="240" w:lineRule="auto"/>
-                            <w:ind w:left="360" w:firstLine="360"/>
-                            <w:textDirection w:val="btLr"/>
-                          </w:pPr>
-                          <w:r>
-                            <w:rPr>
-                              <w:rFonts w:ascii="Arial" w:eastAsia="Arial" w:hAnsi="Arial" w:cs="Arial"/>
-                              <w:color w:val="000000"/>
-                              <w:sz w:val="28"/>
-                            </w:rPr>
-                            <w:t>Include all the processes (As an application logic / Technology Block)</w:t>
-                          </w:r>
-                        </w:p>
-                        <w:p>
-                          <w:pPr>
-                            <w:spacing w:after="0" w:line="240" w:lineRule="auto"/>
-                            <w:ind w:left="360" w:firstLine="360"/>
-                            <w:textDirection w:val="btLr"/>
-                          </w:pPr>
-                          <w:r>
-                            <w:rPr>
-                              <w:rFonts w:ascii="Arial" w:eastAsia="Arial" w:hAnsi="Arial" w:cs="Arial"/>
-                              <w:color w:val="000000"/>
-                              <w:sz w:val="28"/>
-                            </w:rPr>
-                            <w:t>Provide infrastructural demarcation (Local / Cloud)</w:t>
-                          </w:r>
-                        </w:p>
-                        <w:p>
-                          <w:pPr>
-                            <w:spacing w:after="0" w:line="240" w:lineRule="auto"/>
-                            <w:ind w:left="360" w:firstLine="360"/>
-                            <w:textDirection w:val="btLr"/>
-                          </w:pPr>
-                          <w:r>
-                            <w:rPr>
-                              <w:rFonts w:ascii="Arial" w:eastAsia="Arial" w:hAnsi="Arial" w:cs="Arial"/>
-                              <w:color w:val="000000"/>
-                              <w:sz w:val="28"/>
-                            </w:rPr>
-                            <w:t>Indicate external interfaces (third party API’s etc.)</w:t>
-                          </w:r>
-                        </w:p>
-                        <w:p>
-                          <w:pPr>
-                            <w:spacing w:after="0" w:line="240" w:lineRule="auto"/>
-                            <w:ind w:left="360" w:firstLine="360"/>
-                            <w:textDirection w:val="btLr"/>
-                          </w:pPr>
-                          <w:r>
-                            <w:rPr>
-                              <w:rFonts w:ascii="Arial" w:eastAsia="Arial" w:hAnsi="Arial" w:cs="Arial"/>
-                              <w:color w:val="000000"/>
-                              <w:sz w:val="28"/>
-                            </w:rPr>
-                            <w:t>Indicate Data Storage components / services</w:t>
-                          </w:r>
-                        </w:p>
-                        <w:p>
-                          <w:pPr>
-                            <w:spacing w:after="0" w:line="240" w:lineRule="auto"/>
-                            <w:ind w:left="360" w:firstLine="360"/>
-                            <w:textDirection w:val="btLr"/>
-                          </w:pPr>
-                          <w:r>
-                            <w:rPr>
-                              <w:rFonts w:ascii="Arial" w:eastAsia="Arial" w:hAnsi="Arial" w:cs="Arial"/>
-                              <w:color w:val="000000"/>
-                              <w:sz w:val="28"/>
-                            </w:rPr>
-                            <w:t>Indicate interface to machine learning models (if applicable)</w:t>
-                          </w:r>
-                        </w:p>
-                      </w:txbxContent>
-                    </wps:txbx>
-                    <wps:bodyPr spcFirstLastPara="1" wrap="square" lIns="91425" tIns="45700" rIns="91425" bIns="45700" anchor="t" anchorCtr="0">
-                      <a:noAutofit/>
-                    </wps:bodyPr>
-                  </wps:wsp>
-                </a:graphicData>
-              </a:graphic>
-            </wp:anchor>
-          </w:drawing>
-        </mc:Choice>
-        <ve:Fallback>
-          <w:r>
-            <w:rPr>
-              <w:rFonts w:ascii="Times New Roman" w:hAnsi="Times New Roman" w:cs="Times New Roman"/>
-              <w:noProof/>
-              <w:sz w:val="20"/>
-              <w:szCs w:val="20"/>
-              <w:lang w:val="en-US" w:eastAsia="en-US"/>
-            </w:rPr>
-            <w:drawing>
-              <wp:anchor distT="0" distB="0" distL="114300" distR="114300" simplePos="0" relativeHeight="251658240" behindDoc="0" locked="0" layoutInCell="1" allowOverlap="1">
-                <wp:simplePos x="0" y="0"/>
-                <wp:positionH relativeFrom="column">
-                  <wp:posOffset>4279900</wp:posOffset>
-                </wp:positionH>
-                <wp:positionV relativeFrom="paragraph">
-                  <wp:posOffset>190500</wp:posOffset>
-                </wp:positionV>
-                <wp:extent cx="4768850" cy="2641600"/>
-                <wp:effectExtent l="0" t="0" r="0" b="0"/>
-                <wp:wrapNone/>
-                <wp:docPr id="13" name="image2.png"/>
-                <wp:cNvGraphicFramePr/>
-                <a:graphic xmlns:a="http://schemas.openxmlformats.org/drawingml/2006/main">
-                  <a:graphicData uri="http://schemas.openxmlformats.org/drawingml/2006/picture">
-                    <pic:pic xmlns:pic="http://schemas.openxmlformats.org/drawingml/2006/picture">
-                      <pic:nvPicPr>
-                        <pic:cNvPr id="0" name="image2.png"/>
-                        <pic:cNvPicPr preferRelativeResize="0"/>
-                      </pic:nvPicPr>
-                      <pic:blipFill>
-                        <a:blip r:embed="rId7"/>
-                        <a:srcRect/>
-                        <a:stretch>
-                          <a:fillRect/>
-                        </a:stretch>
-                      </pic:blipFill>
-                      <pic:spPr>
-                        <a:xfrm>
-                          <a:off x="0" y="0"/>
-                          <a:ext cx="4768850" cy="2641600"/>
-                        </a:xfrm>
-                        <a:prstGeom prst="rect">
-                          <a:avLst/>
-                        </a:prstGeom>
-                        <a:ln/>
-                      </pic:spPr>
-                    </pic:pic>
-                  </a:graphicData>
-                </a:graphic>
-              </wp:anchor>
-            </w:drawing>
-          </w:r>
-        </ve:Fallback>
-      </ve:AlternateContent>
     </w:p>
     <w:p>
       <w:pPr>
         <w:rPr>
-          <w:rFonts w:ascii="Times New Roman" w:eastAsia="Arial" w:hAnsi="Times New Roman" w:cs="Times New Roman"/>
+          <w:rFonts w:ascii="Times New Roman" w:hAnsi="Times New Roman" w:eastAsia="Arial" w:cs="Times New Roman"/>
           <w:b/>
           <w:sz w:val="20"/>
           <w:szCs w:val="20"/>
@@ -639,7 +454,6 @@
       <w:r>
         <w:rPr>
           <w:rFonts w:ascii="Times New Roman" w:hAnsi="Times New Roman" w:cs="Times New Roman"/>
-          <w:noProof/>
           <w:sz w:val="20"/>
           <w:szCs w:val="20"/>
           <w:lang w:val="en-US" w:eastAsia="en-US"/>
@@ -655,18 +469,18 @@
             </wp:positionV>
             <wp:extent cx="3810000" cy="2162175"/>
             <wp:effectExtent l="0" t="0" r="0" b="0"/>
-            <wp:wrapSquare wrapText="bothSides" distT="0" distB="0" distL="114300" distR="114300"/>
+            <wp:wrapSquare wrapText="bothSides"/>
             <wp:docPr id="14" name="image1.png" descr="flow"/>
             <wp:cNvGraphicFramePr/>
             <a:graphic xmlns:a="http://schemas.openxmlformats.org/drawingml/2006/main">
               <a:graphicData uri="http://schemas.openxmlformats.org/drawingml/2006/picture">
                 <pic:pic xmlns:pic="http://schemas.openxmlformats.org/drawingml/2006/picture">
                   <pic:nvPicPr>
-                    <pic:cNvPr id="0" name="image1.png" descr="flow"/>
+                    <pic:cNvPr id="14" name="image1.png" descr="flow"/>
                     <pic:cNvPicPr preferRelativeResize="0"/>
                   </pic:nvPicPr>
                   <pic:blipFill>
-                    <a:blip r:embed="rId8"/>
+                    <a:blip r:embed="rId7"/>
                     <a:srcRect/>
                     <a:stretch>
                       <a:fillRect/>
@@ -680,7 +494,6 @@
                     <a:prstGeom prst="rect">
                       <a:avLst/>
                     </a:prstGeom>
-                    <a:ln/>
                   </pic:spPr>
                 </pic:pic>
               </a:graphicData>
@@ -695,7 +508,7 @@
           <w:tab w:val="left" w:pos="2320"/>
         </w:tabs>
         <w:rPr>
-          <w:rFonts w:ascii="Times New Roman" w:eastAsia="Arial" w:hAnsi="Times New Roman" w:cs="Times New Roman"/>
+          <w:rFonts w:ascii="Times New Roman" w:hAnsi="Times New Roman" w:eastAsia="Arial" w:cs="Times New Roman"/>
           <w:b/>
           <w:sz w:val="20"/>
           <w:szCs w:val="20"/>
@@ -703,7 +516,7 @@
       </w:pPr>
       <w:r>
         <w:rPr>
-          <w:rFonts w:ascii="Times New Roman" w:eastAsia="Arial" w:hAnsi="Times New Roman" w:cs="Times New Roman"/>
+          <w:rFonts w:ascii="Times New Roman" w:hAnsi="Times New Roman" w:eastAsia="Arial" w:cs="Times New Roman"/>
           <w:b/>
           <w:sz w:val="20"/>
           <w:szCs w:val="20"/>
@@ -712,7 +525,7 @@
       </w:r>
       <w:r>
         <w:rPr>
-          <w:rFonts w:ascii="Times New Roman" w:eastAsia="Arial" w:hAnsi="Times New Roman" w:cs="Times New Roman"/>
+          <w:rFonts w:ascii="Times New Roman" w:hAnsi="Times New Roman" w:eastAsia="Arial" w:cs="Times New Roman"/>
           <w:b/>
           <w:sz w:val="20"/>
           <w:szCs w:val="20"/>
@@ -721,7 +534,7 @@
       </w:r>
       <w:r>
         <w:rPr>
-          <w:rFonts w:ascii="Times New Roman" w:eastAsia="Arial" w:hAnsi="Times New Roman" w:cs="Times New Roman"/>
+          <w:rFonts w:ascii="Times New Roman" w:hAnsi="Times New Roman" w:eastAsia="Arial" w:cs="Times New Roman"/>
           <w:b/>
           <w:sz w:val="20"/>
           <w:szCs w:val="20"/>
@@ -730,12 +543,12 @@
       </w:r>
       <w:r>
         <w:rPr>
-          <w:rFonts w:ascii="Times New Roman" w:eastAsia="Arial" w:hAnsi="Times New Roman" w:cs="Times New Roman"/>
-          <w:b/>
-          <w:sz w:val="20"/>
-          <w:szCs w:val="20"/>
-        </w:rPr>
-        <w:br/>
+          <w:rFonts w:ascii="Times New Roman" w:hAnsi="Times New Roman" w:eastAsia="Arial" w:cs="Times New Roman"/>
+          <w:b/>
+          <w:sz w:val="20"/>
+          <w:szCs w:val="20"/>
+        </w:rPr>
+        <w:br w:type="textWrapping"/>
       </w:r>
     </w:p>
     <w:p>
@@ -744,7 +557,7 @@
           <w:tab w:val="left" w:pos="2320"/>
         </w:tabs>
         <w:rPr>
-          <w:rFonts w:ascii="Times New Roman" w:eastAsia="Arial" w:hAnsi="Times New Roman" w:cs="Times New Roman"/>
+          <w:rFonts w:ascii="Times New Roman" w:hAnsi="Times New Roman" w:eastAsia="Arial" w:cs="Times New Roman"/>
           <w:b/>
           <w:sz w:val="20"/>
           <w:szCs w:val="20"/>
@@ -757,7 +570,7 @@
           <w:tab w:val="left" w:pos="2320"/>
         </w:tabs>
         <w:rPr>
-          <w:rFonts w:ascii="Times New Roman" w:eastAsia="Arial" w:hAnsi="Times New Roman" w:cs="Times New Roman"/>
+          <w:rFonts w:ascii="Times New Roman" w:hAnsi="Times New Roman" w:eastAsia="Arial" w:cs="Times New Roman"/>
           <w:b/>
           <w:sz w:val="20"/>
           <w:szCs w:val="20"/>
@@ -770,7 +583,7 @@
           <w:tab w:val="left" w:pos="2320"/>
         </w:tabs>
         <w:rPr>
-          <w:rFonts w:ascii="Times New Roman" w:eastAsia="Arial" w:hAnsi="Times New Roman" w:cs="Times New Roman"/>
+          <w:rFonts w:ascii="Times New Roman" w:hAnsi="Times New Roman" w:eastAsia="Arial" w:cs="Times New Roman"/>
           <w:b/>
           <w:sz w:val="20"/>
           <w:szCs w:val="20"/>
@@ -783,7 +596,7 @@
           <w:tab w:val="left" w:pos="2320"/>
         </w:tabs>
         <w:rPr>
-          <w:rFonts w:ascii="Times New Roman" w:eastAsia="Arial" w:hAnsi="Times New Roman" w:cs="Times New Roman"/>
+          <w:rFonts w:ascii="Times New Roman" w:hAnsi="Times New Roman" w:eastAsia="Arial" w:cs="Times New Roman"/>
           <w:b/>
           <w:sz w:val="20"/>
           <w:szCs w:val="20"/>
@@ -796,7 +609,7 @@
           <w:tab w:val="left" w:pos="2320"/>
         </w:tabs>
         <w:rPr>
-          <w:rFonts w:ascii="Times New Roman" w:eastAsia="Arial" w:hAnsi="Times New Roman" w:cs="Times New Roman"/>
+          <w:rFonts w:ascii="Times New Roman" w:hAnsi="Times New Roman" w:eastAsia="Arial" w:cs="Times New Roman"/>
           <w:b/>
           <w:sz w:val="20"/>
           <w:szCs w:val="20"/>
@@ -809,7 +622,7 @@
           <w:tab w:val="left" w:pos="2320"/>
         </w:tabs>
         <w:rPr>
-          <w:rFonts w:ascii="Times New Roman" w:eastAsia="Arial" w:hAnsi="Times New Roman" w:cs="Times New Roman"/>
+          <w:rFonts w:ascii="Times New Roman" w:hAnsi="Times New Roman" w:eastAsia="Arial" w:cs="Times New Roman"/>
           <w:b/>
           <w:sz w:val="20"/>
           <w:szCs w:val="20"/>
@@ -822,7 +635,7 @@
           <w:tab w:val="left" w:pos="2320"/>
         </w:tabs>
         <w:rPr>
-          <w:rFonts w:ascii="Times New Roman" w:eastAsia="Arial" w:hAnsi="Times New Roman" w:cs="Times New Roman"/>
+          <w:rFonts w:ascii="Times New Roman" w:hAnsi="Times New Roman" w:eastAsia="Arial" w:cs="Times New Roman"/>
           <w:b/>
           <w:sz w:val="20"/>
           <w:szCs w:val="20"/>
@@ -835,7 +648,7 @@
           <w:tab w:val="left" w:pos="2320"/>
         </w:tabs>
         <w:rPr>
-          <w:rFonts w:ascii="Times New Roman" w:eastAsia="Arial" w:hAnsi="Times New Roman" w:cs="Times New Roman"/>
+          <w:rFonts w:ascii="Times New Roman" w:hAnsi="Times New Roman" w:eastAsia="Arial" w:cs="Times New Roman"/>
           <w:b/>
           <w:sz w:val="20"/>
           <w:szCs w:val="20"/>
@@ -848,7 +661,7 @@
           <w:tab w:val="left" w:pos="2320"/>
         </w:tabs>
         <w:rPr>
-          <w:rFonts w:ascii="Times New Roman" w:eastAsia="Arial" w:hAnsi="Times New Roman" w:cs="Times New Roman"/>
+          <w:rFonts w:ascii="Times New Roman" w:hAnsi="Times New Roman" w:eastAsia="Arial" w:cs="Times New Roman"/>
           <w:b/>
           <w:sz w:val="20"/>
           <w:szCs w:val="20"/>
@@ -856,32 +669,12 @@
       </w:pPr>
       <w:r>
         <w:rPr>
-          <w:rFonts w:ascii="Times New Roman" w:eastAsia="Arial" w:hAnsi="Times New Roman" w:cs="Times New Roman"/>
-          <w:b/>
-          <w:sz w:val="20"/>
-          <w:szCs w:val="20"/>
-        </w:rPr>
-        <w:t>Table-</w:t>
-      </w:r>
-      <w:proofErr w:type="gramStart"/>
-      <w:r>
-        <w:rPr>
-          <w:rFonts w:ascii="Times New Roman" w:eastAsia="Arial" w:hAnsi="Times New Roman" w:cs="Times New Roman"/>
-          <w:b/>
-          <w:sz w:val="20"/>
-          <w:szCs w:val="20"/>
-        </w:rPr>
-        <w:t>1 :</w:t>
-      </w:r>
-      <w:proofErr w:type="gramEnd"/>
-      <w:r>
-        <w:rPr>
-          <w:rFonts w:ascii="Times New Roman" w:eastAsia="Arial" w:hAnsi="Times New Roman" w:cs="Times New Roman"/>
-          <w:b/>
-          <w:sz w:val="20"/>
-          <w:szCs w:val="20"/>
-        </w:rPr>
-        <w:t xml:space="preserve"> Components &amp; Technologies:</w:t>
+          <w:rFonts w:ascii="Times New Roman" w:hAnsi="Times New Roman" w:eastAsia="Arial" w:cs="Times New Roman"/>
+          <w:b/>
+          <w:sz w:val="20"/>
+          <w:szCs w:val="20"/>
+        </w:rPr>
+        <w:t>Table-1 : Components &amp; Technologies:</w:t>
       </w:r>
     </w:p>
     <w:p>
@@ -890,7 +683,7 @@
           <w:tab w:val="left" w:pos="2320"/>
         </w:tabs>
         <w:rPr>
-          <w:rFonts w:ascii="Times New Roman" w:eastAsia="Arial" w:hAnsi="Times New Roman" w:cs="Times New Roman"/>
+          <w:rFonts w:ascii="Times New Roman" w:hAnsi="Times New Roman" w:eastAsia="Arial" w:cs="Times New Roman"/>
           <w:b/>
           <w:sz w:val="20"/>
           <w:szCs w:val="20"/>
@@ -899,19 +692,25 @@
     </w:p>
     <w:tbl>
       <w:tblPr>
-        <w:tblStyle w:val="a3"/>
+        <w:tblStyle w:val="22"/>
         <w:tblpPr w:leftFromText="180" w:rightFromText="180" w:vertAnchor="page" w:horzAnchor="margin" w:tblpY="2041"/>
         <w:tblW w:w="11021" w:type="dxa"/>
+        <w:tblInd w:w="0" w:type="dxa"/>
         <w:tblBorders>
-          <w:top w:val="single" w:sz="4" w:space="0" w:color="000000"/>
-          <w:left w:val="single" w:sz="4" w:space="0" w:color="000000"/>
-          <w:bottom w:val="single" w:sz="4" w:space="0" w:color="000000"/>
-          <w:right w:val="single" w:sz="4" w:space="0" w:color="000000"/>
-          <w:insideH w:val="single" w:sz="4" w:space="0" w:color="000000"/>
-          <w:insideV w:val="single" w:sz="4" w:space="0" w:color="000000"/>
+          <w:top w:val="single" w:color="000000" w:sz="4" w:space="0"/>
+          <w:left w:val="single" w:color="000000" w:sz="4" w:space="0"/>
+          <w:bottom w:val="single" w:color="000000" w:sz="4" w:space="0"/>
+          <w:right w:val="single" w:color="000000" w:sz="4" w:space="0"/>
+          <w:insideH w:val="single" w:color="000000" w:sz="4" w:space="0"/>
+          <w:insideV w:val="single" w:color="000000" w:sz="4" w:space="0"/>
         </w:tblBorders>
         <w:tblLayout w:type="fixed"/>
-        <w:tblLook w:val="0400"/>
+        <w:tblCellMar>
+          <w:top w:w="0" w:type="dxa"/>
+          <w:left w:w="108" w:type="dxa"/>
+          <w:bottom w:w="0" w:type="dxa"/>
+          <w:right w:w="108" w:type="dxa"/>
+        </w:tblCellMar>
       </w:tblPr>
       <w:tblGrid>
         <w:gridCol w:w="500"/>
@@ -920,8 +719,24 @@
         <w:gridCol w:w="3322"/>
       </w:tblGrid>
       <w:tr>
+        <w:tblPrEx>
+          <w:tblBorders>
+            <w:top w:val="single" w:color="000000" w:sz="4" w:space="0"/>
+            <w:left w:val="single" w:color="000000" w:sz="4" w:space="0"/>
+            <w:bottom w:val="single" w:color="000000" w:sz="4" w:space="0"/>
+            <w:right w:val="single" w:color="000000" w:sz="4" w:space="0"/>
+            <w:insideH w:val="single" w:color="000000" w:sz="4" w:space="0"/>
+            <w:insideV w:val="single" w:color="000000" w:sz="4" w:space="0"/>
+          </w:tblBorders>
+          <w:tblCellMar>
+            <w:top w:w="0" w:type="dxa"/>
+            <w:left w:w="108" w:type="dxa"/>
+            <w:bottom w:w="0" w:type="dxa"/>
+            <w:right w:w="108" w:type="dxa"/>
+          </w:tblCellMar>
+        </w:tblPrEx>
         <w:trPr>
-          <w:trHeight w:val="382"/>
+          <w:trHeight w:val="382" w:hRule="atLeast"/>
         </w:trPr>
         <w:tc>
           <w:tcPr>
@@ -930,13 +745,13 @@
           </w:tcPr>
           <w:p>
             <w:pPr>
-              <w:rPr>
-                <w:rFonts w:ascii="Times New Roman" w:hAnsi="Times New Roman" w:cs="Times New Roman"/>
-                <w:sz w:val="20"/>
-                <w:szCs w:val="20"/>
-              </w:rPr>
-            </w:pPr>
-            <w:proofErr w:type="spellStart"/>
+              <w:spacing w:after="0" w:line="240" w:lineRule="auto"/>
+              <w:rPr>
+                <w:rFonts w:ascii="Times New Roman" w:hAnsi="Times New Roman" w:cs="Times New Roman"/>
+                <w:sz w:val="20"/>
+                <w:szCs w:val="20"/>
+              </w:rPr>
+            </w:pPr>
             <w:r>
               <w:rPr>
                 <w:rFonts w:ascii="Times New Roman" w:hAnsi="Times New Roman" w:cs="Times New Roman"/>
@@ -946,7 +761,6 @@
               </w:rPr>
               <w:t>S.No</w:t>
             </w:r>
-            <w:proofErr w:type="spellEnd"/>
           </w:p>
         </w:tc>
         <w:tc>
@@ -956,6 +770,7 @@
           </w:tcPr>
           <w:p>
             <w:pPr>
+              <w:spacing w:after="0" w:line="240" w:lineRule="auto"/>
               <w:rPr>
                 <w:rFonts w:ascii="Times New Roman" w:hAnsi="Times New Roman" w:cs="Times New Roman"/>
                 <w:sz w:val="20"/>
@@ -980,6 +795,7 @@
           </w:tcPr>
           <w:p>
             <w:pPr>
+              <w:spacing w:after="0" w:line="240" w:lineRule="auto"/>
               <w:rPr>
                 <w:rFonts w:ascii="Times New Roman" w:hAnsi="Times New Roman" w:cs="Times New Roman"/>
                 <w:sz w:val="20"/>
@@ -1004,6 +820,7 @@
           </w:tcPr>
           <w:p>
             <w:pPr>
+              <w:spacing w:after="0" w:line="240" w:lineRule="auto"/>
               <w:rPr>
                 <w:rFonts w:ascii="Times New Roman" w:hAnsi="Times New Roman" w:cs="Times New Roman"/>
                 <w:sz w:val="20"/>
@@ -1023,8 +840,24 @@
         </w:tc>
       </w:tr>
       <w:tr>
+        <w:tblPrEx>
+          <w:tblBorders>
+            <w:top w:val="single" w:color="000000" w:sz="4" w:space="0"/>
+            <w:left w:val="single" w:color="000000" w:sz="4" w:space="0"/>
+            <w:bottom w:val="single" w:color="000000" w:sz="4" w:space="0"/>
+            <w:right w:val="single" w:color="000000" w:sz="4" w:space="0"/>
+            <w:insideH w:val="single" w:color="000000" w:sz="4" w:space="0"/>
+            <w:insideV w:val="single" w:color="000000" w:sz="4" w:space="0"/>
+          </w:tblBorders>
+          <w:tblCellMar>
+            <w:top w:w="0" w:type="dxa"/>
+            <w:left w:w="108" w:type="dxa"/>
+            <w:bottom w:w="0" w:type="dxa"/>
+            <w:right w:w="108" w:type="dxa"/>
+          </w:tblCellMar>
+        </w:tblPrEx>
         <w:trPr>
-          <w:trHeight w:val="469"/>
+          <w:trHeight w:val="469" w:hRule="atLeast"/>
         </w:trPr>
         <w:tc>
           <w:tcPr>
@@ -1033,6 +866,7 @@
           </w:tcPr>
           <w:p>
             <w:pPr>
+              <w:spacing w:after="0" w:line="240" w:lineRule="auto"/>
               <w:rPr>
                 <w:rFonts w:ascii="Times New Roman" w:hAnsi="Times New Roman" w:cs="Times New Roman"/>
                 <w:sz w:val="20"/>
@@ -1056,6 +890,7 @@
           </w:tcPr>
           <w:p>
             <w:pPr>
+              <w:spacing w:after="0" w:line="240" w:lineRule="auto"/>
               <w:rPr>
                 <w:rFonts w:ascii="Times New Roman" w:hAnsi="Times New Roman" w:cs="Times New Roman"/>
                 <w:sz w:val="20"/>
@@ -1079,6 +914,7 @@
           </w:tcPr>
           <w:p>
             <w:pPr>
+              <w:spacing w:after="0" w:line="240" w:lineRule="auto"/>
               <w:rPr>
                 <w:rFonts w:ascii="Times New Roman" w:hAnsi="Times New Roman" w:cs="Times New Roman"/>
                 <w:sz w:val="20"/>
@@ -1102,54 +938,43 @@
           </w:tcPr>
           <w:p>
             <w:pPr>
-              <w:rPr>
-                <w:rFonts w:ascii="Times New Roman" w:hAnsi="Times New Roman" w:cs="Times New Roman"/>
-                <w:sz w:val="20"/>
-                <w:szCs w:val="20"/>
-              </w:rPr>
-            </w:pPr>
-            <w:proofErr w:type="spellStart"/>
-            <w:r>
-              <w:rPr>
-                <w:rFonts w:ascii="Times New Roman" w:hAnsi="Times New Roman" w:cs="Times New Roman"/>
-                <w:sz w:val="20"/>
-                <w:szCs w:val="20"/>
-              </w:rPr>
-              <w:t>ServiceNow</w:t>
-            </w:r>
-            <w:proofErr w:type="spellEnd"/>
-            <w:r>
-              <w:rPr>
-                <w:rFonts w:ascii="Times New Roman" w:hAnsi="Times New Roman" w:cs="Times New Roman"/>
-                <w:sz w:val="20"/>
-                <w:szCs w:val="20"/>
-              </w:rPr>
-              <w:t xml:space="preserve"> Service Portal / </w:t>
-            </w:r>
-            <w:proofErr w:type="spellStart"/>
-            <w:r>
-              <w:rPr>
-                <w:rFonts w:ascii="Times New Roman" w:hAnsi="Times New Roman" w:cs="Times New Roman"/>
-                <w:sz w:val="20"/>
-                <w:szCs w:val="20"/>
-              </w:rPr>
-              <w:t>Catalog</w:t>
-            </w:r>
-            <w:proofErr w:type="spellEnd"/>
-            <w:r>
-              <w:rPr>
-                <w:rFonts w:ascii="Times New Roman" w:hAnsi="Times New Roman" w:cs="Times New Roman"/>
-                <w:sz w:val="20"/>
-                <w:szCs w:val="20"/>
-              </w:rPr>
-              <w:t xml:space="preserve"> UI, HTML, CSS, JavaScript</w:t>
+              <w:spacing w:after="0" w:line="240" w:lineRule="auto"/>
+              <w:rPr>
+                <w:rFonts w:ascii="Times New Roman" w:hAnsi="Times New Roman" w:cs="Times New Roman"/>
+                <w:sz w:val="20"/>
+                <w:szCs w:val="20"/>
+              </w:rPr>
+            </w:pPr>
+            <w:r>
+              <w:rPr>
+                <w:rFonts w:ascii="Times New Roman" w:hAnsi="Times New Roman" w:cs="Times New Roman"/>
+                <w:sz w:val="20"/>
+                <w:szCs w:val="20"/>
+              </w:rPr>
+              <w:t>ServiceNow Service Portal / Catalog UI, HTML, CSS, JavaScript</w:t>
             </w:r>
           </w:p>
         </w:tc>
       </w:tr>
       <w:tr>
+        <w:tblPrEx>
+          <w:tblBorders>
+            <w:top w:val="single" w:color="000000" w:sz="4" w:space="0"/>
+            <w:left w:val="single" w:color="000000" w:sz="4" w:space="0"/>
+            <w:bottom w:val="single" w:color="000000" w:sz="4" w:space="0"/>
+            <w:right w:val="single" w:color="000000" w:sz="4" w:space="0"/>
+            <w:insideH w:val="single" w:color="000000" w:sz="4" w:space="0"/>
+            <w:insideV w:val="single" w:color="000000" w:sz="4" w:space="0"/>
+          </w:tblBorders>
+          <w:tblCellMar>
+            <w:top w:w="0" w:type="dxa"/>
+            <w:left w:w="108" w:type="dxa"/>
+            <w:bottom w:w="0" w:type="dxa"/>
+            <w:right w:w="108" w:type="dxa"/>
+          </w:tblCellMar>
+        </w:tblPrEx>
         <w:trPr>
-          <w:trHeight w:val="451"/>
+          <w:trHeight w:val="451" w:hRule="atLeast"/>
         </w:trPr>
         <w:tc>
           <w:tcPr>
@@ -1158,6 +983,7 @@
           </w:tcPr>
           <w:p>
             <w:pPr>
+              <w:spacing w:after="0" w:line="240" w:lineRule="auto"/>
               <w:rPr>
                 <w:rFonts w:ascii="Times New Roman" w:hAnsi="Times New Roman" w:cs="Times New Roman"/>
                 <w:sz w:val="20"/>
@@ -1181,6 +1007,7 @@
           </w:tcPr>
           <w:p>
             <w:pPr>
+              <w:spacing w:after="0" w:line="240" w:lineRule="auto"/>
               <w:rPr>
                 <w:rFonts w:ascii="Times New Roman" w:hAnsi="Times New Roman" w:cs="Times New Roman"/>
                 <w:sz w:val="20"/>
@@ -1204,6 +1031,7 @@
           </w:tcPr>
           <w:p>
             <w:pPr>
+              <w:spacing w:after="0" w:line="240" w:lineRule="auto"/>
               <w:rPr>
                 <w:rFonts w:ascii="Times New Roman" w:hAnsi="Times New Roman" w:cs="Times New Roman"/>
                 <w:sz w:val="20"/>
@@ -1227,54 +1055,43 @@
           </w:tcPr>
           <w:p>
             <w:pPr>
-              <w:rPr>
-                <w:rFonts w:ascii="Times New Roman" w:hAnsi="Times New Roman" w:cs="Times New Roman"/>
-                <w:sz w:val="20"/>
-                <w:szCs w:val="20"/>
-              </w:rPr>
-            </w:pPr>
-            <w:proofErr w:type="spellStart"/>
-            <w:r>
-              <w:rPr>
-                <w:rFonts w:ascii="Times New Roman" w:hAnsi="Times New Roman" w:cs="Times New Roman"/>
-                <w:sz w:val="20"/>
-                <w:szCs w:val="20"/>
-              </w:rPr>
-              <w:t>ServiceNowCatalog</w:t>
-            </w:r>
-            <w:proofErr w:type="spellEnd"/>
-            <w:r>
-              <w:rPr>
-                <w:rFonts w:ascii="Times New Roman" w:hAnsi="Times New Roman" w:cs="Times New Roman"/>
-                <w:sz w:val="20"/>
-                <w:szCs w:val="20"/>
-              </w:rPr>
-              <w:t xml:space="preserve"> Item &amp;</w:t>
-            </w:r>
-            <w:proofErr w:type="spellStart"/>
-            <w:r>
-              <w:rPr>
-                <w:rFonts w:ascii="Times New Roman" w:hAnsi="Times New Roman" w:cs="Times New Roman"/>
-                <w:sz w:val="20"/>
-                <w:szCs w:val="20"/>
-              </w:rPr>
-              <w:t>Catalog</w:t>
-            </w:r>
-            <w:proofErr w:type="spellEnd"/>
-            <w:r>
-              <w:rPr>
-                <w:rFonts w:ascii="Times New Roman" w:hAnsi="Times New Roman" w:cs="Times New Roman"/>
-                <w:sz w:val="20"/>
-                <w:szCs w:val="20"/>
-              </w:rPr>
-              <w:t xml:space="preserve"> Client Script</w:t>
+              <w:spacing w:after="0" w:line="240" w:lineRule="auto"/>
+              <w:rPr>
+                <w:rFonts w:ascii="Times New Roman" w:hAnsi="Times New Roman" w:cs="Times New Roman"/>
+                <w:sz w:val="20"/>
+                <w:szCs w:val="20"/>
+              </w:rPr>
+            </w:pPr>
+            <w:r>
+              <w:rPr>
+                <w:rFonts w:ascii="Times New Roman" w:hAnsi="Times New Roman" w:cs="Times New Roman"/>
+                <w:sz w:val="20"/>
+                <w:szCs w:val="20"/>
+              </w:rPr>
+              <w:t>ServiceNowCatalog Item &amp;Catalog Client Script</w:t>
             </w:r>
           </w:p>
         </w:tc>
       </w:tr>
       <w:tr>
+        <w:tblPrEx>
+          <w:tblBorders>
+            <w:top w:val="single" w:color="000000" w:sz="4" w:space="0"/>
+            <w:left w:val="single" w:color="000000" w:sz="4" w:space="0"/>
+            <w:bottom w:val="single" w:color="000000" w:sz="4" w:space="0"/>
+            <w:right w:val="single" w:color="000000" w:sz="4" w:space="0"/>
+            <w:insideH w:val="single" w:color="000000" w:sz="4" w:space="0"/>
+            <w:insideV w:val="single" w:color="000000" w:sz="4" w:space="0"/>
+          </w:tblBorders>
+          <w:tblCellMar>
+            <w:top w:w="0" w:type="dxa"/>
+            <w:left w:w="108" w:type="dxa"/>
+            <w:bottom w:w="0" w:type="dxa"/>
+            <w:right w:w="108" w:type="dxa"/>
+          </w:tblCellMar>
+        </w:tblPrEx>
         <w:trPr>
-          <w:trHeight w:val="451"/>
+          <w:trHeight w:val="451" w:hRule="atLeast"/>
         </w:trPr>
         <w:tc>
           <w:tcPr>
@@ -1283,6 +1100,7 @@
           </w:tcPr>
           <w:p>
             <w:pPr>
+              <w:spacing w:after="0" w:line="240" w:lineRule="auto"/>
               <w:rPr>
                 <w:rFonts w:ascii="Times New Roman" w:hAnsi="Times New Roman" w:cs="Times New Roman"/>
                 <w:sz w:val="20"/>
@@ -1306,6 +1124,7 @@
           </w:tcPr>
           <w:p>
             <w:pPr>
+              <w:spacing w:after="0" w:line="240" w:lineRule="auto"/>
               <w:rPr>
                 <w:rFonts w:ascii="Times New Roman" w:hAnsi="Times New Roman" w:cs="Times New Roman"/>
                 <w:sz w:val="20"/>
@@ -1329,6 +1148,7 @@
           </w:tcPr>
           <w:p>
             <w:pPr>
+              <w:spacing w:after="0" w:line="240" w:lineRule="auto"/>
               <w:rPr>
                 <w:rFonts w:ascii="Times New Roman" w:hAnsi="Times New Roman" w:cs="Times New Roman"/>
                 <w:sz w:val="20"/>
@@ -1352,36 +1172,43 @@
           </w:tcPr>
           <w:p>
             <w:pPr>
-              <w:rPr>
-                <w:rFonts w:ascii="Times New Roman" w:hAnsi="Times New Roman" w:cs="Times New Roman"/>
-                <w:sz w:val="20"/>
-                <w:szCs w:val="20"/>
-              </w:rPr>
-            </w:pPr>
-            <w:proofErr w:type="spellStart"/>
-            <w:r>
-              <w:rPr>
-                <w:rFonts w:ascii="Times New Roman" w:hAnsi="Times New Roman" w:cs="Times New Roman"/>
-                <w:sz w:val="20"/>
-                <w:szCs w:val="20"/>
-              </w:rPr>
-              <w:t>ServiceNow</w:t>
-            </w:r>
-            <w:proofErr w:type="spellEnd"/>
-            <w:r>
-              <w:rPr>
-                <w:rFonts w:ascii="Times New Roman" w:hAnsi="Times New Roman" w:cs="Times New Roman"/>
-                <w:sz w:val="20"/>
-                <w:szCs w:val="20"/>
-              </w:rPr>
-              <w:t xml:space="preserve"> Client Script / JavaScript</w:t>
+              <w:spacing w:after="0" w:line="240" w:lineRule="auto"/>
+              <w:rPr>
+                <w:rFonts w:ascii="Times New Roman" w:hAnsi="Times New Roman" w:cs="Times New Roman"/>
+                <w:sz w:val="20"/>
+                <w:szCs w:val="20"/>
+              </w:rPr>
+            </w:pPr>
+            <w:r>
+              <w:rPr>
+                <w:rFonts w:ascii="Times New Roman" w:hAnsi="Times New Roman" w:cs="Times New Roman"/>
+                <w:sz w:val="20"/>
+                <w:szCs w:val="20"/>
+              </w:rPr>
+              <w:t>ServiceNow Client Script / JavaScript</w:t>
             </w:r>
           </w:p>
         </w:tc>
       </w:tr>
       <w:tr>
+        <w:tblPrEx>
+          <w:tblBorders>
+            <w:top w:val="single" w:color="000000" w:sz="4" w:space="0"/>
+            <w:left w:val="single" w:color="000000" w:sz="4" w:space="0"/>
+            <w:bottom w:val="single" w:color="000000" w:sz="4" w:space="0"/>
+            <w:right w:val="single" w:color="000000" w:sz="4" w:space="0"/>
+            <w:insideH w:val="single" w:color="000000" w:sz="4" w:space="0"/>
+            <w:insideV w:val="single" w:color="000000" w:sz="4" w:space="0"/>
+          </w:tblBorders>
+          <w:tblCellMar>
+            <w:top w:w="0" w:type="dxa"/>
+            <w:left w:w="108" w:type="dxa"/>
+            <w:bottom w:w="0" w:type="dxa"/>
+            <w:right w:w="108" w:type="dxa"/>
+          </w:tblCellMar>
+        </w:tblPrEx>
         <w:trPr>
-          <w:trHeight w:val="451"/>
+          <w:trHeight w:val="451" w:hRule="atLeast"/>
         </w:trPr>
         <w:tc>
           <w:tcPr>
@@ -1390,6 +1217,7 @@
           </w:tcPr>
           <w:p>
             <w:pPr>
+              <w:spacing w:after="0" w:line="240" w:lineRule="auto"/>
               <w:rPr>
                 <w:rFonts w:ascii="Times New Roman" w:hAnsi="Times New Roman" w:cs="Times New Roman"/>
                 <w:sz w:val="20"/>
@@ -1413,6 +1241,7 @@
           </w:tcPr>
           <w:p>
             <w:pPr>
+              <w:spacing w:after="0" w:line="240" w:lineRule="auto"/>
               <w:rPr>
                 <w:rFonts w:ascii="Times New Roman" w:hAnsi="Times New Roman" w:cs="Times New Roman"/>
                 <w:sz w:val="20"/>
@@ -1436,6 +1265,7 @@
           </w:tcPr>
           <w:p>
             <w:pPr>
+              <w:spacing w:after="0" w:line="240" w:lineRule="auto"/>
               <w:rPr>
                 <w:rFonts w:ascii="Times New Roman" w:hAnsi="Times New Roman" w:cs="Times New Roman"/>
                 <w:sz w:val="20"/>
@@ -1459,54 +1289,43 @@
           </w:tcPr>
           <w:p>
             <w:pPr>
-              <w:rPr>
-                <w:rFonts w:ascii="Times New Roman" w:hAnsi="Times New Roman" w:cs="Times New Roman"/>
-                <w:sz w:val="20"/>
-                <w:szCs w:val="20"/>
-              </w:rPr>
-            </w:pPr>
-            <w:proofErr w:type="spellStart"/>
-            <w:r>
-              <w:rPr>
-                <w:rFonts w:ascii="Times New Roman" w:hAnsi="Times New Roman" w:cs="Times New Roman"/>
-                <w:sz w:val="20"/>
-                <w:szCs w:val="20"/>
-              </w:rPr>
-              <w:t>ServiceNow</w:t>
-            </w:r>
-            <w:proofErr w:type="spellEnd"/>
-            <w:r>
-              <w:rPr>
-                <w:rFonts w:ascii="Times New Roman" w:hAnsi="Times New Roman" w:cs="Times New Roman"/>
-                <w:sz w:val="20"/>
-                <w:szCs w:val="20"/>
-              </w:rPr>
-              <w:t xml:space="preserve"> Portal Widget, </w:t>
-            </w:r>
-            <w:proofErr w:type="spellStart"/>
-            <w:r>
-              <w:rPr>
-                <w:rFonts w:ascii="Times New Roman" w:hAnsi="Times New Roman" w:cs="Times New Roman"/>
-                <w:sz w:val="20"/>
-                <w:szCs w:val="20"/>
-              </w:rPr>
-              <w:t>AngularJS</w:t>
-            </w:r>
-            <w:proofErr w:type="spellEnd"/>
-            <w:r>
-              <w:rPr>
-                <w:rFonts w:ascii="Times New Roman" w:hAnsi="Times New Roman" w:cs="Times New Roman"/>
-                <w:sz w:val="20"/>
-                <w:szCs w:val="20"/>
-              </w:rPr>
-              <w:t>, JavaScript</w:t>
+              <w:spacing w:after="0" w:line="240" w:lineRule="auto"/>
+              <w:rPr>
+                <w:rFonts w:ascii="Times New Roman" w:hAnsi="Times New Roman" w:cs="Times New Roman"/>
+                <w:sz w:val="20"/>
+                <w:szCs w:val="20"/>
+              </w:rPr>
+            </w:pPr>
+            <w:r>
+              <w:rPr>
+                <w:rFonts w:ascii="Times New Roman" w:hAnsi="Times New Roman" w:cs="Times New Roman"/>
+                <w:sz w:val="20"/>
+                <w:szCs w:val="20"/>
+              </w:rPr>
+              <w:t>ServiceNow Portal Widget, AngularJS, JavaScript</w:t>
             </w:r>
           </w:p>
         </w:tc>
       </w:tr>
       <w:tr>
+        <w:tblPrEx>
+          <w:tblBorders>
+            <w:top w:val="single" w:color="000000" w:sz="4" w:space="0"/>
+            <w:left w:val="single" w:color="000000" w:sz="4" w:space="0"/>
+            <w:bottom w:val="single" w:color="000000" w:sz="4" w:space="0"/>
+            <w:right w:val="single" w:color="000000" w:sz="4" w:space="0"/>
+            <w:insideH w:val="single" w:color="000000" w:sz="4" w:space="0"/>
+            <w:insideV w:val="single" w:color="000000" w:sz="4" w:space="0"/>
+          </w:tblBorders>
+          <w:tblCellMar>
+            <w:top w:w="0" w:type="dxa"/>
+            <w:left w:w="108" w:type="dxa"/>
+            <w:bottom w:w="0" w:type="dxa"/>
+            <w:right w:w="108" w:type="dxa"/>
+          </w:tblCellMar>
+        </w:tblPrEx>
         <w:trPr>
-          <w:trHeight w:val="469"/>
+          <w:trHeight w:val="469" w:hRule="atLeast"/>
         </w:trPr>
         <w:tc>
           <w:tcPr>
@@ -1515,6 +1334,7 @@
           </w:tcPr>
           <w:p>
             <w:pPr>
+              <w:spacing w:after="0" w:line="240" w:lineRule="auto"/>
               <w:rPr>
                 <w:rFonts w:ascii="Times New Roman" w:hAnsi="Times New Roman" w:cs="Times New Roman"/>
                 <w:sz w:val="20"/>
@@ -1538,6 +1358,7 @@
           </w:tcPr>
           <w:p>
             <w:pPr>
+              <w:spacing w:after="0" w:line="240" w:lineRule="auto"/>
               <w:rPr>
                 <w:rFonts w:ascii="Times New Roman" w:hAnsi="Times New Roman" w:cs="Times New Roman"/>
                 <w:sz w:val="20"/>
@@ -1561,6 +1382,7 @@
           </w:tcPr>
           <w:p>
             <w:pPr>
+              <w:spacing w:after="0" w:line="240" w:lineRule="auto"/>
               <w:rPr>
                 <w:rFonts w:ascii="Times New Roman" w:hAnsi="Times New Roman" w:cs="Times New Roman"/>
                 <w:sz w:val="20"/>
@@ -1584,36 +1406,43 @@
           </w:tcPr>
           <w:p>
             <w:pPr>
-              <w:rPr>
-                <w:rFonts w:ascii="Times New Roman" w:hAnsi="Times New Roman" w:cs="Times New Roman"/>
-                <w:sz w:val="20"/>
-                <w:szCs w:val="20"/>
-              </w:rPr>
-            </w:pPr>
-            <w:proofErr w:type="spellStart"/>
-            <w:r>
-              <w:rPr>
-                <w:rFonts w:ascii="Times New Roman" w:hAnsi="Times New Roman" w:cs="Times New Roman"/>
-                <w:sz w:val="20"/>
-                <w:szCs w:val="20"/>
-              </w:rPr>
-              <w:t>ServiceNow</w:t>
-            </w:r>
-            <w:proofErr w:type="spellEnd"/>
-            <w:r>
-              <w:rPr>
-                <w:rFonts w:ascii="Times New Roman" w:hAnsi="Times New Roman" w:cs="Times New Roman"/>
-                <w:sz w:val="20"/>
-                <w:szCs w:val="20"/>
-              </w:rPr>
-              <w:t xml:space="preserve"> platform tables / database</w:t>
+              <w:spacing w:after="0" w:line="240" w:lineRule="auto"/>
+              <w:rPr>
+                <w:rFonts w:ascii="Times New Roman" w:hAnsi="Times New Roman" w:cs="Times New Roman"/>
+                <w:sz w:val="20"/>
+                <w:szCs w:val="20"/>
+              </w:rPr>
+            </w:pPr>
+            <w:r>
+              <w:rPr>
+                <w:rFonts w:ascii="Times New Roman" w:hAnsi="Times New Roman" w:cs="Times New Roman"/>
+                <w:sz w:val="20"/>
+                <w:szCs w:val="20"/>
+              </w:rPr>
+              <w:t>ServiceNow platform tables / database</w:t>
             </w:r>
           </w:p>
         </w:tc>
       </w:tr>
       <w:tr>
+        <w:tblPrEx>
+          <w:tblBorders>
+            <w:top w:val="single" w:color="000000" w:sz="4" w:space="0"/>
+            <w:left w:val="single" w:color="000000" w:sz="4" w:space="0"/>
+            <w:bottom w:val="single" w:color="000000" w:sz="4" w:space="0"/>
+            <w:right w:val="single" w:color="000000" w:sz="4" w:space="0"/>
+            <w:insideH w:val="single" w:color="000000" w:sz="4" w:space="0"/>
+            <w:insideV w:val="single" w:color="000000" w:sz="4" w:space="0"/>
+          </w:tblBorders>
+          <w:tblCellMar>
+            <w:top w:w="0" w:type="dxa"/>
+            <w:left w:w="108" w:type="dxa"/>
+            <w:bottom w:w="0" w:type="dxa"/>
+            <w:right w:w="108" w:type="dxa"/>
+          </w:tblCellMar>
+        </w:tblPrEx>
         <w:trPr>
-          <w:trHeight w:val="469"/>
+          <w:trHeight w:val="469" w:hRule="atLeast"/>
         </w:trPr>
         <w:tc>
           <w:tcPr>
@@ -1622,6 +1451,7 @@
           </w:tcPr>
           <w:p>
             <w:pPr>
+              <w:spacing w:after="0" w:line="240" w:lineRule="auto"/>
               <w:rPr>
                 <w:rFonts w:ascii="Times New Roman" w:hAnsi="Times New Roman" w:cs="Times New Roman"/>
                 <w:sz w:val="20"/>
@@ -1645,6 +1475,7 @@
           </w:tcPr>
           <w:p>
             <w:pPr>
+              <w:spacing w:after="0" w:line="240" w:lineRule="auto"/>
               <w:rPr>
                 <w:rFonts w:ascii="Times New Roman" w:hAnsi="Times New Roman" w:cs="Times New Roman"/>
                 <w:sz w:val="20"/>
@@ -1668,37 +1499,20 @@
           </w:tcPr>
           <w:p>
             <w:pPr>
-              <w:rPr>
-                <w:rFonts w:ascii="Times New Roman" w:hAnsi="Times New Roman" w:cs="Times New Roman"/>
-                <w:sz w:val="20"/>
-                <w:szCs w:val="20"/>
-              </w:rPr>
-            </w:pPr>
-            <w:r>
-              <w:rPr>
-                <w:rFonts w:ascii="Times New Roman" w:hAnsi="Times New Roman" w:cs="Times New Roman"/>
-                <w:sz w:val="20"/>
-                <w:szCs w:val="20"/>
-              </w:rPr>
-              <w:t xml:space="preserve">Cloud-hosted data storage provided by the </w:t>
-            </w:r>
-            <w:proofErr w:type="spellStart"/>
-            <w:r>
-              <w:rPr>
-                <w:rFonts w:ascii="Times New Roman" w:hAnsi="Times New Roman" w:cs="Times New Roman"/>
-                <w:sz w:val="20"/>
-                <w:szCs w:val="20"/>
-              </w:rPr>
-              <w:t>ServiceNow</w:t>
-            </w:r>
-            <w:proofErr w:type="spellEnd"/>
-            <w:r>
-              <w:rPr>
-                <w:rFonts w:ascii="Times New Roman" w:hAnsi="Times New Roman" w:cs="Times New Roman"/>
-                <w:sz w:val="20"/>
-                <w:szCs w:val="20"/>
-              </w:rPr>
-              <w:t xml:space="preserve"> platform.</w:t>
+              <w:spacing w:after="0" w:line="240" w:lineRule="auto"/>
+              <w:rPr>
+                <w:rFonts w:ascii="Times New Roman" w:hAnsi="Times New Roman" w:cs="Times New Roman"/>
+                <w:sz w:val="20"/>
+                <w:szCs w:val="20"/>
+              </w:rPr>
+            </w:pPr>
+            <w:r>
+              <w:rPr>
+                <w:rFonts w:ascii="Times New Roman" w:hAnsi="Times New Roman" w:cs="Times New Roman"/>
+                <w:sz w:val="20"/>
+                <w:szCs w:val="20"/>
+              </w:rPr>
+              <w:t>Cloud-hosted data storage provided by the ServiceNow platform.</w:t>
             </w:r>
           </w:p>
         </w:tc>
@@ -1709,36 +1523,43 @@
           </w:tcPr>
           <w:p>
             <w:pPr>
-              <w:rPr>
-                <w:rFonts w:ascii="Times New Roman" w:hAnsi="Times New Roman" w:cs="Times New Roman"/>
-                <w:sz w:val="20"/>
-                <w:szCs w:val="20"/>
-              </w:rPr>
-            </w:pPr>
-            <w:proofErr w:type="spellStart"/>
-            <w:r>
-              <w:rPr>
-                <w:rFonts w:ascii="Times New Roman" w:hAnsi="Times New Roman" w:cs="Times New Roman"/>
-                <w:sz w:val="20"/>
-                <w:szCs w:val="20"/>
-              </w:rPr>
-              <w:t>ServiceNow</w:t>
-            </w:r>
-            <w:proofErr w:type="spellEnd"/>
-            <w:r>
-              <w:rPr>
-                <w:rFonts w:ascii="Times New Roman" w:hAnsi="Times New Roman" w:cs="Times New Roman"/>
-                <w:sz w:val="20"/>
-                <w:szCs w:val="20"/>
-              </w:rPr>
-              <w:t xml:space="preserve"> Cloud Database</w:t>
+              <w:spacing w:after="0" w:line="240" w:lineRule="auto"/>
+              <w:rPr>
+                <w:rFonts w:ascii="Times New Roman" w:hAnsi="Times New Roman" w:cs="Times New Roman"/>
+                <w:sz w:val="20"/>
+                <w:szCs w:val="20"/>
+              </w:rPr>
+            </w:pPr>
+            <w:r>
+              <w:rPr>
+                <w:rFonts w:ascii="Times New Roman" w:hAnsi="Times New Roman" w:cs="Times New Roman"/>
+                <w:sz w:val="20"/>
+                <w:szCs w:val="20"/>
+              </w:rPr>
+              <w:t>ServiceNow Cloud Database</w:t>
             </w:r>
           </w:p>
         </w:tc>
       </w:tr>
       <w:tr>
+        <w:tblPrEx>
+          <w:tblBorders>
+            <w:top w:val="single" w:color="000000" w:sz="4" w:space="0"/>
+            <w:left w:val="single" w:color="000000" w:sz="4" w:space="0"/>
+            <w:bottom w:val="single" w:color="000000" w:sz="4" w:space="0"/>
+            <w:right w:val="single" w:color="000000" w:sz="4" w:space="0"/>
+            <w:insideH w:val="single" w:color="000000" w:sz="4" w:space="0"/>
+            <w:insideV w:val="single" w:color="000000" w:sz="4" w:space="0"/>
+          </w:tblBorders>
+          <w:tblCellMar>
+            <w:top w:w="0" w:type="dxa"/>
+            <w:left w:w="108" w:type="dxa"/>
+            <w:bottom w:w="0" w:type="dxa"/>
+            <w:right w:w="108" w:type="dxa"/>
+          </w:tblCellMar>
+        </w:tblPrEx>
         <w:trPr>
-          <w:trHeight w:val="469"/>
+          <w:trHeight w:val="469" w:hRule="atLeast"/>
         </w:trPr>
         <w:tc>
           <w:tcPr>
@@ -1747,6 +1568,7 @@
           </w:tcPr>
           <w:p>
             <w:pPr>
+              <w:spacing w:after="0" w:line="240" w:lineRule="auto"/>
               <w:rPr>
                 <w:rFonts w:ascii="Times New Roman" w:hAnsi="Times New Roman" w:cs="Times New Roman"/>
                 <w:sz w:val="20"/>
@@ -1770,6 +1592,7 @@
           </w:tcPr>
           <w:p>
             <w:pPr>
+              <w:spacing w:after="0" w:line="240" w:lineRule="auto"/>
               <w:rPr>
                 <w:rFonts w:ascii="Times New Roman" w:hAnsi="Times New Roman" w:cs="Times New Roman"/>
                 <w:sz w:val="20"/>
@@ -1793,6 +1616,7 @@
           </w:tcPr>
           <w:p>
             <w:pPr>
+              <w:spacing w:after="0" w:line="240" w:lineRule="auto"/>
               <w:rPr>
                 <w:rFonts w:ascii="Times New Roman" w:hAnsi="Times New Roman" w:cs="Times New Roman"/>
                 <w:sz w:val="20"/>
@@ -1816,36 +1640,43 @@
           </w:tcPr>
           <w:p>
             <w:pPr>
-              <w:rPr>
-                <w:rFonts w:ascii="Times New Roman" w:hAnsi="Times New Roman" w:cs="Times New Roman"/>
-                <w:sz w:val="20"/>
-                <w:szCs w:val="20"/>
-              </w:rPr>
-            </w:pPr>
-            <w:proofErr w:type="spellStart"/>
-            <w:r>
-              <w:rPr>
-                <w:rFonts w:ascii="Times New Roman" w:hAnsi="Times New Roman" w:cs="Times New Roman"/>
-                <w:sz w:val="20"/>
-                <w:szCs w:val="20"/>
-              </w:rPr>
-              <w:t>ServiceNow</w:t>
-            </w:r>
-            <w:proofErr w:type="spellEnd"/>
-            <w:r>
-              <w:rPr>
-                <w:rFonts w:ascii="Times New Roman" w:hAnsi="Times New Roman" w:cs="Times New Roman"/>
-                <w:sz w:val="20"/>
-                <w:szCs w:val="20"/>
-              </w:rPr>
-              <w:t xml:space="preserve"> platform storage / configuration records</w:t>
+              <w:spacing w:after="0" w:line="240" w:lineRule="auto"/>
+              <w:rPr>
+                <w:rFonts w:ascii="Times New Roman" w:hAnsi="Times New Roman" w:cs="Times New Roman"/>
+                <w:sz w:val="20"/>
+                <w:szCs w:val="20"/>
+              </w:rPr>
+            </w:pPr>
+            <w:r>
+              <w:rPr>
+                <w:rFonts w:ascii="Times New Roman" w:hAnsi="Times New Roman" w:cs="Times New Roman"/>
+                <w:sz w:val="20"/>
+                <w:szCs w:val="20"/>
+              </w:rPr>
+              <w:t>ServiceNow platform storage / configuration records</w:t>
             </w:r>
           </w:p>
         </w:tc>
       </w:tr>
       <w:tr>
+        <w:tblPrEx>
+          <w:tblBorders>
+            <w:top w:val="single" w:color="000000" w:sz="4" w:space="0"/>
+            <w:left w:val="single" w:color="000000" w:sz="4" w:space="0"/>
+            <w:bottom w:val="single" w:color="000000" w:sz="4" w:space="0"/>
+            <w:right w:val="single" w:color="000000" w:sz="4" w:space="0"/>
+            <w:insideH w:val="single" w:color="000000" w:sz="4" w:space="0"/>
+            <w:insideV w:val="single" w:color="000000" w:sz="4" w:space="0"/>
+          </w:tblBorders>
+          <w:tblCellMar>
+            <w:top w:w="0" w:type="dxa"/>
+            <w:left w:w="108" w:type="dxa"/>
+            <w:bottom w:w="0" w:type="dxa"/>
+            <w:right w:w="108" w:type="dxa"/>
+          </w:tblCellMar>
+        </w:tblPrEx>
         <w:trPr>
-          <w:trHeight w:val="469"/>
+          <w:trHeight w:val="469" w:hRule="atLeast"/>
         </w:trPr>
         <w:tc>
           <w:tcPr>
@@ -1854,6 +1685,7 @@
           </w:tcPr>
           <w:p>
             <w:pPr>
+              <w:spacing w:after="0" w:line="240" w:lineRule="auto"/>
               <w:rPr>
                 <w:rFonts w:ascii="Times New Roman" w:hAnsi="Times New Roman" w:cs="Times New Roman"/>
                 <w:sz w:val="20"/>
@@ -1877,6 +1709,7 @@
           </w:tcPr>
           <w:p>
             <w:pPr>
+              <w:spacing w:after="0" w:line="240" w:lineRule="auto"/>
               <w:rPr>
                 <w:rFonts w:ascii="Times New Roman" w:hAnsi="Times New Roman" w:cs="Times New Roman"/>
                 <w:sz w:val="20"/>
@@ -1900,6 +1733,7 @@
           </w:tcPr>
           <w:p>
             <w:pPr>
+              <w:spacing w:after="0" w:line="240" w:lineRule="auto"/>
               <w:rPr>
                 <w:rFonts w:ascii="Times New Roman" w:hAnsi="Times New Roman" w:cs="Times New Roman"/>
                 <w:sz w:val="20"/>
@@ -1923,6 +1757,7 @@
           </w:tcPr>
           <w:p>
             <w:pPr>
+              <w:spacing w:after="0" w:line="240" w:lineRule="auto"/>
               <w:rPr>
                 <w:rFonts w:ascii="Times New Roman" w:hAnsi="Times New Roman" w:cs="Times New Roman"/>
                 <w:sz w:val="20"/>
@@ -1941,8 +1776,24 @@
         </w:tc>
       </w:tr>
       <w:tr>
+        <w:tblPrEx>
+          <w:tblBorders>
+            <w:top w:val="single" w:color="000000" w:sz="4" w:space="0"/>
+            <w:left w:val="single" w:color="000000" w:sz="4" w:space="0"/>
+            <w:bottom w:val="single" w:color="000000" w:sz="4" w:space="0"/>
+            <w:right w:val="single" w:color="000000" w:sz="4" w:space="0"/>
+            <w:insideH w:val="single" w:color="000000" w:sz="4" w:space="0"/>
+            <w:insideV w:val="single" w:color="000000" w:sz="4" w:space="0"/>
+          </w:tblBorders>
+          <w:tblCellMar>
+            <w:top w:w="0" w:type="dxa"/>
+            <w:left w:w="108" w:type="dxa"/>
+            <w:bottom w:w="0" w:type="dxa"/>
+            <w:right w:w="108" w:type="dxa"/>
+          </w:tblCellMar>
+        </w:tblPrEx>
         <w:trPr>
-          <w:trHeight w:val="469"/>
+          <w:trHeight w:val="469" w:hRule="atLeast"/>
         </w:trPr>
         <w:tc>
           <w:tcPr>
@@ -1951,6 +1802,7 @@
           </w:tcPr>
           <w:p>
             <w:pPr>
+              <w:spacing w:after="0" w:line="240" w:lineRule="auto"/>
               <w:rPr>
                 <w:rFonts w:ascii="Times New Roman" w:hAnsi="Times New Roman" w:cs="Times New Roman"/>
                 <w:sz w:val="20"/>
@@ -1974,6 +1826,7 @@
           </w:tcPr>
           <w:p>
             <w:pPr>
+              <w:spacing w:after="0" w:line="240" w:lineRule="auto"/>
               <w:rPr>
                 <w:rFonts w:ascii="Times New Roman" w:hAnsi="Times New Roman" w:cs="Times New Roman"/>
                 <w:sz w:val="20"/>
@@ -1997,6 +1850,7 @@
           </w:tcPr>
           <w:p>
             <w:pPr>
+              <w:spacing w:after="0" w:line="240" w:lineRule="auto"/>
               <w:rPr>
                 <w:rFonts w:ascii="Times New Roman" w:hAnsi="Times New Roman" w:cs="Times New Roman"/>
                 <w:sz w:val="20"/>
@@ -2020,6 +1874,7 @@
           </w:tcPr>
           <w:p>
             <w:pPr>
+              <w:spacing w:after="0" w:line="240" w:lineRule="auto"/>
               <w:rPr>
                 <w:rFonts w:ascii="Times New Roman" w:hAnsi="Times New Roman" w:cs="Times New Roman"/>
                 <w:sz w:val="20"/>
@@ -2038,8 +1893,24 @@
         </w:tc>
       </w:tr>
       <w:tr>
+        <w:tblPrEx>
+          <w:tblBorders>
+            <w:top w:val="single" w:color="000000" w:sz="4" w:space="0"/>
+            <w:left w:val="single" w:color="000000" w:sz="4" w:space="0"/>
+            <w:bottom w:val="single" w:color="000000" w:sz="4" w:space="0"/>
+            <w:right w:val="single" w:color="000000" w:sz="4" w:space="0"/>
+            <w:insideH w:val="single" w:color="000000" w:sz="4" w:space="0"/>
+            <w:insideV w:val="single" w:color="000000" w:sz="4" w:space="0"/>
+          </w:tblBorders>
+          <w:tblCellMar>
+            <w:top w:w="0" w:type="dxa"/>
+            <w:left w:w="108" w:type="dxa"/>
+            <w:bottom w:w="0" w:type="dxa"/>
+            <w:right w:w="108" w:type="dxa"/>
+          </w:tblCellMar>
+        </w:tblPrEx>
         <w:trPr>
-          <w:trHeight w:val="469"/>
+          <w:trHeight w:val="469" w:hRule="atLeast"/>
         </w:trPr>
         <w:tc>
           <w:tcPr>
@@ -2048,6 +1919,7 @@
           </w:tcPr>
           <w:p>
             <w:pPr>
+              <w:spacing w:after="0" w:line="240" w:lineRule="auto"/>
               <w:rPr>
                 <w:rFonts w:ascii="Times New Roman" w:hAnsi="Times New Roman" w:cs="Times New Roman"/>
                 <w:sz w:val="20"/>
@@ -2071,6 +1943,7 @@
           </w:tcPr>
           <w:p>
             <w:pPr>
+              <w:spacing w:after="0" w:line="240" w:lineRule="auto"/>
               <w:rPr>
                 <w:rFonts w:ascii="Times New Roman" w:hAnsi="Times New Roman" w:cs="Times New Roman"/>
                 <w:sz w:val="20"/>
@@ -2094,6 +1967,7 @@
           </w:tcPr>
           <w:p>
             <w:pPr>
+              <w:spacing w:after="0" w:line="240" w:lineRule="auto"/>
               <w:rPr>
                 <w:rFonts w:ascii="Times New Roman" w:hAnsi="Times New Roman" w:cs="Times New Roman"/>
                 <w:sz w:val="20"/>
@@ -2117,6 +1991,7 @@
           </w:tcPr>
           <w:p>
             <w:pPr>
+              <w:spacing w:after="0" w:line="240" w:lineRule="auto"/>
               <w:rPr>
                 <w:rFonts w:ascii="Times New Roman" w:hAnsi="Times New Roman" w:cs="Times New Roman"/>
                 <w:sz w:val="20"/>
@@ -2135,8 +2010,24 @@
         </w:tc>
       </w:tr>
       <w:tr>
+        <w:tblPrEx>
+          <w:tblBorders>
+            <w:top w:val="single" w:color="000000" w:sz="4" w:space="0"/>
+            <w:left w:val="single" w:color="000000" w:sz="4" w:space="0"/>
+            <w:bottom w:val="single" w:color="000000" w:sz="4" w:space="0"/>
+            <w:right w:val="single" w:color="000000" w:sz="4" w:space="0"/>
+            <w:insideH w:val="single" w:color="000000" w:sz="4" w:space="0"/>
+            <w:insideV w:val="single" w:color="000000" w:sz="4" w:space="0"/>
+          </w:tblBorders>
+          <w:tblCellMar>
+            <w:top w:w="0" w:type="dxa"/>
+            <w:left w:w="108" w:type="dxa"/>
+            <w:bottom w:w="0" w:type="dxa"/>
+            <w:right w:w="108" w:type="dxa"/>
+          </w:tblCellMar>
+        </w:tblPrEx>
         <w:trPr>
-          <w:trHeight w:val="469"/>
+          <w:trHeight w:val="469" w:hRule="atLeast"/>
         </w:trPr>
         <w:tc>
           <w:tcPr>
@@ -2145,6 +2036,7 @@
           </w:tcPr>
           <w:p>
             <w:pPr>
+              <w:spacing w:after="0" w:line="240" w:lineRule="auto"/>
               <w:rPr>
                 <w:rFonts w:ascii="Times New Roman" w:hAnsi="Times New Roman" w:cs="Times New Roman"/>
                 <w:sz w:val="20"/>
@@ -2168,6 +2060,7 @@
           </w:tcPr>
           <w:p>
             <w:pPr>
+              <w:spacing w:after="0" w:line="240" w:lineRule="auto"/>
               <w:rPr>
                 <w:rFonts w:ascii="Times New Roman" w:hAnsi="Times New Roman" w:cs="Times New Roman"/>
                 <w:sz w:val="20"/>
@@ -2191,37 +2084,20 @@
           </w:tcPr>
           <w:p>
             <w:pPr>
-              <w:rPr>
-                <w:rFonts w:ascii="Times New Roman" w:hAnsi="Times New Roman" w:cs="Times New Roman"/>
-                <w:sz w:val="20"/>
-                <w:szCs w:val="20"/>
-              </w:rPr>
-            </w:pPr>
-            <w:r>
-              <w:rPr>
-                <w:rFonts w:ascii="Times New Roman" w:hAnsi="Times New Roman" w:cs="Times New Roman"/>
-                <w:sz w:val="20"/>
-                <w:szCs w:val="20"/>
-              </w:rPr>
-              <w:t xml:space="preserve">Hosts the </w:t>
-            </w:r>
-            <w:proofErr w:type="spellStart"/>
-            <w:r>
-              <w:rPr>
-                <w:rFonts w:ascii="Times New Roman" w:hAnsi="Times New Roman" w:cs="Times New Roman"/>
-                <w:sz w:val="20"/>
-                <w:szCs w:val="20"/>
-              </w:rPr>
-              <w:t>catalog</w:t>
-            </w:r>
-            <w:proofErr w:type="spellEnd"/>
-            <w:r>
-              <w:rPr>
-                <w:rFonts w:ascii="Times New Roman" w:hAnsi="Times New Roman" w:cs="Times New Roman"/>
-                <w:sz w:val="20"/>
-                <w:szCs w:val="20"/>
-              </w:rPr>
-              <w:t xml:space="preserve"> item, scripts, widget, tables and project configuration.</w:t>
+              <w:spacing w:after="0" w:line="240" w:lineRule="auto"/>
+              <w:rPr>
+                <w:rFonts w:ascii="Times New Roman" w:hAnsi="Times New Roman" w:cs="Times New Roman"/>
+                <w:sz w:val="20"/>
+                <w:szCs w:val="20"/>
+              </w:rPr>
+            </w:pPr>
+            <w:r>
+              <w:rPr>
+                <w:rFonts w:ascii="Times New Roman" w:hAnsi="Times New Roman" w:cs="Times New Roman"/>
+                <w:sz w:val="20"/>
+                <w:szCs w:val="20"/>
+              </w:rPr>
+              <w:t>Hosts the catalog item, scripts, widget, tables and project configuration.</w:t>
             </w:r>
           </w:p>
         </w:tc>
@@ -2232,29 +2108,20 @@
           </w:tcPr>
           <w:p>
             <w:pPr>
-              <w:rPr>
-                <w:rFonts w:ascii="Times New Roman" w:hAnsi="Times New Roman" w:cs="Times New Roman"/>
-                <w:sz w:val="20"/>
-                <w:szCs w:val="20"/>
-              </w:rPr>
-            </w:pPr>
-            <w:proofErr w:type="spellStart"/>
-            <w:r>
-              <w:rPr>
-                <w:rFonts w:ascii="Times New Roman" w:hAnsi="Times New Roman" w:cs="Times New Roman"/>
-                <w:sz w:val="20"/>
-                <w:szCs w:val="20"/>
-              </w:rPr>
-              <w:t>ServiceNow</w:t>
-            </w:r>
-            <w:proofErr w:type="spellEnd"/>
-            <w:r>
-              <w:rPr>
-                <w:rFonts w:ascii="Times New Roman" w:hAnsi="Times New Roman" w:cs="Times New Roman"/>
-                <w:sz w:val="20"/>
-                <w:szCs w:val="20"/>
-              </w:rPr>
-              <w:t xml:space="preserve"> PDI / Cloud Platform</w:t>
+              <w:spacing w:after="0" w:line="240" w:lineRule="auto"/>
+              <w:rPr>
+                <w:rFonts w:ascii="Times New Roman" w:hAnsi="Times New Roman" w:cs="Times New Roman"/>
+                <w:sz w:val="20"/>
+                <w:szCs w:val="20"/>
+              </w:rPr>
+            </w:pPr>
+            <w:r>
+              <w:rPr>
+                <w:rFonts w:ascii="Times New Roman" w:hAnsi="Times New Roman" w:cs="Times New Roman"/>
+                <w:sz w:val="20"/>
+                <w:szCs w:val="20"/>
+              </w:rPr>
+              <w:t>ServiceNow PDI / Cloud Platform</w:t>
             </w:r>
           </w:p>
         </w:tc>
@@ -2266,7 +2133,7 @@
           <w:tab w:val="left" w:pos="2320"/>
         </w:tabs>
         <w:rPr>
-          <w:rFonts w:ascii="Times New Roman" w:eastAsia="Arial" w:hAnsi="Times New Roman" w:cs="Times New Roman"/>
+          <w:rFonts w:ascii="Times New Roman" w:hAnsi="Times New Roman" w:eastAsia="Arial" w:cs="Times New Roman"/>
           <w:b/>
           <w:sz w:val="20"/>
           <w:szCs w:val="20"/>
@@ -2280,7 +2147,7 @@
         </w:tabs>
         <w:ind w:right="543"/>
         <w:rPr>
-          <w:rFonts w:ascii="Times New Roman" w:eastAsia="Arial" w:hAnsi="Times New Roman" w:cs="Times New Roman"/>
+          <w:rFonts w:ascii="Times New Roman" w:hAnsi="Times New Roman" w:eastAsia="Arial" w:cs="Times New Roman"/>
           <w:b/>
           <w:sz w:val="20"/>
           <w:szCs w:val="20"/>
@@ -2288,7 +2155,7 @@
       </w:pPr>
       <w:r>
         <w:rPr>
-          <w:rFonts w:ascii="Times New Roman" w:eastAsia="Arial" w:hAnsi="Times New Roman" w:cs="Times New Roman"/>
+          <w:rFonts w:ascii="Times New Roman" w:hAnsi="Times New Roman" w:eastAsia="Arial" w:cs="Times New Roman"/>
           <w:b/>
           <w:sz w:val="20"/>
           <w:szCs w:val="20"/>
@@ -2298,18 +2165,24 @@
     </w:p>
     <w:tbl>
       <w:tblPr>
-        <w:tblStyle w:val="a4"/>
+        <w:tblStyle w:val="23"/>
         <w:tblW w:w="10681" w:type="dxa"/>
+        <w:tblInd w:w="0" w:type="dxa"/>
         <w:tblBorders>
-          <w:top w:val="single" w:sz="4" w:space="0" w:color="000000"/>
-          <w:left w:val="single" w:sz="4" w:space="0" w:color="000000"/>
-          <w:bottom w:val="single" w:sz="4" w:space="0" w:color="000000"/>
-          <w:right w:val="single" w:sz="4" w:space="0" w:color="000000"/>
-          <w:insideH w:val="single" w:sz="4" w:space="0" w:color="000000"/>
-          <w:insideV w:val="single" w:sz="4" w:space="0" w:color="000000"/>
+          <w:top w:val="single" w:color="000000" w:sz="4" w:space="0"/>
+          <w:left w:val="single" w:color="000000" w:sz="4" w:space="0"/>
+          <w:bottom w:val="single" w:color="000000" w:sz="4" w:space="0"/>
+          <w:right w:val="single" w:color="000000" w:sz="4" w:space="0"/>
+          <w:insideH w:val="single" w:color="000000" w:sz="4" w:space="0"/>
+          <w:insideV w:val="single" w:color="000000" w:sz="4" w:space="0"/>
         </w:tblBorders>
         <w:tblLayout w:type="fixed"/>
-        <w:tblLook w:val="0400"/>
+        <w:tblCellMar>
+          <w:top w:w="0" w:type="dxa"/>
+          <w:left w:w="108" w:type="dxa"/>
+          <w:bottom w:w="0" w:type="dxa"/>
+          <w:right w:w="108" w:type="dxa"/>
+        </w:tblCellMar>
       </w:tblPr>
       <w:tblGrid>
         <w:gridCol w:w="485"/>
@@ -2318,8 +2191,24 @@
         <w:gridCol w:w="3769"/>
       </w:tblGrid>
       <w:tr>
+        <w:tblPrEx>
+          <w:tblBorders>
+            <w:top w:val="single" w:color="000000" w:sz="4" w:space="0"/>
+            <w:left w:val="single" w:color="000000" w:sz="4" w:space="0"/>
+            <w:bottom w:val="single" w:color="000000" w:sz="4" w:space="0"/>
+            <w:right w:val="single" w:color="000000" w:sz="4" w:space="0"/>
+            <w:insideH w:val="single" w:color="000000" w:sz="4" w:space="0"/>
+            <w:insideV w:val="single" w:color="000000" w:sz="4" w:space="0"/>
+          </w:tblBorders>
+          <w:tblCellMar>
+            <w:top w:w="0" w:type="dxa"/>
+            <w:left w:w="108" w:type="dxa"/>
+            <w:bottom w:w="0" w:type="dxa"/>
+            <w:right w:w="108" w:type="dxa"/>
+          </w:tblCellMar>
+        </w:tblPrEx>
         <w:trPr>
-          <w:trHeight w:val="422"/>
+          <w:trHeight w:val="422" w:hRule="atLeast"/>
           <w:tblHeader/>
         </w:trPr>
         <w:tc>
@@ -2329,13 +2218,13 @@
           </w:tcPr>
           <w:p>
             <w:pPr>
-              <w:rPr>
-                <w:rFonts w:ascii="Times New Roman" w:hAnsi="Times New Roman" w:cs="Times New Roman"/>
-                <w:sz w:val="20"/>
-                <w:szCs w:val="20"/>
-              </w:rPr>
-            </w:pPr>
-            <w:proofErr w:type="spellStart"/>
+              <w:spacing w:after="0" w:line="240" w:lineRule="auto"/>
+              <w:rPr>
+                <w:rFonts w:ascii="Times New Roman" w:hAnsi="Times New Roman" w:cs="Times New Roman"/>
+                <w:sz w:val="20"/>
+                <w:szCs w:val="20"/>
+              </w:rPr>
+            </w:pPr>
             <w:r>
               <w:rPr>
                 <w:rFonts w:ascii="Times New Roman" w:hAnsi="Times New Roman" w:cs="Times New Roman"/>
@@ -2345,7 +2234,6 @@
               </w:rPr>
               <w:t>S.No</w:t>
             </w:r>
-            <w:proofErr w:type="spellEnd"/>
           </w:p>
         </w:tc>
         <w:tc>
@@ -2355,6 +2243,7 @@
           </w:tcPr>
           <w:p>
             <w:pPr>
+              <w:spacing w:after="0" w:line="240" w:lineRule="auto"/>
               <w:rPr>
                 <w:rFonts w:ascii="Times New Roman" w:hAnsi="Times New Roman" w:cs="Times New Roman"/>
                 <w:sz w:val="20"/>
@@ -2379,6 +2268,7 @@
           </w:tcPr>
           <w:p>
             <w:pPr>
+              <w:spacing w:after="0" w:line="240" w:lineRule="auto"/>
               <w:rPr>
                 <w:rFonts w:ascii="Times New Roman" w:hAnsi="Times New Roman" w:cs="Times New Roman"/>
                 <w:sz w:val="20"/>
@@ -2403,6 +2293,7 @@
           </w:tcPr>
           <w:p>
             <w:pPr>
+              <w:spacing w:after="0" w:line="240" w:lineRule="auto"/>
               <w:rPr>
                 <w:rFonts w:ascii="Times New Roman" w:hAnsi="Times New Roman" w:cs="Times New Roman"/>
                 <w:sz w:val="20"/>
@@ -2422,8 +2313,24 @@
         </w:tc>
       </w:tr>
       <w:tr>
+        <w:tblPrEx>
+          <w:tblBorders>
+            <w:top w:val="single" w:color="000000" w:sz="4" w:space="0"/>
+            <w:left w:val="single" w:color="000000" w:sz="4" w:space="0"/>
+            <w:bottom w:val="single" w:color="000000" w:sz="4" w:space="0"/>
+            <w:right w:val="single" w:color="000000" w:sz="4" w:space="0"/>
+            <w:insideH w:val="single" w:color="000000" w:sz="4" w:space="0"/>
+            <w:insideV w:val="single" w:color="000000" w:sz="4" w:space="0"/>
+          </w:tblBorders>
+          <w:tblCellMar>
+            <w:top w:w="0" w:type="dxa"/>
+            <w:left w:w="108" w:type="dxa"/>
+            <w:bottom w:w="0" w:type="dxa"/>
+            <w:right w:w="108" w:type="dxa"/>
+          </w:tblCellMar>
+        </w:tblPrEx>
         <w:trPr>
-          <w:trHeight w:val="179"/>
+          <w:trHeight w:val="179" w:hRule="atLeast"/>
         </w:trPr>
         <w:tc>
           <w:tcPr>
@@ -2432,6 +2339,7 @@
           </w:tcPr>
           <w:p>
             <w:pPr>
+              <w:spacing w:after="0" w:line="240" w:lineRule="auto"/>
               <w:rPr>
                 <w:rFonts w:ascii="Times New Roman" w:hAnsi="Times New Roman" w:cs="Times New Roman"/>
                 <w:sz w:val="20"/>
@@ -2455,6 +2363,7 @@
           </w:tcPr>
           <w:p>
             <w:pPr>
+              <w:spacing w:after="0" w:line="240" w:lineRule="auto"/>
               <w:rPr>
                 <w:rFonts w:ascii="Times New Roman" w:hAnsi="Times New Roman" w:cs="Times New Roman"/>
                 <w:sz w:val="20"/>
@@ -2478,37 +2387,20 @@
           </w:tcPr>
           <w:p>
             <w:pPr>
-              <w:rPr>
-                <w:rFonts w:ascii="Times New Roman" w:hAnsi="Times New Roman" w:cs="Times New Roman"/>
-                <w:sz w:val="20"/>
-                <w:szCs w:val="20"/>
-              </w:rPr>
-            </w:pPr>
-            <w:r>
-              <w:rPr>
-                <w:rFonts w:ascii="Times New Roman" w:hAnsi="Times New Roman" w:cs="Times New Roman"/>
-                <w:sz w:val="20"/>
-                <w:szCs w:val="20"/>
-              </w:rPr>
-              <w:t xml:space="preserve">The solution uses standard web scripting and </w:t>
-            </w:r>
-            <w:proofErr w:type="spellStart"/>
-            <w:r>
-              <w:rPr>
-                <w:rFonts w:ascii="Times New Roman" w:hAnsi="Times New Roman" w:cs="Times New Roman"/>
-                <w:sz w:val="20"/>
-                <w:szCs w:val="20"/>
-              </w:rPr>
-              <w:t>ServiceNow</w:t>
-            </w:r>
-            <w:proofErr w:type="spellEnd"/>
-            <w:r>
-              <w:rPr>
-                <w:rFonts w:ascii="Times New Roman" w:hAnsi="Times New Roman" w:cs="Times New Roman"/>
-                <w:sz w:val="20"/>
-                <w:szCs w:val="20"/>
-              </w:rPr>
-              <w:t xml:space="preserve"> portal technologies; no separate open-source application framework is required.</w:t>
+              <w:spacing w:after="0" w:line="240" w:lineRule="auto"/>
+              <w:rPr>
+                <w:rFonts w:ascii="Times New Roman" w:hAnsi="Times New Roman" w:cs="Times New Roman"/>
+                <w:sz w:val="20"/>
+                <w:szCs w:val="20"/>
+              </w:rPr>
+            </w:pPr>
+            <w:r>
+              <w:rPr>
+                <w:rFonts w:ascii="Times New Roman" w:hAnsi="Times New Roman" w:cs="Times New Roman"/>
+                <w:sz w:val="20"/>
+                <w:szCs w:val="20"/>
+              </w:rPr>
+              <w:t>The solution uses standard web scripting and ServiceNow portal technologies; no separate open-source application framework is required.</w:t>
             </w:r>
           </w:p>
         </w:tc>
@@ -2519,44 +2411,43 @@
           </w:tcPr>
           <w:p>
             <w:pPr>
-              <w:rPr>
-                <w:rFonts w:ascii="Times New Roman" w:hAnsi="Times New Roman" w:cs="Times New Roman"/>
-                <w:sz w:val="20"/>
-                <w:szCs w:val="20"/>
-              </w:rPr>
-            </w:pPr>
-            <w:r>
-              <w:rPr>
-                <w:rFonts w:ascii="Times New Roman" w:hAnsi="Times New Roman" w:cs="Times New Roman"/>
-                <w:sz w:val="20"/>
-                <w:szCs w:val="20"/>
-              </w:rPr>
-              <w:t xml:space="preserve">HTML, CSS, JavaScript; </w:t>
-            </w:r>
-            <w:proofErr w:type="spellStart"/>
-            <w:r>
-              <w:rPr>
-                <w:rFonts w:ascii="Times New Roman" w:hAnsi="Times New Roman" w:cs="Times New Roman"/>
-                <w:sz w:val="20"/>
-                <w:szCs w:val="20"/>
-              </w:rPr>
-              <w:t>ServiceNow</w:t>
-            </w:r>
-            <w:proofErr w:type="spellEnd"/>
-            <w:r>
-              <w:rPr>
-                <w:rFonts w:ascii="Times New Roman" w:hAnsi="Times New Roman" w:cs="Times New Roman"/>
-                <w:sz w:val="20"/>
-                <w:szCs w:val="20"/>
-              </w:rPr>
-              <w:t xml:space="preserve"> Portal/Widget framework</w:t>
+              <w:spacing w:after="0" w:line="240" w:lineRule="auto"/>
+              <w:rPr>
+                <w:rFonts w:ascii="Times New Roman" w:hAnsi="Times New Roman" w:cs="Times New Roman"/>
+                <w:sz w:val="20"/>
+                <w:szCs w:val="20"/>
+              </w:rPr>
+            </w:pPr>
+            <w:r>
+              <w:rPr>
+                <w:rFonts w:ascii="Times New Roman" w:hAnsi="Times New Roman" w:cs="Times New Roman"/>
+                <w:sz w:val="20"/>
+                <w:szCs w:val="20"/>
+              </w:rPr>
+              <w:t>HTML, CSS, JavaScript; ServiceNow Portal/Widget framework</w:t>
             </w:r>
           </w:p>
         </w:tc>
       </w:tr>
       <w:tr>
+        <w:tblPrEx>
+          <w:tblBorders>
+            <w:top w:val="single" w:color="000000" w:sz="4" w:space="0"/>
+            <w:left w:val="single" w:color="000000" w:sz="4" w:space="0"/>
+            <w:bottom w:val="single" w:color="000000" w:sz="4" w:space="0"/>
+            <w:right w:val="single" w:color="000000" w:sz="4" w:space="0"/>
+            <w:insideH w:val="single" w:color="000000" w:sz="4" w:space="0"/>
+            <w:insideV w:val="single" w:color="000000" w:sz="4" w:space="0"/>
+          </w:tblBorders>
+          <w:tblCellMar>
+            <w:top w:w="0" w:type="dxa"/>
+            <w:left w:w="108" w:type="dxa"/>
+            <w:bottom w:w="0" w:type="dxa"/>
+            <w:right w:w="108" w:type="dxa"/>
+          </w:tblCellMar>
+        </w:tblPrEx>
         <w:trPr>
-          <w:trHeight w:val="179"/>
+          <w:trHeight w:val="179" w:hRule="atLeast"/>
         </w:trPr>
         <w:tc>
           <w:tcPr>
@@ -2565,6 +2456,7 @@
           </w:tcPr>
           <w:p>
             <w:pPr>
+              <w:spacing w:after="0" w:line="240" w:lineRule="auto"/>
               <w:rPr>
                 <w:rFonts w:ascii="Times New Roman" w:hAnsi="Times New Roman" w:cs="Times New Roman"/>
                 <w:sz w:val="20"/>
@@ -2588,6 +2480,7 @@
           </w:tcPr>
           <w:p>
             <w:pPr>
+              <w:spacing w:after="0" w:line="240" w:lineRule="auto"/>
               <w:rPr>
                 <w:rFonts w:ascii="Times New Roman" w:hAnsi="Times New Roman" w:cs="Times New Roman"/>
                 <w:sz w:val="20"/>
@@ -2611,37 +2504,20 @@
           </w:tcPr>
           <w:p>
             <w:pPr>
-              <w:rPr>
-                <w:rFonts w:ascii="Times New Roman" w:hAnsi="Times New Roman" w:cs="Times New Roman"/>
-                <w:sz w:val="20"/>
-                <w:szCs w:val="20"/>
-              </w:rPr>
-            </w:pPr>
-            <w:r>
-              <w:rPr>
-                <w:rFonts w:ascii="Times New Roman" w:hAnsi="Times New Roman" w:cs="Times New Roman"/>
-                <w:sz w:val="20"/>
-                <w:szCs w:val="20"/>
-              </w:rPr>
-              <w:t xml:space="preserve">Access to project records is controlled using </w:t>
-            </w:r>
-            <w:proofErr w:type="spellStart"/>
-            <w:r>
-              <w:rPr>
-                <w:rFonts w:ascii="Times New Roman" w:hAnsi="Times New Roman" w:cs="Times New Roman"/>
-                <w:sz w:val="20"/>
-                <w:szCs w:val="20"/>
-              </w:rPr>
-              <w:t>ServiceNow</w:t>
-            </w:r>
-            <w:proofErr w:type="spellEnd"/>
-            <w:r>
-              <w:rPr>
-                <w:rFonts w:ascii="Times New Roman" w:hAnsi="Times New Roman" w:cs="Times New Roman"/>
-                <w:sz w:val="20"/>
-                <w:szCs w:val="20"/>
-              </w:rPr>
-              <w:t xml:space="preserve"> access-control mechanisms. The solution does not require storing payment credentials in the custom tables.</w:t>
+              <w:spacing w:after="0" w:line="240" w:lineRule="auto"/>
+              <w:rPr>
+                <w:rFonts w:ascii="Times New Roman" w:hAnsi="Times New Roman" w:cs="Times New Roman"/>
+                <w:sz w:val="20"/>
+                <w:szCs w:val="20"/>
+              </w:rPr>
+            </w:pPr>
+            <w:r>
+              <w:rPr>
+                <w:rFonts w:ascii="Times New Roman" w:hAnsi="Times New Roman" w:cs="Times New Roman"/>
+                <w:sz w:val="20"/>
+                <w:szCs w:val="20"/>
+              </w:rPr>
+              <w:t>Access to project records is controlled using ServiceNow access-control mechanisms. The solution does not require storing payment credentials in the custom tables.</w:t>
             </w:r>
           </w:p>
         </w:tc>
@@ -2652,36 +2528,43 @@
           </w:tcPr>
           <w:p>
             <w:pPr>
-              <w:rPr>
-                <w:rFonts w:ascii="Times New Roman" w:hAnsi="Times New Roman" w:cs="Times New Roman"/>
-                <w:sz w:val="20"/>
-                <w:szCs w:val="20"/>
-              </w:rPr>
-            </w:pPr>
-            <w:proofErr w:type="spellStart"/>
-            <w:r>
-              <w:rPr>
-                <w:rFonts w:ascii="Times New Roman" w:hAnsi="Times New Roman" w:cs="Times New Roman"/>
-                <w:sz w:val="20"/>
-                <w:szCs w:val="20"/>
-              </w:rPr>
-              <w:t>ServiceNow</w:t>
-            </w:r>
-            <w:proofErr w:type="spellEnd"/>
-            <w:r>
-              <w:rPr>
-                <w:rFonts w:ascii="Times New Roman" w:hAnsi="Times New Roman" w:cs="Times New Roman"/>
-                <w:sz w:val="20"/>
-                <w:szCs w:val="20"/>
-              </w:rPr>
-              <w:t xml:space="preserve"> ACLs / roles / platform security</w:t>
+              <w:spacing w:after="0" w:line="240" w:lineRule="auto"/>
+              <w:rPr>
+                <w:rFonts w:ascii="Times New Roman" w:hAnsi="Times New Roman" w:cs="Times New Roman"/>
+                <w:sz w:val="20"/>
+                <w:szCs w:val="20"/>
+              </w:rPr>
+            </w:pPr>
+            <w:r>
+              <w:rPr>
+                <w:rFonts w:ascii="Times New Roman" w:hAnsi="Times New Roman" w:cs="Times New Roman"/>
+                <w:sz w:val="20"/>
+                <w:szCs w:val="20"/>
+              </w:rPr>
+              <w:t>ServiceNow ACLs / roles / platform security</w:t>
             </w:r>
           </w:p>
         </w:tc>
       </w:tr>
       <w:tr>
+        <w:tblPrEx>
+          <w:tblBorders>
+            <w:top w:val="single" w:color="000000" w:sz="4" w:space="0"/>
+            <w:left w:val="single" w:color="000000" w:sz="4" w:space="0"/>
+            <w:bottom w:val="single" w:color="000000" w:sz="4" w:space="0"/>
+            <w:right w:val="single" w:color="000000" w:sz="4" w:space="0"/>
+            <w:insideH w:val="single" w:color="000000" w:sz="4" w:space="0"/>
+            <w:insideV w:val="single" w:color="000000" w:sz="4" w:space="0"/>
+          </w:tblBorders>
+          <w:tblCellMar>
+            <w:top w:w="0" w:type="dxa"/>
+            <w:left w:w="108" w:type="dxa"/>
+            <w:bottom w:w="0" w:type="dxa"/>
+            <w:right w:w="108" w:type="dxa"/>
+          </w:tblCellMar>
+        </w:tblPrEx>
         <w:trPr>
-          <w:trHeight w:val="179"/>
+          <w:trHeight w:val="179" w:hRule="atLeast"/>
         </w:trPr>
         <w:tc>
           <w:tcPr>
@@ -2690,6 +2573,7 @@
           </w:tcPr>
           <w:p>
             <w:pPr>
+              <w:spacing w:after="0" w:line="240" w:lineRule="auto"/>
               <w:rPr>
                 <w:rFonts w:ascii="Times New Roman" w:hAnsi="Times New Roman" w:cs="Times New Roman"/>
                 <w:sz w:val="20"/>
@@ -2713,6 +2597,7 @@
           </w:tcPr>
           <w:p>
             <w:pPr>
+              <w:spacing w:after="0" w:line="240" w:lineRule="auto"/>
               <w:rPr>
                 <w:rFonts w:ascii="Times New Roman" w:hAnsi="Times New Roman" w:cs="Times New Roman"/>
                 <w:sz w:val="20"/>
@@ -2736,37 +2621,20 @@
           </w:tcPr>
           <w:p>
             <w:pPr>
-              <w:rPr>
-                <w:rFonts w:ascii="Times New Roman" w:hAnsi="Times New Roman" w:cs="Times New Roman"/>
-                <w:sz w:val="20"/>
-                <w:szCs w:val="20"/>
-              </w:rPr>
-            </w:pPr>
-            <w:r>
-              <w:rPr>
-                <w:rFonts w:ascii="Times New Roman" w:hAnsi="Times New Roman" w:cs="Times New Roman"/>
-                <w:sz w:val="20"/>
-                <w:szCs w:val="20"/>
-              </w:rPr>
-              <w:t xml:space="preserve">The solution separates the user interface, </w:t>
-            </w:r>
-            <w:proofErr w:type="spellStart"/>
-            <w:r>
-              <w:rPr>
-                <w:rFonts w:ascii="Times New Roman" w:hAnsi="Times New Roman" w:cs="Times New Roman"/>
-                <w:sz w:val="20"/>
-                <w:szCs w:val="20"/>
-              </w:rPr>
-              <w:t>catalog</w:t>
-            </w:r>
-            <w:proofErr w:type="spellEnd"/>
-            <w:r>
-              <w:rPr>
-                <w:rFonts w:ascii="Times New Roman" w:hAnsi="Times New Roman" w:cs="Times New Roman"/>
-                <w:sz w:val="20"/>
-                <w:szCs w:val="20"/>
-              </w:rPr>
-              <w:t>/application logic, QR integration and data storage components, allowing additional stations and ticket records to be supported.</w:t>
+              <w:spacing w:after="0" w:line="240" w:lineRule="auto"/>
+              <w:rPr>
+                <w:rFonts w:ascii="Times New Roman" w:hAnsi="Times New Roman" w:cs="Times New Roman"/>
+                <w:sz w:val="20"/>
+                <w:szCs w:val="20"/>
+              </w:rPr>
+            </w:pPr>
+            <w:r>
+              <w:rPr>
+                <w:rFonts w:ascii="Times New Roman" w:hAnsi="Times New Roman" w:cs="Times New Roman"/>
+                <w:sz w:val="20"/>
+                <w:szCs w:val="20"/>
+              </w:rPr>
+              <w:t>The solution separates the user interface, catalog/application logic, QR integration and data storage components, allowing additional stations and ticket records to be supported.</w:t>
             </w:r>
           </w:p>
         </w:tc>
@@ -2777,36 +2645,43 @@
           </w:tcPr>
           <w:p>
             <w:pPr>
-              <w:rPr>
-                <w:rFonts w:ascii="Times New Roman" w:hAnsi="Times New Roman" w:cs="Times New Roman"/>
-                <w:sz w:val="20"/>
-                <w:szCs w:val="20"/>
-              </w:rPr>
-            </w:pPr>
-            <w:proofErr w:type="spellStart"/>
-            <w:r>
-              <w:rPr>
-                <w:rFonts w:ascii="Times New Roman" w:hAnsi="Times New Roman" w:cs="Times New Roman"/>
-                <w:sz w:val="20"/>
-                <w:szCs w:val="20"/>
-              </w:rPr>
-              <w:t>ServiceNow</w:t>
-            </w:r>
-            <w:proofErr w:type="spellEnd"/>
-            <w:r>
-              <w:rPr>
-                <w:rFonts w:ascii="Times New Roman" w:hAnsi="Times New Roman" w:cs="Times New Roman"/>
-                <w:sz w:val="20"/>
-                <w:szCs w:val="20"/>
-              </w:rPr>
-              <w:t xml:space="preserve"> platform architecture</w:t>
+              <w:spacing w:after="0" w:line="240" w:lineRule="auto"/>
+              <w:rPr>
+                <w:rFonts w:ascii="Times New Roman" w:hAnsi="Times New Roman" w:cs="Times New Roman"/>
+                <w:sz w:val="20"/>
+                <w:szCs w:val="20"/>
+              </w:rPr>
+            </w:pPr>
+            <w:r>
+              <w:rPr>
+                <w:rFonts w:ascii="Times New Roman" w:hAnsi="Times New Roman" w:cs="Times New Roman"/>
+                <w:sz w:val="20"/>
+                <w:szCs w:val="20"/>
+              </w:rPr>
+              <w:t>ServiceNow platform architecture</w:t>
             </w:r>
           </w:p>
         </w:tc>
       </w:tr>
       <w:tr>
+        <w:tblPrEx>
+          <w:tblBorders>
+            <w:top w:val="single" w:color="000000" w:sz="4" w:space="0"/>
+            <w:left w:val="single" w:color="000000" w:sz="4" w:space="0"/>
+            <w:bottom w:val="single" w:color="000000" w:sz="4" w:space="0"/>
+            <w:right w:val="single" w:color="000000" w:sz="4" w:space="0"/>
+            <w:insideH w:val="single" w:color="000000" w:sz="4" w:space="0"/>
+            <w:insideV w:val="single" w:color="000000" w:sz="4" w:space="0"/>
+          </w:tblBorders>
+          <w:tblCellMar>
+            <w:top w:w="0" w:type="dxa"/>
+            <w:left w:w="108" w:type="dxa"/>
+            <w:bottom w:w="0" w:type="dxa"/>
+            <w:right w:w="108" w:type="dxa"/>
+          </w:tblCellMar>
+        </w:tblPrEx>
         <w:trPr>
-          <w:trHeight w:val="179"/>
+          <w:trHeight w:val="179" w:hRule="atLeast"/>
         </w:trPr>
         <w:tc>
           <w:tcPr>
@@ -2815,6 +2690,7 @@
           </w:tcPr>
           <w:p>
             <w:pPr>
+              <w:spacing w:after="0" w:line="240" w:lineRule="auto"/>
               <w:rPr>
                 <w:rFonts w:ascii="Times New Roman" w:hAnsi="Times New Roman" w:cs="Times New Roman"/>
                 <w:sz w:val="20"/>
@@ -2838,6 +2714,7 @@
           </w:tcPr>
           <w:p>
             <w:pPr>
+              <w:spacing w:after="0" w:line="240" w:lineRule="auto"/>
               <w:rPr>
                 <w:rFonts w:ascii="Times New Roman" w:hAnsi="Times New Roman" w:cs="Times New Roman"/>
                 <w:sz w:val="20"/>
@@ -2861,55 +2738,20 @@
           </w:tcPr>
           <w:p>
             <w:pPr>
-              <w:rPr>
-                <w:rFonts w:ascii="Times New Roman" w:hAnsi="Times New Roman" w:cs="Times New Roman"/>
-                <w:sz w:val="20"/>
-                <w:szCs w:val="20"/>
-              </w:rPr>
-            </w:pPr>
-            <w:r>
-              <w:rPr>
-                <w:rFonts w:ascii="Times New Roman" w:hAnsi="Times New Roman" w:cs="Times New Roman"/>
-                <w:sz w:val="20"/>
-                <w:szCs w:val="20"/>
-              </w:rPr>
-              <w:t xml:space="preserve">The application is delivered through the </w:t>
-            </w:r>
-            <w:proofErr w:type="spellStart"/>
-            <w:r>
-              <w:rPr>
-                <w:rFonts w:ascii="Times New Roman" w:hAnsi="Times New Roman" w:cs="Times New Roman"/>
-                <w:sz w:val="20"/>
-                <w:szCs w:val="20"/>
-              </w:rPr>
-              <w:t>ServiceNow</w:t>
-            </w:r>
-            <w:proofErr w:type="spellEnd"/>
-            <w:r>
-              <w:rPr>
-                <w:rFonts w:ascii="Times New Roman" w:hAnsi="Times New Roman" w:cs="Times New Roman"/>
-                <w:sz w:val="20"/>
-                <w:szCs w:val="20"/>
-              </w:rPr>
-              <w:t xml:space="preserve"> platform and is available when the </w:t>
-            </w:r>
-            <w:proofErr w:type="spellStart"/>
-            <w:r>
-              <w:rPr>
-                <w:rFonts w:ascii="Times New Roman" w:hAnsi="Times New Roman" w:cs="Times New Roman"/>
-                <w:sz w:val="20"/>
-                <w:szCs w:val="20"/>
-              </w:rPr>
-              <w:t>ServiceNow</w:t>
-            </w:r>
-            <w:proofErr w:type="spellEnd"/>
-            <w:r>
-              <w:rPr>
-                <w:rFonts w:ascii="Times New Roman" w:hAnsi="Times New Roman" w:cs="Times New Roman"/>
-                <w:sz w:val="20"/>
-                <w:szCs w:val="20"/>
-              </w:rPr>
-              <w:t xml:space="preserve"> instance and required services are operational.</w:t>
+              <w:spacing w:after="0" w:line="240" w:lineRule="auto"/>
+              <w:rPr>
+                <w:rFonts w:ascii="Times New Roman" w:hAnsi="Times New Roman" w:cs="Times New Roman"/>
+                <w:sz w:val="20"/>
+                <w:szCs w:val="20"/>
+              </w:rPr>
+            </w:pPr>
+            <w:r>
+              <w:rPr>
+                <w:rFonts w:ascii="Times New Roman" w:hAnsi="Times New Roman" w:cs="Times New Roman"/>
+                <w:sz w:val="20"/>
+                <w:szCs w:val="20"/>
+              </w:rPr>
+              <w:t>The application is delivered through the ServiceNow platform and is available when the ServiceNow instance and required services are operational.</w:t>
             </w:r>
           </w:p>
         </w:tc>
@@ -2920,36 +2762,43 @@
           </w:tcPr>
           <w:p>
             <w:pPr>
-              <w:rPr>
-                <w:rFonts w:ascii="Times New Roman" w:hAnsi="Times New Roman" w:cs="Times New Roman"/>
-                <w:sz w:val="20"/>
-                <w:szCs w:val="20"/>
-              </w:rPr>
-            </w:pPr>
-            <w:proofErr w:type="spellStart"/>
-            <w:r>
-              <w:rPr>
-                <w:rFonts w:ascii="Times New Roman" w:hAnsi="Times New Roman" w:cs="Times New Roman"/>
-                <w:sz w:val="20"/>
-                <w:szCs w:val="20"/>
-              </w:rPr>
-              <w:t>ServiceNow</w:t>
-            </w:r>
-            <w:proofErr w:type="spellEnd"/>
-            <w:r>
-              <w:rPr>
-                <w:rFonts w:ascii="Times New Roman" w:hAnsi="Times New Roman" w:cs="Times New Roman"/>
-                <w:sz w:val="20"/>
-                <w:szCs w:val="20"/>
-              </w:rPr>
-              <w:t xml:space="preserve"> cloud/PDI platform</w:t>
+              <w:spacing w:after="0" w:line="240" w:lineRule="auto"/>
+              <w:rPr>
+                <w:rFonts w:ascii="Times New Roman" w:hAnsi="Times New Roman" w:cs="Times New Roman"/>
+                <w:sz w:val="20"/>
+                <w:szCs w:val="20"/>
+              </w:rPr>
+            </w:pPr>
+            <w:r>
+              <w:rPr>
+                <w:rFonts w:ascii="Times New Roman" w:hAnsi="Times New Roman" w:cs="Times New Roman"/>
+                <w:sz w:val="20"/>
+                <w:szCs w:val="20"/>
+              </w:rPr>
+              <w:t>ServiceNow cloud/PDI platform</w:t>
             </w:r>
           </w:p>
         </w:tc>
       </w:tr>
       <w:tr>
+        <w:tblPrEx>
+          <w:tblBorders>
+            <w:top w:val="single" w:color="000000" w:sz="4" w:space="0"/>
+            <w:left w:val="single" w:color="000000" w:sz="4" w:space="0"/>
+            <w:bottom w:val="single" w:color="000000" w:sz="4" w:space="0"/>
+            <w:right w:val="single" w:color="000000" w:sz="4" w:space="0"/>
+            <w:insideH w:val="single" w:color="000000" w:sz="4" w:space="0"/>
+            <w:insideV w:val="single" w:color="000000" w:sz="4" w:space="0"/>
+          </w:tblBorders>
+          <w:tblCellMar>
+            <w:top w:w="0" w:type="dxa"/>
+            <w:left w:w="108" w:type="dxa"/>
+            <w:bottom w:w="0" w:type="dxa"/>
+            <w:right w:w="108" w:type="dxa"/>
+          </w:tblCellMar>
+        </w:tblPrEx>
         <w:trPr>
-          <w:trHeight w:val="881"/>
+          <w:trHeight w:val="881" w:hRule="atLeast"/>
         </w:trPr>
         <w:tc>
           <w:tcPr>
@@ -2958,6 +2807,7 @@
           </w:tcPr>
           <w:p>
             <w:pPr>
+              <w:spacing w:after="0" w:line="240" w:lineRule="auto"/>
               <w:rPr>
                 <w:rFonts w:ascii="Times New Roman" w:hAnsi="Times New Roman" w:cs="Times New Roman"/>
                 <w:sz w:val="20"/>
@@ -2981,6 +2831,7 @@
           </w:tcPr>
           <w:p>
             <w:pPr>
+              <w:spacing w:after="0" w:line="240" w:lineRule="auto"/>
               <w:rPr>
                 <w:rFonts w:ascii="Times New Roman" w:hAnsi="Times New Roman" w:cs="Times New Roman"/>
                 <w:sz w:val="20"/>
@@ -3004,6 +2855,7 @@
           </w:tcPr>
           <w:p>
             <w:pPr>
+              <w:spacing w:after="0" w:line="240" w:lineRule="auto"/>
               <w:rPr>
                 <w:rFonts w:ascii="Times New Roman" w:hAnsi="Times New Roman" w:cs="Times New Roman"/>
                 <w:sz w:val="20"/>
@@ -3027,37 +2879,20 @@
           </w:tcPr>
           <w:p>
             <w:pPr>
-              <w:rPr>
-                <w:rFonts w:ascii="Times New Roman" w:hAnsi="Times New Roman" w:cs="Times New Roman"/>
-                <w:sz w:val="20"/>
-                <w:szCs w:val="20"/>
-              </w:rPr>
-            </w:pPr>
-            <w:r>
-              <w:rPr>
-                <w:rFonts w:ascii="Times New Roman" w:hAnsi="Times New Roman" w:cs="Times New Roman"/>
-                <w:sz w:val="20"/>
-                <w:szCs w:val="20"/>
-              </w:rPr>
-              <w:t xml:space="preserve">JavaScript, </w:t>
-            </w:r>
-            <w:proofErr w:type="spellStart"/>
-            <w:r>
-              <w:rPr>
-                <w:rFonts w:ascii="Times New Roman" w:hAnsi="Times New Roman" w:cs="Times New Roman"/>
-                <w:sz w:val="20"/>
-                <w:szCs w:val="20"/>
-              </w:rPr>
-              <w:t>ServiceNowCatalog</w:t>
-            </w:r>
-            <w:proofErr w:type="spellEnd"/>
-            <w:r>
-              <w:rPr>
-                <w:rFonts w:ascii="Times New Roman" w:hAnsi="Times New Roman" w:cs="Times New Roman"/>
-                <w:sz w:val="20"/>
-                <w:szCs w:val="20"/>
-              </w:rPr>
-              <w:t>, QR API</w:t>
+              <w:spacing w:after="0" w:line="240" w:lineRule="auto"/>
+              <w:rPr>
+                <w:rFonts w:ascii="Times New Roman" w:hAnsi="Times New Roman" w:cs="Times New Roman"/>
+                <w:sz w:val="20"/>
+                <w:szCs w:val="20"/>
+              </w:rPr>
+            </w:pPr>
+            <w:r>
+              <w:rPr>
+                <w:rFonts w:ascii="Times New Roman" w:hAnsi="Times New Roman" w:cs="Times New Roman"/>
+                <w:sz w:val="20"/>
+                <w:szCs w:val="20"/>
+              </w:rPr>
+              <w:t>JavaScript, ServiceNowCatalog, QR API</w:t>
             </w:r>
           </w:p>
         </w:tc>
@@ -3069,7 +2904,7 @@
           <w:tab w:val="left" w:pos="2320"/>
         </w:tabs>
         <w:rPr>
-          <w:rFonts w:ascii="Times New Roman" w:eastAsia="Arial" w:hAnsi="Times New Roman" w:cs="Times New Roman"/>
+          <w:rFonts w:ascii="Times New Roman" w:hAnsi="Times New Roman" w:eastAsia="Arial" w:cs="Times New Roman"/>
           <w:b/>
           <w:sz w:val="20"/>
           <w:szCs w:val="20"/>
@@ -3079,7 +2914,7 @@
     <w:p>
       <w:pPr>
         <w:rPr>
-          <w:rFonts w:ascii="Times New Roman" w:eastAsia="Arial" w:hAnsi="Times New Roman" w:cs="Times New Roman"/>
+          <w:rFonts w:ascii="Times New Roman" w:hAnsi="Times New Roman" w:eastAsia="Arial" w:cs="Times New Roman"/>
           <w:b/>
           <w:sz w:val="20"/>
           <w:szCs w:val="20"/>
@@ -3089,7 +2924,7 @@
     <w:p>
       <w:pPr>
         <w:rPr>
-          <w:rFonts w:ascii="Times New Roman" w:eastAsia="Arial" w:hAnsi="Times New Roman" w:cs="Times New Roman"/>
+          <w:rFonts w:ascii="Times New Roman" w:hAnsi="Times New Roman" w:eastAsia="Arial" w:cs="Times New Roman"/>
           <w:b/>
           <w:sz w:val="20"/>
           <w:szCs w:val="20"/>
@@ -3097,7 +2932,7 @@
       </w:pPr>
       <w:r>
         <w:rPr>
-          <w:rFonts w:ascii="Times New Roman" w:eastAsia="Arial" w:hAnsi="Times New Roman" w:cs="Times New Roman"/>
+          <w:rFonts w:ascii="Times New Roman" w:hAnsi="Times New Roman" w:eastAsia="Arial" w:cs="Times New Roman"/>
           <w:b/>
           <w:sz w:val="20"/>
           <w:szCs w:val="20"/>
@@ -3108,99 +2943,171 @@
     <w:p>
       <w:pPr>
         <w:rPr>
-          <w:rFonts w:ascii="Times New Roman" w:eastAsia="Arial" w:hAnsi="Times New Roman" w:cs="Times New Roman"/>
+          <w:rFonts w:ascii="Times New Roman" w:hAnsi="Times New Roman" w:eastAsia="Arial" w:cs="Times New Roman"/>
           <w:b/>
           <w:sz w:val="20"/>
           <w:szCs w:val="20"/>
         </w:rPr>
       </w:pPr>
-      <w:hyperlink r:id="rId9">
-        <w:r>
-          <w:rPr>
-            <w:rFonts w:ascii="Times New Roman" w:eastAsia="Arial" w:hAnsi="Times New Roman" w:cs="Times New Roman"/>
-            <w:b/>
-            <w:color w:val="0563C1"/>
-            <w:sz w:val="20"/>
-            <w:szCs w:val="20"/>
-            <w:u w:val="single"/>
-          </w:rPr>
-          <w:t>https://c4model.com/</w:t>
-        </w:r>
-      </w:hyperlink>
+      <w:r>
+        <w:fldChar w:fldCharType="begin"/>
+      </w:r>
+      <w:r>
+        <w:instrText xml:space="preserve"> HYPERLINK "https://c4model.com/" \h </w:instrText>
+      </w:r>
+      <w:r>
+        <w:fldChar w:fldCharType="separate"/>
+      </w:r>
+      <w:r>
+        <w:rPr>
+          <w:rFonts w:ascii="Times New Roman" w:hAnsi="Times New Roman" w:eastAsia="Arial" w:cs="Times New Roman"/>
+          <w:b/>
+          <w:color w:val="0563C1"/>
+          <w:sz w:val="20"/>
+          <w:szCs w:val="20"/>
+          <w:u w:val="single"/>
+        </w:rPr>
+        <w:t>https://c4model.com/</w:t>
+      </w:r>
+      <w:r>
+        <w:rPr>
+          <w:rFonts w:ascii="Times New Roman" w:hAnsi="Times New Roman" w:eastAsia="Arial" w:cs="Times New Roman"/>
+          <w:b/>
+          <w:color w:val="0563C1"/>
+          <w:sz w:val="20"/>
+          <w:szCs w:val="20"/>
+          <w:u w:val="single"/>
+        </w:rPr>
+        <w:fldChar w:fldCharType="end"/>
+      </w:r>
     </w:p>
     <w:p>
       <w:pPr>
         <w:rPr>
-          <w:rFonts w:ascii="Times New Roman" w:eastAsia="Arial" w:hAnsi="Times New Roman" w:cs="Times New Roman"/>
+          <w:rFonts w:ascii="Times New Roman" w:hAnsi="Times New Roman" w:eastAsia="Arial" w:cs="Times New Roman"/>
           <w:b/>
           <w:sz w:val="20"/>
           <w:szCs w:val="20"/>
         </w:rPr>
       </w:pPr>
-      <w:hyperlink r:id="rId10">
-        <w:r>
-          <w:rPr>
-            <w:rFonts w:ascii="Times New Roman" w:eastAsia="Arial" w:hAnsi="Times New Roman" w:cs="Times New Roman"/>
-            <w:b/>
-            <w:color w:val="0563C1"/>
-            <w:sz w:val="20"/>
-            <w:szCs w:val="20"/>
-            <w:u w:val="single"/>
-          </w:rPr>
-          <w:t>https://developer.ibm.com/patterns/online-order-processing-system-during-pandemic/</w:t>
-        </w:r>
-      </w:hyperlink>
+      <w:r>
+        <w:fldChar w:fldCharType="begin"/>
+      </w:r>
+      <w:r>
+        <w:instrText xml:space="preserve"> HYPERLINK "https://developer.ibm.com/patterns/online-order-processing-system-during-pandemic/" \h </w:instrText>
+      </w:r>
+      <w:r>
+        <w:fldChar w:fldCharType="separate"/>
+      </w:r>
+      <w:r>
+        <w:rPr>
+          <w:rFonts w:ascii="Times New Roman" w:hAnsi="Times New Roman" w:eastAsia="Arial" w:cs="Times New Roman"/>
+          <w:b/>
+          <w:color w:val="0563C1"/>
+          <w:sz w:val="20"/>
+          <w:szCs w:val="20"/>
+          <w:u w:val="single"/>
+        </w:rPr>
+        <w:t>https://developer.ibm.com/patterns/online-order-processing-system-during-pandemic/</w:t>
+      </w:r>
+      <w:r>
+        <w:rPr>
+          <w:rFonts w:ascii="Times New Roman" w:hAnsi="Times New Roman" w:eastAsia="Arial" w:cs="Times New Roman"/>
+          <w:b/>
+          <w:color w:val="0563C1"/>
+          <w:sz w:val="20"/>
+          <w:szCs w:val="20"/>
+          <w:u w:val="single"/>
+        </w:rPr>
+        <w:fldChar w:fldCharType="end"/>
+      </w:r>
     </w:p>
     <w:p>
       <w:pPr>
         <w:rPr>
-          <w:rFonts w:ascii="Times New Roman" w:eastAsia="Arial" w:hAnsi="Times New Roman" w:cs="Times New Roman"/>
+          <w:rFonts w:ascii="Times New Roman" w:hAnsi="Times New Roman" w:eastAsia="Arial" w:cs="Times New Roman"/>
           <w:b/>
           <w:sz w:val="20"/>
           <w:szCs w:val="20"/>
         </w:rPr>
       </w:pPr>
-      <w:hyperlink r:id="rId11">
-        <w:r>
-          <w:rPr>
-            <w:rFonts w:ascii="Times New Roman" w:eastAsia="Arial" w:hAnsi="Times New Roman" w:cs="Times New Roman"/>
-            <w:b/>
-            <w:color w:val="0563C1"/>
-            <w:sz w:val="20"/>
-            <w:szCs w:val="20"/>
-            <w:u w:val="single"/>
-          </w:rPr>
-          <w:t>https://www.ibm.com/cloud/architecture</w:t>
-        </w:r>
-      </w:hyperlink>
+      <w:r>
+        <w:fldChar w:fldCharType="begin"/>
+      </w:r>
+      <w:r>
+        <w:instrText xml:space="preserve"> HYPERLINK "https://www.ibm.com/cloud/architecture" \h </w:instrText>
+      </w:r>
+      <w:r>
+        <w:fldChar w:fldCharType="separate"/>
+      </w:r>
+      <w:r>
+        <w:rPr>
+          <w:rFonts w:ascii="Times New Roman" w:hAnsi="Times New Roman" w:eastAsia="Arial" w:cs="Times New Roman"/>
+          <w:b/>
+          <w:color w:val="0563C1"/>
+          <w:sz w:val="20"/>
+          <w:szCs w:val="20"/>
+          <w:u w:val="single"/>
+        </w:rPr>
+        <w:t>https://www.ibm.com/cloud/architecture</w:t>
+      </w:r>
+      <w:r>
+        <w:rPr>
+          <w:rFonts w:ascii="Times New Roman" w:hAnsi="Times New Roman" w:eastAsia="Arial" w:cs="Times New Roman"/>
+          <w:b/>
+          <w:color w:val="0563C1"/>
+          <w:sz w:val="20"/>
+          <w:szCs w:val="20"/>
+          <w:u w:val="single"/>
+        </w:rPr>
+        <w:fldChar w:fldCharType="end"/>
+      </w:r>
     </w:p>
     <w:p>
       <w:pPr>
         <w:rPr>
-          <w:rFonts w:ascii="Times New Roman" w:eastAsia="Arial" w:hAnsi="Times New Roman" w:cs="Times New Roman"/>
+          <w:rFonts w:ascii="Times New Roman" w:hAnsi="Times New Roman" w:eastAsia="Arial" w:cs="Times New Roman"/>
           <w:b/>
           <w:sz w:val="20"/>
           <w:szCs w:val="20"/>
         </w:rPr>
       </w:pPr>
-      <w:hyperlink r:id="rId12">
-        <w:r>
-          <w:rPr>
-            <w:rFonts w:ascii="Times New Roman" w:eastAsia="Arial" w:hAnsi="Times New Roman" w:cs="Times New Roman"/>
-            <w:b/>
-            <w:color w:val="0563C1"/>
-            <w:sz w:val="20"/>
-            <w:szCs w:val="20"/>
-            <w:u w:val="single"/>
-          </w:rPr>
-          <w:t>https://aws.amazon.com/architecture</w:t>
-        </w:r>
-      </w:hyperlink>
+      <w:r>
+        <w:fldChar w:fldCharType="begin"/>
+      </w:r>
+      <w:r>
+        <w:instrText xml:space="preserve"> HYPERLINK "https://aws.amazon.com/architecture" \h </w:instrText>
+      </w:r>
+      <w:r>
+        <w:fldChar w:fldCharType="separate"/>
+      </w:r>
+      <w:r>
+        <w:rPr>
+          <w:rFonts w:ascii="Times New Roman" w:hAnsi="Times New Roman" w:eastAsia="Arial" w:cs="Times New Roman"/>
+          <w:b/>
+          <w:color w:val="0563C1"/>
+          <w:sz w:val="20"/>
+          <w:szCs w:val="20"/>
+          <w:u w:val="single"/>
+        </w:rPr>
+        <w:t>https://aws.amazon.com/architecture</w:t>
+      </w:r>
+      <w:r>
+        <w:rPr>
+          <w:rFonts w:ascii="Times New Roman" w:hAnsi="Times New Roman" w:eastAsia="Arial" w:cs="Times New Roman"/>
+          <w:b/>
+          <w:color w:val="0563C1"/>
+          <w:sz w:val="20"/>
+          <w:szCs w:val="20"/>
+          <w:u w:val="single"/>
+        </w:rPr>
+        <w:fldChar w:fldCharType="end"/>
+      </w:r>
     </w:p>
     <w:p>
       <w:pPr>
         <w:rPr>
-          <w:rFonts w:ascii="Times New Roman" w:eastAsia="Arial" w:hAnsi="Times New Roman" w:cs="Times New Roman"/>
+          <w:rFonts w:ascii="Times New Roman" w:hAnsi="Times New Roman" w:eastAsia="Arial" w:cs="Times New Roman"/>
           <w:b/>
           <w:sz w:val="20"/>
           <w:szCs w:val="20"/>
@@ -3208,7 +3115,7 @@
       </w:pPr>
       <w:r>
         <w:rPr>
-          <w:rFonts w:ascii="Times New Roman" w:eastAsia="Arial" w:hAnsi="Times New Roman" w:cs="Times New Roman"/>
+          <w:rFonts w:ascii="Times New Roman" w:hAnsi="Times New Roman" w:eastAsia="Arial" w:cs="Times New Roman"/>
           <w:b/>
           <w:color w:val="0563C1"/>
           <w:sz w:val="20"/>
@@ -3221,18 +3128,17 @@
     <w:p>
       <w:pPr>
         <w:rPr>
-          <w:rFonts w:ascii="Times New Roman" w:eastAsia="Arial" w:hAnsi="Times New Roman" w:cs="Times New Roman"/>
+          <w:rFonts w:ascii="Times New Roman" w:hAnsi="Times New Roman" w:eastAsia="Arial" w:cs="Times New Roman"/>
           <w:b/>
           <w:sz w:val="20"/>
           <w:szCs w:val="20"/>
         </w:rPr>
       </w:pPr>
     </w:p>
-    <w:bookmarkEnd w:id="0"/>
     <w:p>
       <w:pPr>
         <w:rPr>
-          <w:rFonts w:ascii="Times New Roman" w:eastAsia="Arial" w:hAnsi="Times New Roman" w:cs="Times New Roman"/>
+          <w:rFonts w:ascii="Times New Roman" w:hAnsi="Times New Roman" w:eastAsia="Arial" w:cs="Times New Roman"/>
           <w:b/>
           <w:sz w:val="20"/>
           <w:szCs w:val="20"/>
@@ -3243,361 +3149,343 @@
       <w:pgSz w:w="11906" w:h="16838" w:orient="landscape"/>
       <w:pgMar w:top="648" w:right="720" w:bottom="648" w:left="720" w:header="708" w:footer="708" w:gutter="0"/>
       <w:pgNumType w:start="1"/>
-      <w:cols w:space="720"/>
+      <w:cols w:space="720" w:num="1"/>
     </w:sectPr>
   </w:body>
 </w:document>
 </file>
 
-<file path=word/numbering.xml><?xml version="1.0" encoding="utf-8"?>
-<w:numbering xmlns:ve="http://schemas.openxmlformats.org/markup-compatibility/2006" xmlns:o="urn:schemas-microsoft-com:office:office" xmlns:r="http://schemas.openxmlformats.org/officeDocument/2006/relationships" xmlns:m="http://schemas.openxmlformats.org/officeDocument/2006/math" xmlns:v="urn:schemas-microsoft-com:vml" xmlns:wp="http://schemas.openxmlformats.org/drawingml/2006/wordprocessingDrawing" xmlns:w10="urn:schemas-microsoft-com:office:word" xmlns:w="http://schemas.openxmlformats.org/wordprocessingml/2006/main" xmlns:wne="http://schemas.microsoft.com/office/word/2006/wordml">
-  <w:abstractNum w:abstractNumId="0">
-    <w:nsid w:val="59FC536D"/>
-    <w:multiLevelType w:val="multilevel"/>
-    <w:tmpl w:val="64848272"/>
-    <w:lvl w:ilvl="0">
-      <w:start w:val="1"/>
-      <w:numFmt w:val="decimal"/>
-      <w:lvlText w:val="%1."/>
-      <w:lvlJc w:val="left"/>
+<file path=word/endnotes.xml><?xml version="1.0" encoding="utf-8"?>
+<w:endnotes xmlns:wpc="http://schemas.microsoft.com/office/word/2010/wordprocessingCanvas" xmlns:mc="http://schemas.openxmlformats.org/markup-compatibility/2006" xmlns:o="urn:schemas-microsoft-com:office:office" xmlns:r="http://schemas.openxmlformats.org/officeDocument/2006/relationships" xmlns:m="http://schemas.openxmlformats.org/officeDocument/2006/math" xmlns:v="urn:schemas-microsoft-com:vml" xmlns:wp14="http://schemas.microsoft.com/office/word/2010/wordprocessingDrawing" xmlns:wp="http://schemas.openxmlformats.org/drawingml/2006/wordprocessingDrawing" xmlns:w="http://schemas.openxmlformats.org/wordprocessingml/2006/main" xmlns:w14="http://schemas.microsoft.com/office/word/2010/wordml" xmlns:w15="http://schemas.microsoft.com/office/word/2012/wordml" xmlns:w10="urn:schemas-microsoft-com:office:word" xmlns:wpg="http://schemas.microsoft.com/office/word/2010/wordprocessingGroup" xmlns:wpi="http://schemas.microsoft.com/office/word/2010/wordprocessingInk" xmlns:wne="http://schemas.microsoft.com/office/word/2006/wordml" xmlns:wps="http://schemas.microsoft.com/office/word/2010/wordprocessingShape" xmlns:wpsCustomData="http://www.wps.cn/officeDocument/2013/wpsCustomData" mc:Ignorable="w14 w15 wp14">
+  <w:endnote w:type="separator" w:id="0">
+    <w:p>
       <w:pPr>
-        <w:ind w:left="644" w:hanging="359"/>
+        <w:spacing w:line="240" w:lineRule="auto"/>
       </w:pPr>
-    </w:lvl>
-    <w:lvl w:ilvl="1">
-      <w:start w:val="1"/>
-      <w:numFmt w:val="lowerLetter"/>
-      <w:lvlText w:val="%2."/>
-      <w:lvlJc w:val="left"/>
+      <w:r>
+        <w:separator/>
+      </w:r>
+    </w:p>
+  </w:endnote>
+  <w:endnote w:type="continuationSeparator" w:id="1">
+    <w:p>
       <w:pPr>
-        <w:ind w:left="1364" w:hanging="360"/>
+        <w:spacing w:line="240" w:lineRule="auto"/>
       </w:pPr>
-    </w:lvl>
-    <w:lvl w:ilvl="2">
-      <w:start w:val="1"/>
-      <w:numFmt w:val="lowerRoman"/>
-      <w:lvlText w:val="%3."/>
-      <w:lvlJc w:val="right"/>
+      <w:r>
+        <w:continuationSeparator/>
+      </w:r>
+    </w:p>
+  </w:endnote>
+</w:endnotes>
+</file>
+
+<file path=word/footnotes.xml><?xml version="1.0" encoding="utf-8"?>
+<w:footnotes xmlns:wpc="http://schemas.microsoft.com/office/word/2010/wordprocessingCanvas" xmlns:mc="http://schemas.openxmlformats.org/markup-compatibility/2006" xmlns:o="urn:schemas-microsoft-com:office:office" xmlns:r="http://schemas.openxmlformats.org/officeDocument/2006/relationships" xmlns:m="http://schemas.openxmlformats.org/officeDocument/2006/math" xmlns:v="urn:schemas-microsoft-com:vml" xmlns:wp14="http://schemas.microsoft.com/office/word/2010/wordprocessingDrawing" xmlns:wp="http://schemas.openxmlformats.org/drawingml/2006/wordprocessingDrawing" xmlns:w="http://schemas.openxmlformats.org/wordprocessingml/2006/main" xmlns:w14="http://schemas.microsoft.com/office/word/2010/wordml" xmlns:w15="http://schemas.microsoft.com/office/word/2012/wordml" xmlns:w10="urn:schemas-microsoft-com:office:word" xmlns:wpg="http://schemas.microsoft.com/office/word/2010/wordprocessingGroup" xmlns:wpi="http://schemas.microsoft.com/office/word/2010/wordprocessingInk" xmlns:wne="http://schemas.microsoft.com/office/word/2006/wordml" xmlns:wps="http://schemas.microsoft.com/office/word/2010/wordprocessingShape" xmlns:wpsCustomData="http://www.wps.cn/officeDocument/2013/wpsCustomData" mc:Ignorable="w14 w15 wp14">
+  <w:footnote w:type="separator" w:id="0">
+    <w:p>
       <w:pPr>
-        <w:ind w:left="2084" w:hanging="180"/>
+        <w:spacing w:before="0" w:after="0" w:line="259" w:lineRule="auto"/>
       </w:pPr>
-    </w:lvl>
-    <w:lvl w:ilvl="3">
-      <w:start w:val="1"/>
-      <w:numFmt w:val="decimal"/>
-      <w:lvlText w:val="%4."/>
-      <w:lvlJc w:val="left"/>
+      <w:r>
+        <w:separator/>
+      </w:r>
+    </w:p>
+  </w:footnote>
+  <w:footnote w:type="continuationSeparator" w:id="1">
+    <w:p>
       <w:pPr>
-        <w:ind w:left="2804" w:hanging="360"/>
+        <w:spacing w:before="0" w:after="0" w:line="259" w:lineRule="auto"/>
       </w:pPr>
-    </w:lvl>
-    <w:lvl w:ilvl="4">
-      <w:start w:val="1"/>
-      <w:numFmt w:val="lowerLetter"/>
-      <w:lvlText w:val="%5."/>
-      <w:lvlJc w:val="left"/>
-      <w:pPr>
-        <w:ind w:left="3524" w:hanging="360"/>
-      </w:pPr>
-    </w:lvl>
-    <w:lvl w:ilvl="5">
-      <w:start w:val="1"/>
-      <w:numFmt w:val="lowerRoman"/>
-      <w:lvlText w:val="%6."/>
-      <w:lvlJc w:val="right"/>
-      <w:pPr>
-        <w:ind w:left="4244" w:hanging="180"/>
-      </w:pPr>
-    </w:lvl>
-    <w:lvl w:ilvl="6">
-      <w:start w:val="1"/>
-      <w:numFmt w:val="decimal"/>
-      <w:lvlText w:val="%7."/>
-      <w:lvlJc w:val="left"/>
-      <w:pPr>
-        <w:ind w:left="4964" w:hanging="360"/>
-      </w:pPr>
-    </w:lvl>
-    <w:lvl w:ilvl="7">
-      <w:start w:val="1"/>
-      <w:numFmt w:val="lowerLetter"/>
-      <w:lvlText w:val="%8."/>
-      <w:lvlJc w:val="left"/>
-      <w:pPr>
-        <w:ind w:left="5684" w:hanging="360"/>
-      </w:pPr>
-    </w:lvl>
-    <w:lvl w:ilvl="8">
-      <w:start w:val="1"/>
-      <w:numFmt w:val="lowerRoman"/>
-      <w:lvlText w:val="%9."/>
-      <w:lvlJc w:val="right"/>
-      <w:pPr>
-        <w:ind w:left="6404" w:hanging="180"/>
-      </w:pPr>
-    </w:lvl>
-  </w:abstractNum>
-  <w:abstractNum w:abstractNumId="1">
-    <w:nsid w:val="61385B2B"/>
-    <w:multiLevelType w:val="multilevel"/>
-    <w:tmpl w:val="A4084230"/>
-    <w:lvl w:ilvl="0">
-      <w:start w:val="1"/>
-      <w:numFmt w:val="decimal"/>
-      <w:lvlText w:val="%1."/>
-      <w:lvlJc w:val="left"/>
-      <w:pPr>
-        <w:ind w:left="644" w:hanging="359"/>
-      </w:pPr>
-    </w:lvl>
-    <w:lvl w:ilvl="1">
-      <w:start w:val="1"/>
-      <w:numFmt w:val="lowerLetter"/>
-      <w:lvlText w:val="%2."/>
-      <w:lvlJc w:val="left"/>
-      <w:pPr>
-        <w:ind w:left="1364" w:hanging="360"/>
-      </w:pPr>
-    </w:lvl>
-    <w:lvl w:ilvl="2">
-      <w:start w:val="1"/>
-      <w:numFmt w:val="lowerRoman"/>
-      <w:lvlText w:val="%3."/>
-      <w:lvlJc w:val="right"/>
-      <w:pPr>
-        <w:ind w:left="2084" w:hanging="180"/>
-      </w:pPr>
-    </w:lvl>
-    <w:lvl w:ilvl="3">
-      <w:start w:val="1"/>
-      <w:numFmt w:val="decimal"/>
-      <w:lvlText w:val="%4."/>
-      <w:lvlJc w:val="left"/>
-      <w:pPr>
-        <w:ind w:left="2804" w:hanging="360"/>
-      </w:pPr>
-    </w:lvl>
-    <w:lvl w:ilvl="4">
-      <w:start w:val="1"/>
-      <w:numFmt w:val="lowerLetter"/>
-      <w:lvlText w:val="%5."/>
-      <w:lvlJc w:val="left"/>
-      <w:pPr>
-        <w:ind w:left="3524" w:hanging="360"/>
-      </w:pPr>
-    </w:lvl>
-    <w:lvl w:ilvl="5">
-      <w:start w:val="1"/>
-      <w:numFmt w:val="lowerRoman"/>
-      <w:lvlText w:val="%6."/>
-      <w:lvlJc w:val="right"/>
-      <w:pPr>
-        <w:ind w:left="4244" w:hanging="180"/>
-      </w:pPr>
-    </w:lvl>
-    <w:lvl w:ilvl="6">
-      <w:start w:val="1"/>
-      <w:numFmt w:val="decimal"/>
-      <w:lvlText w:val="%7."/>
-      <w:lvlJc w:val="left"/>
-      <w:pPr>
-        <w:ind w:left="4964" w:hanging="360"/>
-      </w:pPr>
-    </w:lvl>
-    <w:lvl w:ilvl="7">
-      <w:start w:val="1"/>
-      <w:numFmt w:val="lowerLetter"/>
-      <w:lvlText w:val="%8."/>
-      <w:lvlJc w:val="left"/>
-      <w:pPr>
-        <w:ind w:left="5684" w:hanging="360"/>
-      </w:pPr>
-    </w:lvl>
-    <w:lvl w:ilvl="8">
-      <w:start w:val="1"/>
-      <w:numFmt w:val="lowerRoman"/>
-      <w:lvlText w:val="%9."/>
-      <w:lvlJc w:val="right"/>
-      <w:pPr>
-        <w:ind w:left="6404" w:hanging="180"/>
-      </w:pPr>
-    </w:lvl>
-  </w:abstractNum>
-  <w:num w:numId="1">
-    <w:abstractNumId w:val="0"/>
-  </w:num>
-  <w:num w:numId="2">
-    <w:abstractNumId w:val="1"/>
-  </w:num>
-</w:numbering>
+      <w:r>
+        <w:continuationSeparator/>
+      </w:r>
+    </w:p>
+  </w:footnote>
+</w:footnotes>
 </file>
 
 <file path=word/styles.xml><?xml version="1.0" encoding="utf-8"?>
-<w:styles xmlns:r="http://schemas.openxmlformats.org/officeDocument/2006/relationships" xmlns:w="http://schemas.openxmlformats.org/wordprocessingml/2006/main">
+<w:styles xmlns:mc="http://schemas.openxmlformats.org/markup-compatibility/2006" xmlns:o="urn:schemas-microsoft-com:office:office" xmlns:r="http://schemas.openxmlformats.org/officeDocument/2006/relationships" xmlns:m="http://schemas.openxmlformats.org/officeDocument/2006/math" xmlns:v="urn:schemas-microsoft-com:vml" xmlns:w="http://schemas.openxmlformats.org/wordprocessingml/2006/main" xmlns:w14="http://schemas.microsoft.com/office/word/2010/wordml" xmlns:w10="urn:schemas-microsoft-com:office:word" xmlns:sl="http://schemas.openxmlformats.org/schemaLibrary/2006/main" xmlns:wpsCustomData="http://www.wps.cn/officeDocument/2013/wpsCustomData" mc:Ignorable="w14">
   <w:docDefaults>
     <w:rPrDefault>
       <w:rPr>
-        <w:rFonts w:ascii="Calibri" w:eastAsia="Calibri" w:hAnsi="Calibri" w:cs="Calibri"/>
-        <w:sz w:val="22"/>
-        <w:szCs w:val="22"/>
-        <w:lang w:val="en-IN" w:eastAsia="en-IN" w:bidi="ar-SA"/>
+        <w:rFonts w:ascii="Calibri" w:hAnsi="Calibri" w:eastAsia="Calibri" w:cs="Calibri"/>
       </w:rPr>
     </w:rPrDefault>
-    <w:pPrDefault>
-      <w:pPr>
-        <w:spacing w:after="160" w:line="259" w:lineRule="auto"/>
-      </w:pPr>
-    </w:pPrDefault>
+    <w:pPrDefault/>
   </w:docDefaults>
-  <w:latentStyles w:defLockedState="0" w:defUIPriority="99" w:defSemiHidden="1" w:defUnhideWhenUsed="1" w:defQFormat="0" w:count="267">
-    <w:lsdException w:name="Normal" w:semiHidden="0" w:uiPriority="0" w:unhideWhenUsed="0" w:qFormat="1"/>
-    <w:lsdException w:name="heading 1" w:semiHidden="0" w:uiPriority="9" w:unhideWhenUsed="0" w:qFormat="1"/>
-    <w:lsdException w:name="heading 2" w:uiPriority="9" w:qFormat="1"/>
-    <w:lsdException w:name="heading 3" w:uiPriority="9" w:qFormat="1"/>
-    <w:lsdException w:name="heading 4" w:uiPriority="9" w:qFormat="1"/>
-    <w:lsdException w:name="heading 5" w:uiPriority="9" w:qFormat="1"/>
-    <w:lsdException w:name="heading 6" w:uiPriority="9" w:qFormat="1"/>
-    <w:lsdException w:name="heading 7" w:uiPriority="9" w:qFormat="1"/>
-    <w:lsdException w:name="heading 8" w:uiPriority="9" w:qFormat="1"/>
-    <w:lsdException w:name="heading 9" w:uiPriority="9" w:qFormat="1"/>
-    <w:lsdException w:name="toc 1" w:uiPriority="39"/>
-    <w:lsdException w:name="toc 2" w:uiPriority="39"/>
-    <w:lsdException w:name="toc 3" w:uiPriority="39"/>
-    <w:lsdException w:name="toc 4" w:uiPriority="39"/>
-    <w:lsdException w:name="toc 5" w:uiPriority="39"/>
-    <w:lsdException w:name="toc 6" w:uiPriority="39"/>
-    <w:lsdException w:name="toc 7" w:uiPriority="39"/>
-    <w:lsdException w:name="toc 8" w:uiPriority="39"/>
-    <w:lsdException w:name="toc 9" w:uiPriority="39"/>
-    <w:lsdException w:name="caption" w:uiPriority="35" w:qFormat="1"/>
-    <w:lsdException w:name="Title" w:semiHidden="0" w:uiPriority="10" w:unhideWhenUsed="0" w:qFormat="1"/>
-    <w:lsdException w:name="Default Paragraph Font" w:uiPriority="1"/>
-    <w:lsdException w:name="Subtitle" w:semiHidden="0" w:uiPriority="11" w:unhideWhenUsed="0" w:qFormat="1"/>
-    <w:lsdException w:name="Strong" w:semiHidden="0" w:uiPriority="22" w:unhideWhenUsed="0" w:qFormat="1"/>
-    <w:lsdException w:name="Emphasis" w:semiHidden="0" w:uiPriority="20" w:unhideWhenUsed="0" w:qFormat="1"/>
-    <w:lsdException w:name="Table Grid" w:semiHidden="0" w:uiPriority="59" w:unhideWhenUsed="0"/>
-    <w:lsdException w:name="Placeholder Text" w:unhideWhenUsed="0"/>
-    <w:lsdException w:name="No Spacing" w:semiHidden="0" w:uiPriority="1" w:unhideWhenUsed="0" w:qFormat="1"/>
-    <w:lsdException w:name="Light Shading" w:semiHidden="0" w:uiPriority="60" w:unhideWhenUsed="0"/>
-    <w:lsdException w:name="Light List" w:semiHidden="0" w:uiPriority="61" w:unhideWhenUsed="0"/>
-    <w:lsdException w:name="Light Grid" w:semiHidden="0" w:uiPriority="62" w:unhideWhenUsed="0"/>
-    <w:lsdException w:name="Medium Shading 1" w:semiHidden="0" w:uiPriority="63" w:unhideWhenUsed="0"/>
-    <w:lsdException w:name="Medium Shading 2" w:semiHidden="0" w:uiPriority="64" w:unhideWhenUsed="0"/>
-    <w:lsdException w:name="Medium List 1" w:semiHidden="0" w:uiPriority="65" w:unhideWhenUsed="0"/>
-    <w:lsdException w:name="Medium List 2" w:semiHidden="0" w:uiPriority="66" w:unhideWhenUsed="0"/>
-    <w:lsdException w:name="Medium Grid 1" w:semiHidden="0" w:uiPriority="67" w:unhideWhenUsed="0"/>
-    <w:lsdException w:name="Medium Grid 2" w:semiHidden="0" w:uiPriority="68" w:unhideWhenUsed="0"/>
-    <w:lsdException w:name="Medium Grid 3" w:semiHidden="0" w:uiPriority="69" w:unhideWhenUsed="0"/>
-    <w:lsdException w:name="Dark List" w:semiHidden="0" w:uiPriority="70" w:unhideWhenUsed="0"/>
-    <w:lsdException w:name="Colorful Shading" w:semiHidden="0" w:uiPriority="71" w:unhideWhenUsed="0"/>
-    <w:lsdException w:name="Colorful List" w:semiHidden="0" w:uiPriority="72" w:unhideWhenUsed="0"/>
-    <w:lsdException w:name="Colorful Grid" w:semiHidden="0" w:uiPriority="73" w:unhideWhenUsed="0"/>
-    <w:lsdException w:name="Light Shading Accent 1" w:semiHidden="0" w:uiPriority="60" w:unhideWhenUsed="0"/>
-    <w:lsdException w:name="Light List Accent 1" w:semiHidden="0" w:uiPriority="61" w:unhideWhenUsed="0"/>
-    <w:lsdException w:name="Light Grid Accent 1" w:semiHidden="0" w:uiPriority="62" w:unhideWhenUsed="0"/>
-    <w:lsdException w:name="Medium Shading 1 Accent 1" w:semiHidden="0" w:uiPriority="63" w:unhideWhenUsed="0"/>
-    <w:lsdException w:name="Medium Shading 2 Accent 1" w:semiHidden="0" w:uiPriority="64" w:unhideWhenUsed="0"/>
-    <w:lsdException w:name="Medium List 1 Accent 1" w:semiHidden="0" w:uiPriority="65" w:unhideWhenUsed="0"/>
-    <w:lsdException w:name="Revision" w:unhideWhenUsed="0"/>
-    <w:lsdException w:name="List Paragraph" w:semiHidden="0" w:uiPriority="34" w:unhideWhenUsed="0" w:qFormat="1"/>
-    <w:lsdException w:name="Quote" w:semiHidden="0" w:uiPriority="29" w:unhideWhenUsed="0" w:qFormat="1"/>
-    <w:lsdException w:name="Intense Quote" w:semiHidden="0" w:uiPriority="30" w:unhideWhenUsed="0" w:qFormat="1"/>
-    <w:lsdException w:name="Medium List 2 Accent 1" w:semiHidden="0" w:uiPriority="66" w:unhideWhenUsed="0"/>
-    <w:lsdException w:name="Medium Grid 1 Accent 1" w:semiHidden="0" w:uiPriority="67" w:unhideWhenUsed="0"/>
-    <w:lsdException w:name="Medium Grid 2 Accent 1" w:semiHidden="0" w:uiPriority="68" w:unhideWhenUsed="0"/>
-    <w:lsdException w:name="Medium Grid 3 Accent 1" w:semiHidden="0" w:uiPriority="69" w:unhideWhenUsed="0"/>
-    <w:lsdException w:name="Dark List Accent 1" w:semiHidden="0" w:uiPriority="70" w:unhideWhenUsed="0"/>
-    <w:lsdException w:name="Colorful Shading Accent 1" w:semiHidden="0" w:uiPriority="71" w:unhideWhenUsed="0"/>
-    <w:lsdException w:name="Colorful List Accent 1" w:semiHidden="0" w:uiPriority="72" w:unhideWhenUsed="0"/>
-    <w:lsdException w:name="Colorful Grid Accent 1" w:semiHidden="0" w:uiPriority="73" w:unhideWhenUsed="0"/>
-    <w:lsdException w:name="Light Shading Accent 2" w:semiHidden="0" w:uiPriority="60" w:unhideWhenUsed="0"/>
-    <w:lsdException w:name="Light List Accent 2" w:semiHidden="0" w:uiPriority="61" w:unhideWhenUsed="0"/>
-    <w:lsdException w:name="Light Grid Accent 2" w:semiHidden="0" w:uiPriority="62" w:unhideWhenUsed="0"/>
-    <w:lsdException w:name="Medium Shading 1 Accent 2" w:semiHidden="0" w:uiPriority="63" w:unhideWhenUsed="0"/>
-    <w:lsdException w:name="Medium Shading 2 Accent 2" w:semiHidden="0" w:uiPriority="64" w:unhideWhenUsed="0"/>
-    <w:lsdException w:name="Medium List 1 Accent 2" w:semiHidden="0" w:uiPriority="65" w:unhideWhenUsed="0"/>
-    <w:lsdException w:name="Medium List 2 Accent 2" w:semiHidden="0" w:uiPriority="66" w:unhideWhenUsed="0"/>
-    <w:lsdException w:name="Medium Grid 1 Accent 2" w:semiHidden="0" w:uiPriority="67" w:unhideWhenUsed="0"/>
-    <w:lsdException w:name="Medium Grid 2 Accent 2" w:semiHidden="0" w:uiPriority="68" w:unhideWhenUsed="0"/>
-    <w:lsdException w:name="Medium Grid 3 Accent 2" w:semiHidden="0" w:uiPriority="69" w:unhideWhenUsed="0"/>
-    <w:lsdException w:name="Dark List Accent 2" w:semiHidden="0" w:uiPriority="70" w:unhideWhenUsed="0"/>
-    <w:lsdException w:name="Colorful Shading Accent 2" w:semiHidden="0" w:uiPriority="71" w:unhideWhenUsed="0"/>
-    <w:lsdException w:name="Colorful List Accent 2" w:semiHidden="0" w:uiPriority="72" w:unhideWhenUsed="0"/>
-    <w:lsdException w:name="Colorful Grid Accent 2" w:semiHidden="0" w:uiPriority="73" w:unhideWhenUsed="0"/>
-    <w:lsdException w:name="Light Shading Accent 3" w:semiHidden="0" w:uiPriority="60" w:unhideWhenUsed="0"/>
-    <w:lsdException w:name="Light List Accent 3" w:semiHidden="0" w:uiPriority="61" w:unhideWhenUsed="0"/>
-    <w:lsdException w:name="Light Grid Accent 3" w:semiHidden="0" w:uiPriority="62" w:unhideWhenUsed="0"/>
-    <w:lsdException w:name="Medium Shading 1 Accent 3" w:semiHidden="0" w:uiPriority="63" w:unhideWhenUsed="0"/>
-    <w:lsdException w:name="Medium Shading 2 Accent 3" w:semiHidden="0" w:uiPriority="64" w:unhideWhenUsed="0"/>
-    <w:lsdException w:name="Medium List 1 Accent 3" w:semiHidden="0" w:uiPriority="65" w:unhideWhenUsed="0"/>
-    <w:lsdException w:name="Medium List 2 Accent 3" w:semiHidden="0" w:uiPriority="66" w:unhideWhenUsed="0"/>
-    <w:lsdException w:name="Medium Grid 1 Accent 3" w:semiHidden="0" w:uiPriority="67" w:unhideWhenUsed="0"/>
-    <w:lsdException w:name="Medium Grid 2 Accent 3" w:semiHidden="0" w:uiPriority="68" w:unhideWhenUsed="0"/>
-    <w:lsdException w:name="Medium Grid 3 Accent 3" w:semiHidden="0" w:uiPriority="69" w:unhideWhenUsed="0"/>
-    <w:lsdException w:name="Dark List Accent 3" w:semiHidden="0" w:uiPriority="70" w:unhideWhenUsed="0"/>
-    <w:lsdException w:name="Colorful Shading Accent 3" w:semiHidden="0" w:uiPriority="71" w:unhideWhenUsed="0"/>
-    <w:lsdException w:name="Colorful List Accent 3" w:semiHidden="0" w:uiPriority="72" w:unhideWhenUsed="0"/>
-    <w:lsdException w:name="Colorful Grid Accent 3" w:semiHidden="0" w:uiPriority="73" w:unhideWhenUsed="0"/>
-    <w:lsdException w:name="Light Shading Accent 4" w:semiHidden="0" w:uiPriority="60" w:unhideWhenUsed="0"/>
-    <w:lsdException w:name="Light List Accent 4" w:semiHidden="0" w:uiPriority="61" w:unhideWhenUsed="0"/>
-    <w:lsdException w:name="Light Grid Accent 4" w:semiHidden="0" w:uiPriority="62" w:unhideWhenUsed="0"/>
-    <w:lsdException w:name="Medium Shading 1 Accent 4" w:semiHidden="0" w:uiPriority="63" w:unhideWhenUsed="0"/>
-    <w:lsdException w:name="Medium Shading 2 Accent 4" w:semiHidden="0" w:uiPriority="64" w:unhideWhenUsed="0"/>
-    <w:lsdException w:name="Medium List 1 Accent 4" w:semiHidden="0" w:uiPriority="65" w:unhideWhenUsed="0"/>
-    <w:lsdException w:name="Medium List 2 Accent 4" w:semiHidden="0" w:uiPriority="66" w:unhideWhenUsed="0"/>
-    <w:lsdException w:name="Medium Grid 1 Accent 4" w:semiHidden="0" w:uiPriority="67" w:unhideWhenUsed="0"/>
-    <w:lsdException w:name="Medium Grid 2 Accent 4" w:semiHidden="0" w:uiPriority="68" w:unhideWhenUsed="0"/>
-    <w:lsdException w:name="Medium Grid 3 Accent 4" w:semiHidden="0" w:uiPriority="69" w:unhideWhenUsed="0"/>
-    <w:lsdException w:name="Dark List Accent 4" w:semiHidden="0" w:uiPriority="70" w:unhideWhenUsed="0"/>
-    <w:lsdException w:name="Colorful Shading Accent 4" w:semiHidden="0" w:uiPriority="71" w:unhideWhenUsed="0"/>
-    <w:lsdException w:name="Colorful List Accent 4" w:semiHidden="0" w:uiPriority="72" w:unhideWhenUsed="0"/>
-    <w:lsdException w:name="Colorful Grid Accent 4" w:semiHidden="0" w:uiPriority="73" w:unhideWhenUsed="0"/>
-    <w:lsdException w:name="Light Shading Accent 5" w:semiHidden="0" w:uiPriority="60" w:unhideWhenUsed="0"/>
-    <w:lsdException w:name="Light List Accent 5" w:semiHidden="0" w:uiPriority="61" w:unhideWhenUsed="0"/>
-    <w:lsdException w:name="Light Grid Accent 5" w:semiHidden="0" w:uiPriority="62" w:unhideWhenUsed="0"/>
-    <w:lsdException w:name="Medium Shading 1 Accent 5" w:semiHidden="0" w:uiPriority="63" w:unhideWhenUsed="0"/>
-    <w:lsdException w:name="Medium Shading 2 Accent 5" w:semiHidden="0" w:uiPriority="64" w:unhideWhenUsed="0"/>
-    <w:lsdException w:name="Medium List 1 Accent 5" w:semiHidden="0" w:uiPriority="65" w:unhideWhenUsed="0"/>
-    <w:lsdException w:name="Medium List 2 Accent 5" w:semiHidden="0" w:uiPriority="66" w:unhideWhenUsed="0"/>
-    <w:lsdException w:name="Medium Grid 1 Accent 5" w:semiHidden="0" w:uiPriority="67" w:unhideWhenUsed="0"/>
-    <w:lsdException w:name="Medium Grid 2 Accent 5" w:semiHidden="0" w:uiPriority="68" w:unhideWhenUsed="0"/>
-    <w:lsdException w:name="Medium Grid 3 Accent 5" w:semiHidden="0" w:uiPriority="69" w:unhideWhenUsed="0"/>
-    <w:lsdException w:name="Dark List Accent 5" w:semiHidden="0" w:uiPriority="70" w:unhideWhenUsed="0"/>
-    <w:lsdException w:name="Colorful Shading Accent 5" w:semiHidden="0" w:uiPriority="71" w:unhideWhenUsed="0"/>
-    <w:lsdException w:name="Colorful List Accent 5" w:semiHidden="0" w:uiPriority="72" w:unhideWhenUsed="0"/>
-    <w:lsdException w:name="Colorful Grid Accent 5" w:semiHidden="0" w:uiPriority="73" w:unhideWhenUsed="0"/>
-    <w:lsdException w:name="Light Shading Accent 6" w:semiHidden="0" w:uiPriority="60" w:unhideWhenUsed="0"/>
-    <w:lsdException w:name="Light List Accent 6" w:semiHidden="0" w:uiPriority="61" w:unhideWhenUsed="0"/>
-    <w:lsdException w:name="Light Grid Accent 6" w:semiHidden="0" w:uiPriority="62" w:unhideWhenUsed="0"/>
-    <w:lsdException w:name="Medium Shading 1 Accent 6" w:semiHidden="0" w:uiPriority="63" w:unhideWhenUsed="0"/>
-    <w:lsdException w:name="Medium Shading 2 Accent 6" w:semiHidden="0" w:uiPriority="64" w:unhideWhenUsed="0"/>
-    <w:lsdException w:name="Medium List 1 Accent 6" w:semiHidden="0" w:uiPriority="65" w:unhideWhenUsed="0"/>
-    <w:lsdException w:name="Medium List 2 Accent 6" w:semiHidden="0" w:uiPriority="66" w:unhideWhenUsed="0"/>
-    <w:lsdException w:name="Medium Grid 1 Accent 6" w:semiHidden="0" w:uiPriority="67" w:unhideWhenUsed="0"/>
-    <w:lsdException w:name="Medium Grid 2 Accent 6" w:semiHidden="0" w:uiPriority="68" w:unhideWhenUsed="0"/>
-    <w:lsdException w:name="Medium Grid 3 Accent 6" w:semiHidden="0" w:uiPriority="69" w:unhideWhenUsed="0"/>
-    <w:lsdException w:name="Dark List Accent 6" w:semiHidden="0" w:uiPriority="70" w:unhideWhenUsed="0"/>
-    <w:lsdException w:name="Colorful Shading Accent 6" w:semiHidden="0" w:uiPriority="71" w:unhideWhenUsed="0"/>
-    <w:lsdException w:name="Colorful List Accent 6" w:semiHidden="0" w:uiPriority="72" w:unhideWhenUsed="0"/>
-    <w:lsdException w:name="Colorful Grid Accent 6" w:semiHidden="0" w:uiPriority="73" w:unhideWhenUsed="0"/>
-    <w:lsdException w:name="Subtle Emphasis" w:semiHidden="0" w:uiPriority="19" w:unhideWhenUsed="0" w:qFormat="1"/>
-    <w:lsdException w:name="Intense Emphasis" w:semiHidden="0" w:uiPriority="21" w:unhideWhenUsed="0" w:qFormat="1"/>
-    <w:lsdException w:name="Subtle Reference" w:semiHidden="0" w:uiPriority="31" w:unhideWhenUsed="0" w:qFormat="1"/>
-    <w:lsdException w:name="Intense Reference" w:semiHidden="0" w:uiPriority="32" w:unhideWhenUsed="0" w:qFormat="1"/>
-    <w:lsdException w:name="Book Title" w:semiHidden="0" w:uiPriority="33" w:unhideWhenUsed="0" w:qFormat="1"/>
-    <w:lsdException w:name="Bibliography" w:uiPriority="37"/>
-    <w:lsdException w:name="TOC Heading" w:uiPriority="39" w:qFormat="1"/>
+  <w:latentStyles w:count="260" w:defQFormat="0" w:defUnhideWhenUsed="1" w:defSemiHidden="1" w:defUIPriority="99" w:defLockedState="0">
+    <w:lsdException w:qFormat="1" w:unhideWhenUsed="0" w:uiPriority="0" w:semiHidden="0" w:name="Normal"/>
+    <w:lsdException w:qFormat="1" w:unhideWhenUsed="0" w:uiPriority="0" w:semiHidden="0" w:name="heading 1"/>
+    <w:lsdException w:qFormat="1" w:unhideWhenUsed="0" w:uiPriority="0" w:semiHidden="0" w:name="heading 2"/>
+    <w:lsdException w:qFormat="1" w:unhideWhenUsed="0" w:uiPriority="0" w:semiHidden="0" w:name="heading 3"/>
+    <w:lsdException w:qFormat="1" w:unhideWhenUsed="0" w:uiPriority="0" w:semiHidden="0" w:name="heading 4"/>
+    <w:lsdException w:qFormat="1" w:unhideWhenUsed="0" w:uiPriority="0" w:semiHidden="0" w:name="heading 5"/>
+    <w:lsdException w:qFormat="1" w:unhideWhenUsed="0" w:uiPriority="0" w:semiHidden="0" w:name="heading 6"/>
+    <w:lsdException w:qFormat="1" w:uiPriority="9" w:name="heading 7"/>
+    <w:lsdException w:qFormat="1" w:uiPriority="9" w:name="heading 8"/>
+    <w:lsdException w:qFormat="1" w:uiPriority="9" w:name="heading 9"/>
+    <w:lsdException w:uiPriority="99" w:name="index 1"/>
+    <w:lsdException w:uiPriority="99" w:name="index 2"/>
+    <w:lsdException w:uiPriority="99" w:name="index 3"/>
+    <w:lsdException w:uiPriority="99" w:name="index 4"/>
+    <w:lsdException w:uiPriority="99" w:name="index 5"/>
+    <w:lsdException w:uiPriority="99" w:name="index 6"/>
+    <w:lsdException w:uiPriority="99" w:name="index 7"/>
+    <w:lsdException w:uiPriority="99" w:name="index 8"/>
+    <w:lsdException w:uiPriority="99" w:name="index 9"/>
+    <w:lsdException w:uiPriority="39" w:name="toc 1"/>
+    <w:lsdException w:uiPriority="39" w:name="toc 2"/>
+    <w:lsdException w:uiPriority="39" w:name="toc 3"/>
+    <w:lsdException w:uiPriority="39" w:name="toc 4"/>
+    <w:lsdException w:uiPriority="39" w:name="toc 5"/>
+    <w:lsdException w:uiPriority="39" w:name="toc 6"/>
+    <w:lsdException w:uiPriority="39" w:name="toc 7"/>
+    <w:lsdException w:uiPriority="39" w:name="toc 8"/>
+    <w:lsdException w:uiPriority="39" w:name="toc 9"/>
+    <w:lsdException w:uiPriority="99" w:name="Normal Indent"/>
+    <w:lsdException w:uiPriority="99" w:name="footnote text"/>
+    <w:lsdException w:uiPriority="99" w:name="annotation text"/>
+    <w:lsdException w:uiPriority="99" w:name="header"/>
+    <w:lsdException w:uiPriority="99" w:name="footer"/>
+    <w:lsdException w:uiPriority="99" w:name="index heading"/>
+    <w:lsdException w:qFormat="1" w:uiPriority="35" w:name="caption"/>
+    <w:lsdException w:uiPriority="99" w:name="table of figures"/>
+    <w:lsdException w:uiPriority="99" w:name="envelope address"/>
+    <w:lsdException w:uiPriority="99" w:name="envelope return"/>
+    <w:lsdException w:uiPriority="99" w:name="footnote reference"/>
+    <w:lsdException w:uiPriority="99" w:name="annotation reference"/>
+    <w:lsdException w:uiPriority="99" w:name="line number"/>
+    <w:lsdException w:uiPriority="99" w:name="page number"/>
+    <w:lsdException w:uiPriority="99" w:name="endnote reference"/>
+    <w:lsdException w:uiPriority="99" w:name="endnote text"/>
+    <w:lsdException w:uiPriority="99" w:name="table of authorities"/>
+    <w:lsdException w:uiPriority="99" w:name="macro"/>
+    <w:lsdException w:uiPriority="99" w:name="toa heading"/>
+    <w:lsdException w:uiPriority="99" w:name="List"/>
+    <w:lsdException w:uiPriority="99" w:name="List Bullet"/>
+    <w:lsdException w:uiPriority="99" w:name="List Number"/>
+    <w:lsdException w:uiPriority="99" w:name="List 2"/>
+    <w:lsdException w:uiPriority="99" w:name="List 3"/>
+    <w:lsdException w:uiPriority="99" w:name="List 4"/>
+    <w:lsdException w:uiPriority="99" w:name="List 5"/>
+    <w:lsdException w:uiPriority="99" w:name="List Bullet 2"/>
+    <w:lsdException w:uiPriority="99" w:name="List Bullet 3"/>
+    <w:lsdException w:uiPriority="99" w:name="List Bullet 4"/>
+    <w:lsdException w:uiPriority="99" w:name="List Bullet 5"/>
+    <w:lsdException w:uiPriority="99" w:name="List Number 2"/>
+    <w:lsdException w:uiPriority="99" w:name="List Number 3"/>
+    <w:lsdException w:uiPriority="99" w:name="List Number 4"/>
+    <w:lsdException w:uiPriority="99" w:name="List Number 5"/>
+    <w:lsdException w:qFormat="1" w:unhideWhenUsed="0" w:uiPriority="0" w:semiHidden="0" w:name="Title"/>
+    <w:lsdException w:uiPriority="99" w:name="Closing"/>
+    <w:lsdException w:uiPriority="99" w:name="Signature"/>
+    <w:lsdException w:qFormat="1" w:uiPriority="1" w:name="Default Paragraph Font"/>
+    <w:lsdException w:uiPriority="99" w:name="Body Text"/>
+    <w:lsdException w:uiPriority="99" w:name="Body Text Indent"/>
+    <w:lsdException w:uiPriority="99" w:name="List Continue"/>
+    <w:lsdException w:uiPriority="99" w:name="List Continue 2"/>
+    <w:lsdException w:uiPriority="99" w:name="List Continue 3"/>
+    <w:lsdException w:uiPriority="99" w:name="List Continue 4"/>
+    <w:lsdException w:uiPriority="99" w:name="List Continue 5"/>
+    <w:lsdException w:uiPriority="99" w:name="Message Header"/>
+    <w:lsdException w:qFormat="1" w:unhideWhenUsed="0" w:uiPriority="0" w:semiHidden="0" w:name="Subtitle"/>
+    <w:lsdException w:uiPriority="99" w:name="Salutation"/>
+    <w:lsdException w:uiPriority="99" w:name="Date"/>
+    <w:lsdException w:uiPriority="99" w:name="Body Text First Indent"/>
+    <w:lsdException w:uiPriority="99" w:name="Body Text First Indent 2"/>
+    <w:lsdException w:uiPriority="99" w:name="Note Heading"/>
+    <w:lsdException w:uiPriority="99" w:name="Body Text 2"/>
+    <w:lsdException w:uiPriority="99" w:name="Body Text 3"/>
+    <w:lsdException w:uiPriority="99" w:name="Body Text Indent 2"/>
+    <w:lsdException w:uiPriority="99" w:name="Body Text Indent 3"/>
+    <w:lsdException w:uiPriority="99" w:name="Block Text"/>
+    <w:lsdException w:qFormat="1" w:uiPriority="99" w:semiHidden="0" w:name="Hyperlink"/>
+    <w:lsdException w:uiPriority="99" w:name="FollowedHyperlink"/>
+    <w:lsdException w:qFormat="1" w:unhideWhenUsed="0" w:uiPriority="22" w:semiHidden="0" w:name="Strong"/>
+    <w:lsdException w:qFormat="1" w:unhideWhenUsed="0" w:uiPriority="20" w:semiHidden="0" w:name="Emphasis"/>
+    <w:lsdException w:uiPriority="99" w:name="Document Map"/>
+    <w:lsdException w:uiPriority="99" w:name="Plain Text"/>
+    <w:lsdException w:uiPriority="99" w:name="E-mail Signature"/>
+    <w:lsdException w:uiPriority="99" w:name="Normal (Web)"/>
+    <w:lsdException w:uiPriority="99" w:name="HTML Acronym"/>
+    <w:lsdException w:uiPriority="99" w:name="HTML Address"/>
+    <w:lsdException w:uiPriority="99" w:name="HTML Cite"/>
+    <w:lsdException w:uiPriority="99" w:name="HTML Code"/>
+    <w:lsdException w:uiPriority="99" w:name="HTML Definition"/>
+    <w:lsdException w:uiPriority="99" w:name="HTML Keyboard"/>
+    <w:lsdException w:uiPriority="99" w:name="HTML Preformatted"/>
+    <w:lsdException w:uiPriority="99" w:name="HTML Sample"/>
+    <w:lsdException w:uiPriority="99" w:name="HTML Typewriter"/>
+    <w:lsdException w:uiPriority="99" w:name="HTML Variable"/>
+    <w:lsdException w:qFormat="1" w:uiPriority="99" w:name="Normal Table"/>
+    <w:lsdException w:uiPriority="99" w:name="annotation subject"/>
+    <w:lsdException w:uiPriority="99" w:name="Table Simple 1"/>
+    <w:lsdException w:uiPriority="99" w:name="Table Simple 2"/>
+    <w:lsdException w:uiPriority="99" w:name="Table Simple 3"/>
+    <w:lsdException w:uiPriority="99" w:name="Table Classic 1"/>
+    <w:lsdException w:uiPriority="99" w:name="Table Classic 2"/>
+    <w:lsdException w:uiPriority="99" w:name="Table Classic 3"/>
+    <w:lsdException w:uiPriority="99" w:name="Table Classic 4"/>
+    <w:lsdException w:uiPriority="99" w:name="Table Colorful 1"/>
+    <w:lsdException w:uiPriority="99" w:name="Table Colorful 2"/>
+    <w:lsdException w:uiPriority="99" w:name="Table Colorful 3"/>
+    <w:lsdException w:uiPriority="99" w:name="Table Columns 1"/>
+    <w:lsdException w:uiPriority="99" w:name="Table Columns 2"/>
+    <w:lsdException w:uiPriority="99" w:name="Table Columns 3"/>
+    <w:lsdException w:uiPriority="99" w:name="Table Columns 4"/>
+    <w:lsdException w:uiPriority="99" w:name="Table Columns 5"/>
+    <w:lsdException w:uiPriority="99" w:name="Table Grid 1"/>
+    <w:lsdException w:uiPriority="99" w:name="Table Grid 2"/>
+    <w:lsdException w:uiPriority="99" w:name="Table Grid 3"/>
+    <w:lsdException w:uiPriority="99" w:name="Table Grid 4"/>
+    <w:lsdException w:uiPriority="99" w:name="Table Grid 5"/>
+    <w:lsdException w:uiPriority="99" w:name="Table Grid 6"/>
+    <w:lsdException w:uiPriority="99" w:name="Table Grid 7"/>
+    <w:lsdException w:uiPriority="99" w:name="Table Grid 8"/>
+    <w:lsdException w:uiPriority="99" w:name="Table List 1"/>
+    <w:lsdException w:uiPriority="99" w:name="Table List 2"/>
+    <w:lsdException w:uiPriority="99" w:name="Table List 3"/>
+    <w:lsdException w:uiPriority="99" w:name="Table List 4"/>
+    <w:lsdException w:uiPriority="99" w:name="Table List 5"/>
+    <w:lsdException w:uiPriority="99" w:name="Table List 6"/>
+    <w:lsdException w:uiPriority="99" w:name="Table List 7"/>
+    <w:lsdException w:uiPriority="99" w:name="Table List 8"/>
+    <w:lsdException w:uiPriority="99" w:name="Table 3D effects 1"/>
+    <w:lsdException w:uiPriority="99" w:name="Table 3D effects 2"/>
+    <w:lsdException w:uiPriority="99" w:name="Table 3D effects 3"/>
+    <w:lsdException w:uiPriority="99" w:name="Table Contemporary"/>
+    <w:lsdException w:uiPriority="99" w:name="Table Elegant"/>
+    <w:lsdException w:uiPriority="99" w:name="Table Professional"/>
+    <w:lsdException w:uiPriority="99" w:name="Table Subtle 1"/>
+    <w:lsdException w:uiPriority="99" w:name="Table Subtle 2"/>
+    <w:lsdException w:uiPriority="99" w:name="Table Web 1"/>
+    <w:lsdException w:uiPriority="99" w:name="Table Web 2"/>
+    <w:lsdException w:uiPriority="99" w:name="Table Web 3"/>
+    <w:lsdException w:qFormat="1" w:uiPriority="99" w:name="Balloon Text"/>
+    <w:lsdException w:qFormat="1" w:unhideWhenUsed="0" w:uiPriority="39" w:semiHidden="0" w:name="Table Grid"/>
+    <w:lsdException w:uiPriority="99" w:name="Table Theme"/>
+    <w:lsdException w:unhideWhenUsed="0" w:uiPriority="60" w:semiHidden="0" w:name="Light Shading"/>
+    <w:lsdException w:unhideWhenUsed="0" w:uiPriority="61" w:semiHidden="0" w:name="Light List"/>
+    <w:lsdException w:unhideWhenUsed="0" w:uiPriority="62" w:semiHidden="0" w:name="Light Grid"/>
+    <w:lsdException w:unhideWhenUsed="0" w:uiPriority="63" w:semiHidden="0" w:name="Medium Shading 1"/>
+    <w:lsdException w:unhideWhenUsed="0" w:uiPriority="64" w:semiHidden="0" w:name="Medium Shading 2"/>
+    <w:lsdException w:unhideWhenUsed="0" w:uiPriority="65" w:semiHidden="0" w:name="Medium List 1"/>
+    <w:lsdException w:unhideWhenUsed="0" w:uiPriority="66" w:semiHidden="0" w:name="Medium List 2"/>
+    <w:lsdException w:unhideWhenUsed="0" w:uiPriority="67" w:semiHidden="0" w:name="Medium Grid 1"/>
+    <w:lsdException w:unhideWhenUsed="0" w:uiPriority="68" w:semiHidden="0" w:name="Medium Grid 2"/>
+    <w:lsdException w:unhideWhenUsed="0" w:uiPriority="69" w:semiHidden="0" w:name="Medium Grid 3"/>
+    <w:lsdException w:unhideWhenUsed="0" w:uiPriority="70" w:semiHidden="0" w:name="Dark List"/>
+    <w:lsdException w:unhideWhenUsed="0" w:uiPriority="71" w:semiHidden="0" w:name="Colorful Shading"/>
+    <w:lsdException w:unhideWhenUsed="0" w:uiPriority="72" w:semiHidden="0" w:name="Colorful List"/>
+    <w:lsdException w:unhideWhenUsed="0" w:uiPriority="73" w:semiHidden="0" w:name="Colorful Grid"/>
+    <w:lsdException w:unhideWhenUsed="0" w:uiPriority="60" w:semiHidden="0" w:name="Light Shading Accent 1"/>
+    <w:lsdException w:unhideWhenUsed="0" w:uiPriority="61" w:semiHidden="0" w:name="Light List Accent 1"/>
+    <w:lsdException w:unhideWhenUsed="0" w:uiPriority="62" w:semiHidden="0" w:name="Light Grid Accent 1"/>
+    <w:lsdException w:unhideWhenUsed="0" w:uiPriority="63" w:semiHidden="0" w:name="Medium Shading 1 Accent 1"/>
+    <w:lsdException w:unhideWhenUsed="0" w:uiPriority="64" w:semiHidden="0" w:name="Medium Shading 2 Accent 1"/>
+    <w:lsdException w:unhideWhenUsed="0" w:uiPriority="65" w:semiHidden="0" w:name="Medium List 1 Accent 1"/>
+    <w:lsdException w:qFormat="1" w:unhideWhenUsed="0" w:uiPriority="34" w:semiHidden="0" w:name="List Paragraph"/>
+    <w:lsdException w:unhideWhenUsed="0" w:uiPriority="66" w:semiHidden="0" w:name="Medium List 2 Accent 1"/>
+    <w:lsdException w:unhideWhenUsed="0" w:uiPriority="67" w:semiHidden="0" w:name="Medium Grid 1 Accent 1"/>
+    <w:lsdException w:unhideWhenUsed="0" w:uiPriority="68" w:semiHidden="0" w:name="Medium Grid 2 Accent 1"/>
+    <w:lsdException w:unhideWhenUsed="0" w:uiPriority="69" w:semiHidden="0" w:name="Medium Grid 3 Accent 1"/>
+    <w:lsdException w:unhideWhenUsed="0" w:uiPriority="70" w:semiHidden="0" w:name="Dark List Accent 1"/>
+    <w:lsdException w:unhideWhenUsed="0" w:uiPriority="71" w:semiHidden="0" w:name="Colorful Shading Accent 1"/>
+    <w:lsdException w:unhideWhenUsed="0" w:uiPriority="72" w:semiHidden="0" w:name="Colorful List Accent 1"/>
+    <w:lsdException w:unhideWhenUsed="0" w:uiPriority="73" w:semiHidden="0" w:name="Colorful Grid Accent 1"/>
+    <w:lsdException w:unhideWhenUsed="0" w:uiPriority="60" w:semiHidden="0" w:name="Light Shading Accent 2"/>
+    <w:lsdException w:unhideWhenUsed="0" w:uiPriority="61" w:semiHidden="0" w:name="Light List Accent 2"/>
+    <w:lsdException w:unhideWhenUsed="0" w:uiPriority="62" w:semiHidden="0" w:name="Light Grid Accent 2"/>
+    <w:lsdException w:unhideWhenUsed="0" w:uiPriority="63" w:semiHidden="0" w:name="Medium Shading 1 Accent 2"/>
+    <w:lsdException w:unhideWhenUsed="0" w:uiPriority="64" w:semiHidden="0" w:name="Medium Shading 2 Accent 2"/>
+    <w:lsdException w:unhideWhenUsed="0" w:uiPriority="65" w:semiHidden="0" w:name="Medium List 1 Accent 2"/>
+    <w:lsdException w:unhideWhenUsed="0" w:uiPriority="66" w:semiHidden="0" w:name="Medium List 2 Accent 2"/>
+    <w:lsdException w:unhideWhenUsed="0" w:uiPriority="67" w:semiHidden="0" w:name="Medium Grid 1 Accent 2"/>
+    <w:lsdException w:unhideWhenUsed="0" w:uiPriority="68" w:semiHidden="0" w:name="Medium Grid 2 Accent 2"/>
+    <w:lsdException w:unhideWhenUsed="0" w:uiPriority="69" w:semiHidden="0" w:name="Medium Grid 3 Accent 2"/>
+    <w:lsdException w:unhideWhenUsed="0" w:uiPriority="70" w:semiHidden="0" w:name="Dark List Accent 2"/>
+    <w:lsdException w:unhideWhenUsed="0" w:uiPriority="71" w:semiHidden="0" w:name="Colorful Shading Accent 2"/>
+    <w:lsdException w:unhideWhenUsed="0" w:uiPriority="72" w:semiHidden="0" w:name="Colorful List Accent 2"/>
+    <w:lsdException w:unhideWhenUsed="0" w:uiPriority="73" w:semiHidden="0" w:name="Colorful Grid Accent 2"/>
+    <w:lsdException w:unhideWhenUsed="0" w:uiPriority="60" w:semiHidden="0" w:name="Light Shading Accent 3"/>
+    <w:lsdException w:unhideWhenUsed="0" w:uiPriority="61" w:semiHidden="0" w:name="Light List Accent 3"/>
+    <w:lsdException w:unhideWhenUsed="0" w:uiPriority="62" w:semiHidden="0" w:name="Light Grid Accent 3"/>
+    <w:lsdException w:unhideWhenUsed="0" w:uiPriority="63" w:semiHidden="0" w:name="Medium Shading 1 Accent 3"/>
+    <w:lsdException w:unhideWhenUsed="0" w:uiPriority="64" w:semiHidden="0" w:name="Medium Shading 2 Accent 3"/>
+    <w:lsdException w:unhideWhenUsed="0" w:uiPriority="65" w:semiHidden="0" w:name="Medium List 1 Accent 3"/>
+    <w:lsdException w:unhideWhenUsed="0" w:uiPriority="66" w:semiHidden="0" w:name="Medium List 2 Accent 3"/>
+    <w:lsdException w:unhideWhenUsed="0" w:uiPriority="67" w:semiHidden="0" w:name="Medium Grid 1 Accent 3"/>
+    <w:lsdException w:unhideWhenUsed="0" w:uiPriority="68" w:semiHidden="0" w:name="Medium Grid 2 Accent 3"/>
+    <w:lsdException w:unhideWhenUsed="0" w:uiPriority="69" w:semiHidden="0" w:name="Medium Grid 3 Accent 3"/>
+    <w:lsdException w:unhideWhenUsed="0" w:uiPriority="70" w:semiHidden="0" w:name="Dark List Accent 3"/>
+    <w:lsdException w:unhideWhenUsed="0" w:uiPriority="71" w:semiHidden="0" w:name="Colorful Shading Accent 3"/>
+    <w:lsdException w:unhideWhenUsed="0" w:uiPriority="72" w:semiHidden="0" w:name="Colorful List Accent 3"/>
+    <w:lsdException w:unhideWhenUsed="0" w:uiPriority="73" w:semiHidden="0" w:name="Colorful Grid Accent 3"/>
+    <w:lsdException w:unhideWhenUsed="0" w:uiPriority="60" w:semiHidden="0" w:name="Light Shading Accent 4"/>
+    <w:lsdException w:unhideWhenUsed="0" w:uiPriority="61" w:semiHidden="0" w:name="Light List Accent 4"/>
+    <w:lsdException w:unhideWhenUsed="0" w:uiPriority="62" w:semiHidden="0" w:name="Light Grid Accent 4"/>
+    <w:lsdException w:unhideWhenUsed="0" w:uiPriority="63" w:semiHidden="0" w:name="Medium Shading 1 Accent 4"/>
+    <w:lsdException w:unhideWhenUsed="0" w:uiPriority="64" w:semiHidden="0" w:name="Medium Shading 2 Accent 4"/>
+    <w:lsdException w:unhideWhenUsed="0" w:uiPriority="65" w:semiHidden="0" w:name="Medium List 1 Accent 4"/>
+    <w:lsdException w:unhideWhenUsed="0" w:uiPriority="66" w:semiHidden="0" w:name="Medium List 2 Accent 4"/>
+    <w:lsdException w:unhideWhenUsed="0" w:uiPriority="67" w:semiHidden="0" w:name="Medium Grid 1 Accent 4"/>
+    <w:lsdException w:unhideWhenUsed="0" w:uiPriority="68" w:semiHidden="0" w:name="Medium Grid 2 Accent 4"/>
+    <w:lsdException w:unhideWhenUsed="0" w:uiPriority="69" w:semiHidden="0" w:name="Medium Grid 3 Accent 4"/>
+    <w:lsdException w:unhideWhenUsed="0" w:uiPriority="70" w:semiHidden="0" w:name="Dark List Accent 4"/>
+    <w:lsdException w:unhideWhenUsed="0" w:uiPriority="71" w:semiHidden="0" w:name="Colorful Shading Accent 4"/>
+    <w:lsdException w:unhideWhenUsed="0" w:uiPriority="72" w:semiHidden="0" w:name="Colorful List Accent 4"/>
+    <w:lsdException w:unhideWhenUsed="0" w:uiPriority="73" w:semiHidden="0" w:name="Colorful Grid Accent 4"/>
+    <w:lsdException w:unhideWhenUsed="0" w:uiPriority="60" w:semiHidden="0" w:name="Light Shading Accent 5"/>
+    <w:lsdException w:unhideWhenUsed="0" w:uiPriority="61" w:semiHidden="0" w:name="Light List Accent 5"/>
+    <w:lsdException w:unhideWhenUsed="0" w:uiPriority="62" w:semiHidden="0" w:name="Light Grid Accent 5"/>
+    <w:lsdException w:unhideWhenUsed="0" w:uiPriority="63" w:semiHidden="0" w:name="Medium Shading 1 Accent 5"/>
+    <w:lsdException w:unhideWhenUsed="0" w:uiPriority="64" w:semiHidden="0" w:name="Medium Shading 2 Accent 5"/>
+    <w:lsdException w:unhideWhenUsed="0" w:uiPriority="65" w:semiHidden="0" w:name="Medium List 1 Accent 5"/>
+    <w:lsdException w:unhideWhenUsed="0" w:uiPriority="66" w:semiHidden="0" w:name="Medium List 2 Accent 5"/>
+    <w:lsdException w:unhideWhenUsed="0" w:uiPriority="67" w:semiHidden="0" w:name="Medium Grid 1 Accent 5"/>
+    <w:lsdException w:unhideWhenUsed="0" w:uiPriority="68" w:semiHidden="0" w:name="Medium Grid 2 Accent 5"/>
+    <w:lsdException w:unhideWhenUsed="0" w:uiPriority="69" w:semiHidden="0" w:name="Medium Grid 3 Accent 5"/>
+    <w:lsdException w:unhideWhenUsed="0" w:uiPriority="70" w:semiHidden="0" w:name="Dark List Accent 5"/>
+    <w:lsdException w:unhideWhenUsed="0" w:uiPriority="71" w:semiHidden="0" w:name="Colorful Shading Accent 5"/>
+    <w:lsdException w:unhideWhenUsed="0" w:uiPriority="72" w:semiHidden="0" w:name="Colorful List Accent 5"/>
+    <w:lsdException w:unhideWhenUsed="0" w:uiPriority="73" w:semiHidden="0" w:name="Colorful Grid Accent 5"/>
+    <w:lsdException w:unhideWhenUsed="0" w:uiPriority="60" w:semiHidden="0" w:name="Light Shading Accent 6"/>
+    <w:lsdException w:unhideWhenUsed="0" w:uiPriority="61" w:semiHidden="0" w:name="Light List Accent 6"/>
+    <w:lsdException w:unhideWhenUsed="0" w:uiPriority="62" w:semiHidden="0" w:name="Light Grid Accent 6"/>
+    <w:lsdException w:unhideWhenUsed="0" w:uiPriority="63" w:semiHidden="0" w:name="Medium Shading 1 Accent 6"/>
+    <w:lsdException w:unhideWhenUsed="0" w:uiPriority="64" w:semiHidden="0" w:name="Medium Shading 2 Accent 6"/>
+    <w:lsdException w:unhideWhenUsed="0" w:uiPriority="65" w:semiHidden="0" w:name="Medium List 1 Accent 6"/>
+    <w:lsdException w:unhideWhenUsed="0" w:uiPriority="66" w:semiHidden="0" w:name="Medium List 2 Accent 6"/>
+    <w:lsdException w:unhideWhenUsed="0" w:uiPriority="67" w:semiHidden="0" w:name="Medium Grid 1 Accent 6"/>
+    <w:lsdException w:unhideWhenUsed="0" w:uiPriority="68" w:semiHidden="0" w:name="Medium Grid 2 Accent 6"/>
+    <w:lsdException w:unhideWhenUsed="0" w:uiPriority="69" w:semiHidden="0" w:name="Medium Grid 3 Accent 6"/>
+    <w:lsdException w:unhideWhenUsed="0" w:uiPriority="70" w:semiHidden="0" w:name="Dark List Accent 6"/>
+    <w:lsdException w:unhideWhenUsed="0" w:uiPriority="71" w:semiHidden="0" w:name="Colorful Shading Accent 6"/>
+    <w:lsdException w:unhideWhenUsed="0" w:uiPriority="72" w:semiHidden="0" w:name="Colorful List Accent 6"/>
+    <w:lsdException w:unhideWhenUsed="0" w:uiPriority="73" w:semiHidden="0" w:name="Colorful Grid Accent 6"/>
   </w:latentStyles>
-  <w:style w:type="paragraph" w:default="1" w:styleId="Normal">
+  <w:style w:type="paragraph" w:default="1" w:styleId="1">
     <w:name w:val="Normal"/>
     <w:qFormat/>
-    <w:rsid w:val="00E62D4F"/>
+    <w:uiPriority w:val="0"/>
+    <w:pPr>
+      <w:spacing w:after="160" w:line="259" w:lineRule="auto"/>
+    </w:pPr>
+    <w:rPr>
+      <w:rFonts w:ascii="Calibri" w:hAnsi="Calibri" w:eastAsia="Calibri" w:cs="Calibri"/>
+      <w:sz w:val="22"/>
+      <w:szCs w:val="22"/>
+      <w:lang w:val="en-IN" w:eastAsia="en-IN" w:bidi="ar-SA"/>
+    </w:rPr>
   </w:style>
-  <w:style w:type="paragraph" w:styleId="Heading1">
+  <w:style w:type="paragraph" w:styleId="2">
     <w:name w:val="heading 1"/>
-    <w:basedOn w:val="Normal"/>
-    <w:next w:val="Normal"/>
-    <w:rsid w:val="00E62D4F"/>
+    <w:basedOn w:val="1"/>
+    <w:next w:val="1"/>
+    <w:qFormat/>
+    <w:uiPriority w:val="0"/>
     <w:pPr>
       <w:keepNext/>
       <w:keepLines/>
@@ -3610,11 +3498,12 @@
       <w:szCs w:val="48"/>
     </w:rPr>
   </w:style>
-  <w:style w:type="paragraph" w:styleId="Heading2">
+  <w:style w:type="paragraph" w:styleId="3">
     <w:name w:val="heading 2"/>
-    <w:basedOn w:val="Normal"/>
-    <w:next w:val="Normal"/>
-    <w:rsid w:val="00E62D4F"/>
+    <w:basedOn w:val="1"/>
+    <w:next w:val="1"/>
+    <w:qFormat/>
+    <w:uiPriority w:val="0"/>
     <w:pPr>
       <w:keepNext/>
       <w:keepLines/>
@@ -3627,11 +3516,12 @@
       <w:szCs w:val="36"/>
     </w:rPr>
   </w:style>
-  <w:style w:type="paragraph" w:styleId="Heading3">
+  <w:style w:type="paragraph" w:styleId="4">
     <w:name w:val="heading 3"/>
-    <w:basedOn w:val="Normal"/>
-    <w:next w:val="Normal"/>
-    <w:rsid w:val="00E62D4F"/>
+    <w:basedOn w:val="1"/>
+    <w:next w:val="1"/>
+    <w:qFormat/>
+    <w:uiPriority w:val="0"/>
     <w:pPr>
       <w:keepNext/>
       <w:keepLines/>
@@ -3644,11 +3534,12 @@
       <w:szCs w:val="28"/>
     </w:rPr>
   </w:style>
-  <w:style w:type="paragraph" w:styleId="Heading4">
+  <w:style w:type="paragraph" w:styleId="5">
     <w:name w:val="heading 4"/>
-    <w:basedOn w:val="Normal"/>
-    <w:next w:val="Normal"/>
-    <w:rsid w:val="00E62D4F"/>
+    <w:basedOn w:val="1"/>
+    <w:next w:val="1"/>
+    <w:qFormat/>
+    <w:uiPriority w:val="0"/>
     <w:pPr>
       <w:keepNext/>
       <w:keepLines/>
@@ -3661,11 +3552,12 @@
       <w:szCs w:val="24"/>
     </w:rPr>
   </w:style>
-  <w:style w:type="paragraph" w:styleId="Heading5">
+  <w:style w:type="paragraph" w:styleId="6">
     <w:name w:val="heading 5"/>
-    <w:basedOn w:val="Normal"/>
-    <w:next w:val="Normal"/>
-    <w:rsid w:val="00E62D4F"/>
+    <w:basedOn w:val="1"/>
+    <w:next w:val="1"/>
+    <w:qFormat/>
+    <w:uiPriority w:val="0"/>
     <w:pPr>
       <w:keepNext/>
       <w:keepLines/>
@@ -3676,11 +3568,12 @@
       <w:b/>
     </w:rPr>
   </w:style>
-  <w:style w:type="paragraph" w:styleId="Heading6">
+  <w:style w:type="paragraph" w:styleId="7">
     <w:name w:val="heading 6"/>
-    <w:basedOn w:val="Normal"/>
-    <w:next w:val="Normal"/>
-    <w:rsid w:val="00E62D4F"/>
+    <w:basedOn w:val="1"/>
+    <w:next w:val="1"/>
+    <w:qFormat/>
+    <w:uiPriority w:val="0"/>
     <w:pPr>
       <w:keepNext/>
       <w:keepLines/>
@@ -3693,20 +3586,20 @@
       <w:szCs w:val="20"/>
     </w:rPr>
   </w:style>
-  <w:style w:type="character" w:default="1" w:styleId="DefaultParagraphFont">
+  <w:style w:type="character" w:default="1" w:styleId="8">
     <w:name w:val="Default Paragraph Font"/>
-    <w:uiPriority w:val="1"/>
-    <w:semiHidden/>
-    <w:unhideWhenUsed/>
-  </w:style>
-  <w:style w:type="table" w:default="1" w:styleId="TableNormal">
-    <w:name w:val="Normal Table"/>
-    <w:uiPriority w:val="99"/>
     <w:semiHidden/>
     <w:unhideWhenUsed/>
     <w:qFormat/>
+    <w:uiPriority w:val="1"/>
+  </w:style>
+  <w:style w:type="table" w:default="1" w:styleId="9">
+    <w:name w:val="Normal Table"/>
+    <w:semiHidden/>
+    <w:unhideWhenUsed/>
+    <w:qFormat/>
+    <w:uiPriority w:val="99"/>
     <w:tblPr>
-      <w:tblInd w:w="0" w:type="dxa"/>
       <w:tblCellMar>
         <w:top w:w="0" w:type="dxa"/>
         <w:left w:w="108" w:type="dxa"/>
@@ -3715,29 +3608,84 @@
       </w:tblCellMar>
     </w:tblPr>
   </w:style>
-  <w:style w:type="numbering" w:default="1" w:styleId="NoList">
-    <w:name w:val="No List"/>
-    <w:uiPriority w:val="99"/>
+  <w:style w:type="paragraph" w:styleId="10">
+    <w:name w:val="Balloon Text"/>
+    <w:basedOn w:val="1"/>
+    <w:link w:val="24"/>
     <w:semiHidden/>
     <w:unhideWhenUsed/>
+    <w:qFormat/>
+    <w:uiPriority w:val="99"/>
+    <w:pPr>
+      <w:spacing w:after="0" w:line="240" w:lineRule="auto"/>
+    </w:pPr>
+    <w:rPr>
+      <w:rFonts w:ascii="Tahoma" w:hAnsi="Tahoma" w:cs="Tahoma"/>
+      <w:sz w:val="16"/>
+      <w:szCs w:val="16"/>
+    </w:rPr>
   </w:style>
-  <w:style w:type="table" w:customStyle="1" w:styleId="TableNormal0">
-    <w:name w:val="TableNormal"/>
-    <w:rsid w:val="00E62D4F"/>
+  <w:style w:type="character" w:styleId="11">
+    <w:name w:val="Hyperlink"/>
+    <w:basedOn w:val="8"/>
+    <w:unhideWhenUsed/>
+    <w:qFormat/>
+    <w:uiPriority w:val="99"/>
+    <w:rPr>
+      <w:color w:val="0563C1" w:themeColor="hyperlink"/>
+      <w:u w:val="single"/>
+    </w:rPr>
+  </w:style>
+  <w:style w:type="paragraph" w:styleId="12">
+    <w:name w:val="Subtitle"/>
+    <w:basedOn w:val="1"/>
+    <w:next w:val="1"/>
+    <w:qFormat/>
+    <w:uiPriority w:val="0"/>
+    <w:pPr>
+      <w:keepNext/>
+      <w:keepLines/>
+      <w:spacing w:before="360" w:after="80"/>
+    </w:pPr>
+    <w:rPr>
+      <w:rFonts w:ascii="Georgia" w:hAnsi="Georgia" w:eastAsia="Georgia" w:cs="Georgia"/>
+      <w:i/>
+      <w:color w:val="666666"/>
+      <w:sz w:val="48"/>
+      <w:szCs w:val="48"/>
+    </w:rPr>
+  </w:style>
+  <w:style w:type="table" w:styleId="13">
+    <w:name w:val="Table Grid"/>
+    <w:basedOn w:val="9"/>
+    <w:qFormat/>
+    <w:uiPriority w:val="39"/>
+    <w:pPr>
+      <w:spacing w:after="0" w:line="240" w:lineRule="auto"/>
+    </w:pPr>
     <w:tblPr>
+      <w:tblBorders>
+        <w:top w:val="single" w:color="auto" w:sz="4" w:space="0"/>
+        <w:left w:val="single" w:color="auto" w:sz="4" w:space="0"/>
+        <w:bottom w:val="single" w:color="auto" w:sz="4" w:space="0"/>
+        <w:right w:val="single" w:color="auto" w:sz="4" w:space="0"/>
+        <w:insideH w:val="single" w:color="auto" w:sz="4" w:space="0"/>
+        <w:insideV w:val="single" w:color="auto" w:sz="4" w:space="0"/>
+      </w:tblBorders>
       <w:tblCellMar>
         <w:top w:w="0" w:type="dxa"/>
-        <w:left w:w="0" w:type="dxa"/>
+        <w:left w:w="108" w:type="dxa"/>
         <w:bottom w:w="0" w:type="dxa"/>
-        <w:right w:w="0" w:type="dxa"/>
+        <w:right w:w="108" w:type="dxa"/>
       </w:tblCellMar>
     </w:tblPr>
   </w:style>
-  <w:style w:type="paragraph" w:styleId="Title">
+  <w:style w:type="paragraph" w:styleId="14">
     <w:name w:val="Title"/>
-    <w:basedOn w:val="Normal"/>
-    <w:next w:val="Normal"/>
-    <w:rsid w:val="00E62D4F"/>
+    <w:basedOn w:val="1"/>
+    <w:next w:val="1"/>
+    <w:qFormat/>
+    <w:uiPriority w:val="0"/>
     <w:pPr>
       <w:keepNext/>
       <w:keepLines/>
@@ -3749,508 +3697,10 @@
       <w:szCs w:val="72"/>
     </w:rPr>
   </w:style>
-  <w:style w:type="table" w:styleId="TableGrid">
-    <w:name w:val="Table Grid"/>
-    <w:basedOn w:val="TableNormal"/>
-    <w:uiPriority w:val="39"/>
-    <w:rsid w:val="005B2106"/>
-    <w:pPr>
-      <w:spacing w:after="0" w:line="240" w:lineRule="auto"/>
-    </w:pPr>
-    <w:tblPr>
-      <w:tblInd w:w="0" w:type="dxa"/>
-      <w:tblBorders>
-        <w:top w:val="single" w:sz="4" w:space="0" w:color="auto"/>
-        <w:left w:val="single" w:sz="4" w:space="0" w:color="auto"/>
-        <w:bottom w:val="single" w:sz="4" w:space="0" w:color="auto"/>
-        <w:right w:val="single" w:sz="4" w:space="0" w:color="auto"/>
-        <w:insideH w:val="single" w:sz="4" w:space="0" w:color="auto"/>
-        <w:insideV w:val="single" w:sz="4" w:space="0" w:color="auto"/>
-      </w:tblBorders>
-      <w:tblCellMar>
-        <w:top w:w="0" w:type="dxa"/>
-        <w:left w:w="108" w:type="dxa"/>
-        <w:bottom w:w="0" w:type="dxa"/>
-        <w:right w:w="108" w:type="dxa"/>
-      </w:tblCellMar>
-    </w:tblPr>
-  </w:style>
-  <w:style w:type="character" w:styleId="Hyperlink">
-    <w:name w:val="Hyperlink"/>
-    <w:basedOn w:val="DefaultParagraphFont"/>
-    <w:uiPriority w:val="99"/>
-    <w:unhideWhenUsed/>
-    <w:rsid w:val="003C4A8E"/>
-    <w:rPr>
-      <w:color w:val="0563C1" w:themeColor="hyperlink"/>
-      <w:u w:val="single"/>
-    </w:rPr>
-  </w:style>
-  <w:style w:type="character" w:customStyle="1" w:styleId="UnresolvedMention">
-    <w:name w:val="Unresolved Mention"/>
-    <w:basedOn w:val="DefaultParagraphFont"/>
-    <w:uiPriority w:val="99"/>
-    <w:semiHidden/>
-    <w:unhideWhenUsed/>
-    <w:rsid w:val="003C4A8E"/>
-    <w:rPr>
-      <w:color w:val="605E5C"/>
-      <w:shd w:val="clear" w:color="auto" w:fill="E1DFDD"/>
-    </w:rPr>
-  </w:style>
-  <w:style w:type="paragraph" w:styleId="ListParagraph">
-    <w:name w:val="List Paragraph"/>
-    <w:basedOn w:val="Normal"/>
-    <w:uiPriority w:val="34"/>
+  <w:style w:type="table" w:customStyle="1" w:styleId="15">
+    <w:name w:val="TableNormal"/>
     <w:qFormat/>
-    <w:rsid w:val="00AB20AC"/>
-    <w:pPr>
-      <w:ind w:left="720"/>
-      <w:contextualSpacing/>
-    </w:pPr>
-  </w:style>
-  <w:style w:type="paragraph" w:styleId="Subtitle">
-    <w:name w:val="Subtitle"/>
-    <w:basedOn w:val="Normal"/>
-    <w:next w:val="Normal"/>
-    <w:rsid w:val="00E62D4F"/>
-    <w:pPr>
-      <w:keepNext/>
-      <w:keepLines/>
-      <w:spacing w:before="360" w:after="80"/>
-    </w:pPr>
-    <w:rPr>
-      <w:rFonts w:ascii="Georgia" w:eastAsia="Georgia" w:hAnsi="Georgia" w:cs="Georgia"/>
-      <w:i/>
-      <w:color w:val="666666"/>
-      <w:sz w:val="48"/>
-      <w:szCs w:val="48"/>
-    </w:rPr>
-  </w:style>
-  <w:style w:type="table" w:customStyle="1" w:styleId="a">
-    <w:basedOn w:val="TableNormal"/>
-    <w:rsid w:val="00E62D4F"/>
-    <w:pPr>
-      <w:spacing w:after="0" w:line="240" w:lineRule="auto"/>
-    </w:pPr>
-    <w:tblPr>
-      <w:tblStyleRowBandSize w:val="1"/>
-      <w:tblStyleColBandSize w:val="1"/>
-      <w:tblInd w:w="0" w:type="dxa"/>
-      <w:tblCellMar>
-        <w:top w:w="0" w:type="dxa"/>
-        <w:left w:w="108" w:type="dxa"/>
-        <w:bottom w:w="0" w:type="dxa"/>
-        <w:right w:w="108" w:type="dxa"/>
-      </w:tblCellMar>
-    </w:tblPr>
-  </w:style>
-  <w:style w:type="table" w:customStyle="1" w:styleId="a0">
-    <w:basedOn w:val="TableNormal"/>
-    <w:rsid w:val="00E62D4F"/>
-    <w:pPr>
-      <w:spacing w:after="0" w:line="240" w:lineRule="auto"/>
-    </w:pPr>
-    <w:tblPr>
-      <w:tblStyleRowBandSize w:val="1"/>
-      <w:tblStyleColBandSize w:val="1"/>
-      <w:tblInd w:w="0" w:type="dxa"/>
-      <w:tblCellMar>
-        <w:top w:w="0" w:type="dxa"/>
-        <w:left w:w="108" w:type="dxa"/>
-        <w:bottom w:w="0" w:type="dxa"/>
-        <w:right w:w="108" w:type="dxa"/>
-      </w:tblCellMar>
-    </w:tblPr>
-  </w:style>
-  <w:style w:type="table" w:customStyle="1" w:styleId="a1">
-    <w:basedOn w:val="TableNormal"/>
-    <w:rsid w:val="00E62D4F"/>
-    <w:pPr>
-      <w:spacing w:after="0" w:line="240" w:lineRule="auto"/>
-    </w:pPr>
-    <w:tblPr>
-      <w:tblStyleRowBandSize w:val="1"/>
-      <w:tblStyleColBandSize w:val="1"/>
-      <w:tblInd w:w="0" w:type="dxa"/>
-      <w:tblCellMar>
-        <w:top w:w="0" w:type="dxa"/>
-        <w:left w:w="108" w:type="dxa"/>
-        <w:bottom w:w="0" w:type="dxa"/>
-        <w:right w:w="108" w:type="dxa"/>
-      </w:tblCellMar>
-    </w:tblPr>
-  </w:style>
-  <w:style w:type="table" w:customStyle="1" w:styleId="a2">
-    <w:basedOn w:val="TableNormal"/>
-    <w:rsid w:val="00E62D4F"/>
-    <w:pPr>
-      <w:spacing w:after="0" w:line="240" w:lineRule="auto"/>
-    </w:pPr>
-    <w:tblPr>
-      <w:tblStyleRowBandSize w:val="1"/>
-      <w:tblStyleColBandSize w:val="1"/>
-      <w:tblInd w:w="0" w:type="dxa"/>
-      <w:tblCellMar>
-        <w:top w:w="0" w:type="dxa"/>
-        <w:left w:w="108" w:type="dxa"/>
-        <w:bottom w:w="0" w:type="dxa"/>
-        <w:right w:w="108" w:type="dxa"/>
-      </w:tblCellMar>
-    </w:tblPr>
-  </w:style>
-  <w:style w:type="table" w:customStyle="1" w:styleId="a3">
-    <w:basedOn w:val="TableNormal"/>
-    <w:rsid w:val="00E62D4F"/>
-    <w:pPr>
-      <w:spacing w:after="0" w:line="240" w:lineRule="auto"/>
-    </w:pPr>
-    <w:tblPr>
-      <w:tblStyleRowBandSize w:val="1"/>
-      <w:tblStyleColBandSize w:val="1"/>
-      <w:tblInd w:w="0" w:type="dxa"/>
-      <w:tblCellMar>
-        <w:top w:w="0" w:type="dxa"/>
-        <w:left w:w="108" w:type="dxa"/>
-        <w:bottom w:w="0" w:type="dxa"/>
-        <w:right w:w="108" w:type="dxa"/>
-      </w:tblCellMar>
-    </w:tblPr>
-  </w:style>
-  <w:style w:type="table" w:customStyle="1" w:styleId="a4">
-    <w:basedOn w:val="TableNormal"/>
-    <w:rsid w:val="00E62D4F"/>
-    <w:pPr>
-      <w:spacing w:after="0" w:line="240" w:lineRule="auto"/>
-    </w:pPr>
-    <w:tblPr>
-      <w:tblStyleRowBandSize w:val="1"/>
-      <w:tblStyleColBandSize w:val="1"/>
-      <w:tblInd w:w="0" w:type="dxa"/>
-      <w:tblCellMar>
-        <w:top w:w="0" w:type="dxa"/>
-        <w:left w:w="108" w:type="dxa"/>
-        <w:bottom w:w="0" w:type="dxa"/>
-        <w:right w:w="108" w:type="dxa"/>
-      </w:tblCellMar>
-    </w:tblPr>
-  </w:style>
-  <w:style w:type="paragraph" w:styleId="BalloonText">
-    <w:name w:val="Balloon Text"/>
-    <w:basedOn w:val="Normal"/>
-    <w:link w:val="BalloonTextChar"/>
-    <w:uiPriority w:val="99"/>
-    <w:semiHidden/>
-    <w:unhideWhenUsed/>
-    <w:rsid w:val="00586B8F"/>
-    <w:pPr>
-      <w:spacing w:after="0" w:line="240" w:lineRule="auto"/>
-    </w:pPr>
-    <w:rPr>
-      <w:rFonts w:ascii="Tahoma" w:hAnsi="Tahoma" w:cs="Tahoma"/>
-      <w:sz w:val="16"/>
-      <w:szCs w:val="16"/>
-    </w:rPr>
-  </w:style>
-  <w:style w:type="character" w:customStyle="1" w:styleId="BalloonTextChar">
-    <w:name w:val="Balloon Text Char"/>
-    <w:basedOn w:val="DefaultParagraphFont"/>
-    <w:link w:val="BalloonText"/>
-    <w:uiPriority w:val="99"/>
-    <w:semiHidden/>
-    <w:rsid w:val="00586B8F"/>
-    <w:rPr>
-      <w:rFonts w:ascii="Tahoma" w:hAnsi="Tahoma" w:cs="Tahoma"/>
-      <w:sz w:val="16"/>
-      <w:szCs w:val="16"/>
-    </w:rPr>
-  </w:style>
-</w:styles>
-</file>
-
-<file path=word/stylesWithEffects.xml><?xml version="1.0" encoding="utf-8"?>
-<w:styles xmlns:wpc="http://schemas.microsoft.com/office/word/2010/wordprocessingCanvas" xmlns:mc="http://schemas.openxmlformats.org/markup-compatibility/2006" xmlns:o="urn:schemas-microsoft-com:office:office" xmlns:r="http://schemas.openxmlformats.org/officeDocument/2006/relationships" xmlns:m="http://schemas.openxmlformats.org/officeDocument/2006/math" xmlns:v="urn:schemas-microsoft-com:vml" xmlns:wp14="http://schemas.microsoft.com/office/word/2010/wordprocessingDrawing" xmlns:wp="http://schemas.openxmlformats.org/drawingml/2006/wordprocessingDrawing" xmlns:w10="urn:schemas-microsoft-com:office:word" xmlns:w="http://schemas.openxmlformats.org/wordprocessingml/2006/main" xmlns:w14="http://schemas.microsoft.com/office/word/2010/wordml" xmlns:wpg="http://schemas.microsoft.com/office/word/2010/wordprocessingGroup" xmlns:wpi="http://schemas.microsoft.com/office/word/2010/wordprocessingInk" xmlns:wne="http://schemas.microsoft.com/office/word/2006/wordml" xmlns:wps="http://schemas.microsoft.com/office/word/2010/wordprocessingShape" mc:Ignorable="w14 wp14">
-  <w:docDefaults>
-    <w:rPrDefault>
-      <w:rPr>
-        <w:rFonts w:ascii="Calibri" w:eastAsia="Calibri" w:hAnsi="Calibri" w:cs="Calibri"/>
-        <w:sz w:val="22"/>
-        <w:szCs w:val="22"/>
-        <w:lang w:val="en-IN" w:eastAsia="en-IN" w:bidi="ar-SA"/>
-      </w:rPr>
-    </w:rPrDefault>
-    <w:pPrDefault>
-      <w:pPr>
-        <w:spacing w:after="160" w:line="259" w:lineRule="auto"/>
-      </w:pPr>
-    </w:pPrDefault>
-  </w:docDefaults>
-  <w:latentStyles w:defLockedState="0" w:defUIPriority="99" w:defSemiHidden="1" w:defUnhideWhenUsed="1" w:defQFormat="0" w:count="267">
-    <w:lsdException w:name="Normal" w:semiHidden="0" w:uiPriority="0" w:unhideWhenUsed="0" w:qFormat="1"/>
-    <w:lsdException w:name="heading 1" w:semiHidden="0" w:uiPriority="9" w:unhideWhenUsed="0" w:qFormat="1"/>
-    <w:lsdException w:name="heading 2" w:uiPriority="9" w:qFormat="1"/>
-    <w:lsdException w:name="heading 3" w:uiPriority="9" w:qFormat="1"/>
-    <w:lsdException w:name="heading 4" w:uiPriority="9" w:qFormat="1"/>
-    <w:lsdException w:name="heading 5" w:uiPriority="9" w:qFormat="1"/>
-    <w:lsdException w:name="heading 6" w:uiPriority="9" w:qFormat="1"/>
-    <w:lsdException w:name="heading 7" w:uiPriority="9" w:qFormat="1"/>
-    <w:lsdException w:name="heading 8" w:uiPriority="9" w:qFormat="1"/>
-    <w:lsdException w:name="heading 9" w:uiPriority="9" w:qFormat="1"/>
-    <w:lsdException w:name="toc 1" w:uiPriority="39"/>
-    <w:lsdException w:name="toc 2" w:uiPriority="39"/>
-    <w:lsdException w:name="toc 3" w:uiPriority="39"/>
-    <w:lsdException w:name="toc 4" w:uiPriority="39"/>
-    <w:lsdException w:name="toc 5" w:uiPriority="39"/>
-    <w:lsdException w:name="toc 6" w:uiPriority="39"/>
-    <w:lsdException w:name="toc 7" w:uiPriority="39"/>
-    <w:lsdException w:name="toc 8" w:uiPriority="39"/>
-    <w:lsdException w:name="toc 9" w:uiPriority="39"/>
-    <w:lsdException w:name="caption" w:uiPriority="35" w:qFormat="1"/>
-    <w:lsdException w:name="Title" w:semiHidden="0" w:uiPriority="10" w:unhideWhenUsed="0" w:qFormat="1"/>
-    <w:lsdException w:name="Default Paragraph Font" w:uiPriority="1"/>
-    <w:lsdException w:name="Subtitle" w:semiHidden="0" w:uiPriority="11" w:unhideWhenUsed="0" w:qFormat="1"/>
-    <w:lsdException w:name="Strong" w:semiHidden="0" w:uiPriority="22" w:unhideWhenUsed="0" w:qFormat="1"/>
-    <w:lsdException w:name="Emphasis" w:semiHidden="0" w:uiPriority="20" w:unhideWhenUsed="0" w:qFormat="1"/>
-    <w:lsdException w:name="Table Grid" w:semiHidden="0" w:uiPriority="59" w:unhideWhenUsed="0"/>
-    <w:lsdException w:name="Placeholder Text" w:unhideWhenUsed="0"/>
-    <w:lsdException w:name="No Spacing" w:semiHidden="0" w:uiPriority="1" w:unhideWhenUsed="0" w:qFormat="1"/>
-    <w:lsdException w:name="Light Shading" w:semiHidden="0" w:uiPriority="60" w:unhideWhenUsed="0"/>
-    <w:lsdException w:name="Light List" w:semiHidden="0" w:uiPriority="61" w:unhideWhenUsed="0"/>
-    <w:lsdException w:name="Light Grid" w:semiHidden="0" w:uiPriority="62" w:unhideWhenUsed="0"/>
-    <w:lsdException w:name="Medium Shading 1" w:semiHidden="0" w:uiPriority="63" w:unhideWhenUsed="0"/>
-    <w:lsdException w:name="Medium Shading 2" w:semiHidden="0" w:uiPriority="64" w:unhideWhenUsed="0"/>
-    <w:lsdException w:name="Medium List 1" w:semiHidden="0" w:uiPriority="65" w:unhideWhenUsed="0"/>
-    <w:lsdException w:name="Medium List 2" w:semiHidden="0" w:uiPriority="66" w:unhideWhenUsed="0"/>
-    <w:lsdException w:name="Medium Grid 1" w:semiHidden="0" w:uiPriority="67" w:unhideWhenUsed="0"/>
-    <w:lsdException w:name="Medium Grid 2" w:semiHidden="0" w:uiPriority="68" w:unhideWhenUsed="0"/>
-    <w:lsdException w:name="Medium Grid 3" w:semiHidden="0" w:uiPriority="69" w:unhideWhenUsed="0"/>
-    <w:lsdException w:name="Dark List" w:semiHidden="0" w:uiPriority="70" w:unhideWhenUsed="0"/>
-    <w:lsdException w:name="Colorful Shading" w:semiHidden="0" w:uiPriority="71" w:unhideWhenUsed="0"/>
-    <w:lsdException w:name="Colorful List" w:semiHidden="0" w:uiPriority="72" w:unhideWhenUsed="0"/>
-    <w:lsdException w:name="Colorful Grid" w:semiHidden="0" w:uiPriority="73" w:unhideWhenUsed="0"/>
-    <w:lsdException w:name="Light Shading Accent 1" w:semiHidden="0" w:uiPriority="60" w:unhideWhenUsed="0"/>
-    <w:lsdException w:name="Light List Accent 1" w:semiHidden="0" w:uiPriority="61" w:unhideWhenUsed="0"/>
-    <w:lsdException w:name="Light Grid Accent 1" w:semiHidden="0" w:uiPriority="62" w:unhideWhenUsed="0"/>
-    <w:lsdException w:name="Medium Shading 1 Accent 1" w:semiHidden="0" w:uiPriority="63" w:unhideWhenUsed="0"/>
-    <w:lsdException w:name="Medium Shading 2 Accent 1" w:semiHidden="0" w:uiPriority="64" w:unhideWhenUsed="0"/>
-    <w:lsdException w:name="Medium List 1 Accent 1" w:semiHidden="0" w:uiPriority="65" w:unhideWhenUsed="0"/>
-    <w:lsdException w:name="Revision" w:unhideWhenUsed="0"/>
-    <w:lsdException w:name="List Paragraph" w:semiHidden="0" w:uiPriority="34" w:unhideWhenUsed="0" w:qFormat="1"/>
-    <w:lsdException w:name="Quote" w:semiHidden="0" w:uiPriority="29" w:unhideWhenUsed="0" w:qFormat="1"/>
-    <w:lsdException w:name="Intense Quote" w:semiHidden="0" w:uiPriority="30" w:unhideWhenUsed="0" w:qFormat="1"/>
-    <w:lsdException w:name="Medium List 2 Accent 1" w:semiHidden="0" w:uiPriority="66" w:unhideWhenUsed="0"/>
-    <w:lsdException w:name="Medium Grid 1 Accent 1" w:semiHidden="0" w:uiPriority="67" w:unhideWhenUsed="0"/>
-    <w:lsdException w:name="Medium Grid 2 Accent 1" w:semiHidden="0" w:uiPriority="68" w:unhideWhenUsed="0"/>
-    <w:lsdException w:name="Medium Grid 3 Accent 1" w:semiHidden="0" w:uiPriority="69" w:unhideWhenUsed="0"/>
-    <w:lsdException w:name="Dark List Accent 1" w:semiHidden="0" w:uiPriority="70" w:unhideWhenUsed="0"/>
-    <w:lsdException w:name="Colorful Shading Accent 1" w:semiHidden="0" w:uiPriority="71" w:unhideWhenUsed="0"/>
-    <w:lsdException w:name="Colorful List Accent 1" w:semiHidden="0" w:uiPriority="72" w:unhideWhenUsed="0"/>
-    <w:lsdException w:name="Colorful Grid Accent 1" w:semiHidden="0" w:uiPriority="73" w:unhideWhenUsed="0"/>
-    <w:lsdException w:name="Light Shading Accent 2" w:semiHidden="0" w:uiPriority="60" w:unhideWhenUsed="0"/>
-    <w:lsdException w:name="Light List Accent 2" w:semiHidden="0" w:uiPriority="61" w:unhideWhenUsed="0"/>
-    <w:lsdException w:name="Light Grid Accent 2" w:semiHidden="0" w:uiPriority="62" w:unhideWhenUsed="0"/>
-    <w:lsdException w:name="Medium Shading 1 Accent 2" w:semiHidden="0" w:uiPriority="63" w:unhideWhenUsed="0"/>
-    <w:lsdException w:name="Medium Shading 2 Accent 2" w:semiHidden="0" w:uiPriority="64" w:unhideWhenUsed="0"/>
-    <w:lsdException w:name="Medium List 1 Accent 2" w:semiHidden="0" w:uiPriority="65" w:unhideWhenUsed="0"/>
-    <w:lsdException w:name="Medium List 2 Accent 2" w:semiHidden="0" w:uiPriority="66" w:unhideWhenUsed="0"/>
-    <w:lsdException w:name="Medium Grid 1 Accent 2" w:semiHidden="0" w:uiPriority="67" w:unhideWhenUsed="0"/>
-    <w:lsdException w:name="Medium Grid 2 Accent 2" w:semiHidden="0" w:uiPriority="68" w:unhideWhenUsed="0"/>
-    <w:lsdException w:name="Medium Grid 3 Accent 2" w:semiHidden="0" w:uiPriority="69" w:unhideWhenUsed="0"/>
-    <w:lsdException w:name="Dark List Accent 2" w:semiHidden="0" w:uiPriority="70" w:unhideWhenUsed="0"/>
-    <w:lsdException w:name="Colorful Shading Accent 2" w:semiHidden="0" w:uiPriority="71" w:unhideWhenUsed="0"/>
-    <w:lsdException w:name="Colorful List Accent 2" w:semiHidden="0" w:uiPriority="72" w:unhideWhenUsed="0"/>
-    <w:lsdException w:name="Colorful Grid Accent 2" w:semiHidden="0" w:uiPriority="73" w:unhideWhenUsed="0"/>
-    <w:lsdException w:name="Light Shading Accent 3" w:semiHidden="0" w:uiPriority="60" w:unhideWhenUsed="0"/>
-    <w:lsdException w:name="Light List Accent 3" w:semiHidden="0" w:uiPriority="61" w:unhideWhenUsed="0"/>
-    <w:lsdException w:name="Light Grid Accent 3" w:semiHidden="0" w:uiPriority="62" w:unhideWhenUsed="0"/>
-    <w:lsdException w:name="Medium Shading 1 Accent 3" w:semiHidden="0" w:uiPriority="63" w:unhideWhenUsed="0"/>
-    <w:lsdException w:name="Medium Shading 2 Accent 3" w:semiHidden="0" w:uiPriority="64" w:unhideWhenUsed="0"/>
-    <w:lsdException w:name="Medium List 1 Accent 3" w:semiHidden="0" w:uiPriority="65" w:unhideWhenUsed="0"/>
-    <w:lsdException w:name="Medium List 2 Accent 3" w:semiHidden="0" w:uiPriority="66" w:unhideWhenUsed="0"/>
-    <w:lsdException w:name="Medium Grid 1 Accent 3" w:semiHidden="0" w:uiPriority="67" w:unhideWhenUsed="0"/>
-    <w:lsdException w:name="Medium Grid 2 Accent 3" w:semiHidden="0" w:uiPriority="68" w:unhideWhenUsed="0"/>
-    <w:lsdException w:name="Medium Grid 3 Accent 3" w:semiHidden="0" w:uiPriority="69" w:unhideWhenUsed="0"/>
-    <w:lsdException w:name="Dark List Accent 3" w:semiHidden="0" w:uiPriority="70" w:unhideWhenUsed="0"/>
-    <w:lsdException w:name="Colorful Shading Accent 3" w:semiHidden="0" w:uiPriority="71" w:unhideWhenUsed="0"/>
-    <w:lsdException w:name="Colorful List Accent 3" w:semiHidden="0" w:uiPriority="72" w:unhideWhenUsed="0"/>
-    <w:lsdException w:name="Colorful Grid Accent 3" w:semiHidden="0" w:uiPriority="73" w:unhideWhenUsed="0"/>
-    <w:lsdException w:name="Light Shading Accent 4" w:semiHidden="0" w:uiPriority="60" w:unhideWhenUsed="0"/>
-    <w:lsdException w:name="Light List Accent 4" w:semiHidden="0" w:uiPriority="61" w:unhideWhenUsed="0"/>
-    <w:lsdException w:name="Light Grid Accent 4" w:semiHidden="0" w:uiPriority="62" w:unhideWhenUsed="0"/>
-    <w:lsdException w:name="Medium Shading 1 Accent 4" w:semiHidden="0" w:uiPriority="63" w:unhideWhenUsed="0"/>
-    <w:lsdException w:name="Medium Shading 2 Accent 4" w:semiHidden="0" w:uiPriority="64" w:unhideWhenUsed="0"/>
-    <w:lsdException w:name="Medium List 1 Accent 4" w:semiHidden="0" w:uiPriority="65" w:unhideWhenUsed="0"/>
-    <w:lsdException w:name="Medium List 2 Accent 4" w:semiHidden="0" w:uiPriority="66" w:unhideWhenUsed="0"/>
-    <w:lsdException w:name="Medium Grid 1 Accent 4" w:semiHidden="0" w:uiPriority="67" w:unhideWhenUsed="0"/>
-    <w:lsdException w:name="Medium Grid 2 Accent 4" w:semiHidden="0" w:uiPriority="68" w:unhideWhenUsed="0"/>
-    <w:lsdException w:name="Medium Grid 3 Accent 4" w:semiHidden="0" w:uiPriority="69" w:unhideWhenUsed="0"/>
-    <w:lsdException w:name="Dark List Accent 4" w:semiHidden="0" w:uiPriority="70" w:unhideWhenUsed="0"/>
-    <w:lsdException w:name="Colorful Shading Accent 4" w:semiHidden="0" w:uiPriority="71" w:unhideWhenUsed="0"/>
-    <w:lsdException w:name="Colorful List Accent 4" w:semiHidden="0" w:uiPriority="72" w:unhideWhenUsed="0"/>
-    <w:lsdException w:name="Colorful Grid Accent 4" w:semiHidden="0" w:uiPriority="73" w:unhideWhenUsed="0"/>
-    <w:lsdException w:name="Light Shading Accent 5" w:semiHidden="0" w:uiPriority="60" w:unhideWhenUsed="0"/>
-    <w:lsdException w:name="Light List Accent 5" w:semiHidden="0" w:uiPriority="61" w:unhideWhenUsed="0"/>
-    <w:lsdException w:name="Light Grid Accent 5" w:semiHidden="0" w:uiPriority="62" w:unhideWhenUsed="0"/>
-    <w:lsdException w:name="Medium Shading 1 Accent 5" w:semiHidden="0" w:uiPriority="63" w:unhideWhenUsed="0"/>
-    <w:lsdException w:name="Medium Shading 2 Accent 5" w:semiHidden="0" w:uiPriority="64" w:unhideWhenUsed="0"/>
-    <w:lsdException w:name="Medium List 1 Accent 5" w:semiHidden="0" w:uiPriority="65" w:unhideWhenUsed="0"/>
-    <w:lsdException w:name="Medium List 2 Accent 5" w:semiHidden="0" w:uiPriority="66" w:unhideWhenUsed="0"/>
-    <w:lsdException w:name="Medium Grid 1 Accent 5" w:semiHidden="0" w:uiPriority="67" w:unhideWhenUsed="0"/>
-    <w:lsdException w:name="Medium Grid 2 Accent 5" w:semiHidden="0" w:uiPriority="68" w:unhideWhenUsed="0"/>
-    <w:lsdException w:name="Medium Grid 3 Accent 5" w:semiHidden="0" w:uiPriority="69" w:unhideWhenUsed="0"/>
-    <w:lsdException w:name="Dark List Accent 5" w:semiHidden="0" w:uiPriority="70" w:unhideWhenUsed="0"/>
-    <w:lsdException w:name="Colorful Shading Accent 5" w:semiHidden="0" w:uiPriority="71" w:unhideWhenUsed="0"/>
-    <w:lsdException w:name="Colorful List Accent 5" w:semiHidden="0" w:uiPriority="72" w:unhideWhenUsed="0"/>
-    <w:lsdException w:name="Colorful Grid Accent 5" w:semiHidden="0" w:uiPriority="73" w:unhideWhenUsed="0"/>
-    <w:lsdException w:name="Light Shading Accent 6" w:semiHidden="0" w:uiPriority="60" w:unhideWhenUsed="0"/>
-    <w:lsdException w:name="Light List Accent 6" w:semiHidden="0" w:uiPriority="61" w:unhideWhenUsed="0"/>
-    <w:lsdException w:name="Light Grid Accent 6" w:semiHidden="0" w:uiPriority="62" w:unhideWhenUsed="0"/>
-    <w:lsdException w:name="Medium Shading 1 Accent 6" w:semiHidden="0" w:uiPriority="63" w:unhideWhenUsed="0"/>
-    <w:lsdException w:name="Medium Shading 2 Accent 6" w:semiHidden="0" w:uiPriority="64" w:unhideWhenUsed="0"/>
-    <w:lsdException w:name="Medium List 1 Accent 6" w:semiHidden="0" w:uiPriority="65" w:unhideWhenUsed="0"/>
-    <w:lsdException w:name="Medium List 2 Accent 6" w:semiHidden="0" w:uiPriority="66" w:unhideWhenUsed="0"/>
-    <w:lsdException w:name="Medium Grid 1 Accent 6" w:semiHidden="0" w:uiPriority="67" w:unhideWhenUsed="0"/>
-    <w:lsdException w:name="Medium Grid 2 Accent 6" w:semiHidden="0" w:uiPriority="68" w:unhideWhenUsed="0"/>
-    <w:lsdException w:name="Medium Grid 3 Accent 6" w:semiHidden="0" w:uiPriority="69" w:unhideWhenUsed="0"/>
-    <w:lsdException w:name="Dark List Accent 6" w:semiHidden="0" w:uiPriority="70" w:unhideWhenUsed="0"/>
-    <w:lsdException w:name="Colorful Shading Accent 6" w:semiHidden="0" w:uiPriority="71" w:unhideWhenUsed="0"/>
-    <w:lsdException w:name="Colorful List Accent 6" w:semiHidden="0" w:uiPriority="72" w:unhideWhenUsed="0"/>
-    <w:lsdException w:name="Colorful Grid Accent 6" w:semiHidden="0" w:uiPriority="73" w:unhideWhenUsed="0"/>
-    <w:lsdException w:name="Subtle Emphasis" w:semiHidden="0" w:uiPriority="19" w:unhideWhenUsed="0" w:qFormat="1"/>
-    <w:lsdException w:name="Intense Emphasis" w:semiHidden="0" w:uiPriority="21" w:unhideWhenUsed="0" w:qFormat="1"/>
-    <w:lsdException w:name="Subtle Reference" w:semiHidden="0" w:uiPriority="31" w:unhideWhenUsed="0" w:qFormat="1"/>
-    <w:lsdException w:name="Intense Reference" w:semiHidden="0" w:uiPriority="32" w:unhideWhenUsed="0" w:qFormat="1"/>
-    <w:lsdException w:name="Book Title" w:semiHidden="0" w:uiPriority="33" w:unhideWhenUsed="0" w:qFormat="1"/>
-    <w:lsdException w:name="Bibliography" w:uiPriority="37"/>
-    <w:lsdException w:name="TOC Heading" w:uiPriority="39" w:qFormat="1"/>
-  </w:latentStyles>
-  <w:style w:type="paragraph" w:default="1" w:styleId="Normal">
-    <w:name w:val="Normal"/>
-    <w:qFormat/>
-  </w:style>
-  <w:style w:type="paragraph" w:styleId="Heading1">
-    <w:name w:val="heading 1"/>
-    <w:basedOn w:val="Normal"/>
-    <w:next w:val="Normal"/>
-    <w:pPr>
-      <w:keepNext/>
-      <w:keepLines/>
-      <w:spacing w:before="480" w:after="120"/>
-      <w:outlineLvl w:val="0"/>
-    </w:pPr>
-    <w:rPr>
-      <w:b/>
-      <w:sz w:val="48"/>
-      <w:szCs w:val="48"/>
-    </w:rPr>
-  </w:style>
-  <w:style w:type="paragraph" w:styleId="Heading2">
-    <w:name w:val="heading 2"/>
-    <w:basedOn w:val="Normal"/>
-    <w:next w:val="Normal"/>
-    <w:pPr>
-      <w:keepNext/>
-      <w:keepLines/>
-      <w:spacing w:before="360" w:after="80"/>
-      <w:outlineLvl w:val="1"/>
-    </w:pPr>
-    <w:rPr>
-      <w:b/>
-      <w:sz w:val="36"/>
-      <w:szCs w:val="36"/>
-    </w:rPr>
-  </w:style>
-  <w:style w:type="paragraph" w:styleId="Heading3">
-    <w:name w:val="heading 3"/>
-    <w:basedOn w:val="Normal"/>
-    <w:next w:val="Normal"/>
-    <w:pPr>
-      <w:keepNext/>
-      <w:keepLines/>
-      <w:spacing w:before="280" w:after="80"/>
-      <w:outlineLvl w:val="2"/>
-    </w:pPr>
-    <w:rPr>
-      <w:b/>
-      <w:sz w:val="28"/>
-      <w:szCs w:val="28"/>
-    </w:rPr>
-  </w:style>
-  <w:style w:type="paragraph" w:styleId="Heading4">
-    <w:name w:val="heading 4"/>
-    <w:basedOn w:val="Normal"/>
-    <w:next w:val="Normal"/>
-    <w:pPr>
-      <w:keepNext/>
-      <w:keepLines/>
-      <w:spacing w:before="240" w:after="40"/>
-      <w:outlineLvl w:val="3"/>
-    </w:pPr>
-    <w:rPr>
-      <w:b/>
-      <w:sz w:val="24"/>
-      <w:szCs w:val="24"/>
-    </w:rPr>
-  </w:style>
-  <w:style w:type="paragraph" w:styleId="Heading5">
-    <w:name w:val="heading 5"/>
-    <w:basedOn w:val="Normal"/>
-    <w:next w:val="Normal"/>
-    <w:pPr>
-      <w:keepNext/>
-      <w:keepLines/>
-      <w:spacing w:before="220" w:after="40"/>
-      <w:outlineLvl w:val="4"/>
-    </w:pPr>
-    <w:rPr>
-      <w:b/>
-    </w:rPr>
-  </w:style>
-  <w:style w:type="paragraph" w:styleId="Heading6">
-    <w:name w:val="heading 6"/>
-    <w:basedOn w:val="Normal"/>
-    <w:next w:val="Normal"/>
-    <w:pPr>
-      <w:keepNext/>
-      <w:keepLines/>
-      <w:spacing w:before="200" w:after="40"/>
-      <w:outlineLvl w:val="5"/>
-    </w:pPr>
-    <w:rPr>
-      <w:b/>
-      <w:sz w:val="20"/>
-      <w:szCs w:val="20"/>
-    </w:rPr>
-  </w:style>
-  <w:style w:type="character" w:default="1" w:styleId="DefaultParagraphFont">
-    <w:name w:val="Default Paragraph Font"/>
-    <w:uiPriority w:val="1"/>
-    <w:semiHidden/>
-    <w:unhideWhenUsed/>
-  </w:style>
-  <w:style w:type="table" w:default="1" w:styleId="TableNormal">
-    <w:name w:val="Normal Table"/>
-    <w:uiPriority w:val="99"/>
-    <w:semiHidden/>
-    <w:unhideWhenUsed/>
-    <w:tblPr>
-      <w:tblInd w:w="0" w:type="dxa"/>
-      <w:tblCellMar>
-        <w:top w:w="0" w:type="dxa"/>
-        <w:left w:w="108" w:type="dxa"/>
-        <w:bottom w:w="0" w:type="dxa"/>
-        <w:right w:w="108" w:type="dxa"/>
-      </w:tblCellMar>
-    </w:tblPr>
-  </w:style>
-  <w:style w:type="numbering" w:default="1" w:styleId="NoList">
-    <w:name w:val="No List"/>
-    <w:uiPriority w:val="99"/>
-    <w:semiHidden/>
-    <w:unhideWhenUsed/>
-  </w:style>
-  <w:style w:type="table" w:customStyle="1" w:styleId="TableNormal0">
-    <w:name w:val="TableNormal"/>
+    <w:uiPriority w:val="0"/>
     <w:tblPr>
       <w:tblCellMar>
         <w:top w:w="0" w:type="dxa"/>
@@ -4260,39 +3710,37 @@
       </w:tblCellMar>
     </w:tblPr>
   </w:style>
-  <w:style w:type="paragraph" w:styleId="Title">
-    <w:name w:val="Title"/>
-    <w:basedOn w:val="Normal"/>
-    <w:next w:val="Normal"/>
-    <w:pPr>
-      <w:keepNext/>
-      <w:keepLines/>
-      <w:spacing w:before="480" w:after="120"/>
-    </w:pPr>
+  <w:style w:type="character" w:customStyle="1" w:styleId="16">
+    <w:name w:val="Unresolved Mention"/>
+    <w:basedOn w:val="8"/>
+    <w:semiHidden/>
+    <w:unhideWhenUsed/>
+    <w:qFormat/>
+    <w:uiPriority w:val="99"/>
     <w:rPr>
-      <w:b/>
-      <w:sz w:val="72"/>
-      <w:szCs w:val="72"/>
+      <w:color w:val="605E5C"/>
+      <w:shd w:val="clear" w:color="auto" w:fill="E1DFDD"/>
     </w:rPr>
   </w:style>
-  <w:style w:type="table" w:styleId="TableGrid">
-    <w:name w:val="Table Grid"/>
-    <w:basedOn w:val="TableNormal"/>
-    <w:uiPriority w:val="39"/>
-    <w:rsid w:val="005B2106"/>
+  <w:style w:type="paragraph" w:styleId="17">
+    <w:name w:val="List Paragraph"/>
+    <w:basedOn w:val="1"/>
+    <w:qFormat/>
+    <w:uiPriority w:val="34"/>
+    <w:pPr>
+      <w:ind w:left="720"/>
+      <w:contextualSpacing/>
+    </w:pPr>
+  </w:style>
+  <w:style w:type="table" w:customStyle="1" w:styleId="18">
+    <w:name w:val="_Style 16"/>
+    <w:basedOn w:val="9"/>
+    <w:qFormat/>
+    <w:uiPriority w:val="0"/>
     <w:pPr>
       <w:spacing w:after="0" w:line="240" w:lineRule="auto"/>
     </w:pPr>
     <w:tblPr>
-      <w:tblInd w:w="0" w:type="dxa"/>
-      <w:tblBorders>
-        <w:top w:val="single" w:sz="4" w:space="0" w:color="auto"/>
-        <w:left w:val="single" w:sz="4" w:space="0" w:color="auto"/>
-        <w:bottom w:val="single" w:sz="4" w:space="0" w:color="auto"/>
-        <w:right w:val="single" w:sz="4" w:space="0" w:color="auto"/>
-        <w:insideH w:val="single" w:sz="4" w:space="0" w:color="auto"/>
-        <w:insideV w:val="single" w:sz="4" w:space="0" w:color="auto"/>
-      </w:tblBorders>
       <w:tblCellMar>
         <w:top w:w="0" w:type="dxa"/>
         <w:left w:w="108" w:type="dxa"/>
@@ -4301,66 +3749,15 @@
       </w:tblCellMar>
     </w:tblPr>
   </w:style>
-  <w:style w:type="character" w:styleId="Hyperlink">
-    <w:name w:val="Hyperlink"/>
-    <w:basedOn w:val="DefaultParagraphFont"/>
-    <w:uiPriority w:val="99"/>
-    <w:unhideWhenUsed/>
-    <w:rsid w:val="003C4A8E"/>
-    <w:rPr>
-      <w:color w:val="0563C1" w:themeColor="hyperlink"/>
-      <w:u w:val="single"/>
-    </w:rPr>
-  </w:style>
-  <w:style w:type="character" w:customStyle="1" w:styleId="UnresolvedMention">
-    <w:name w:val="Unresolved Mention"/>
-    <w:basedOn w:val="DefaultParagraphFont"/>
-    <w:uiPriority w:val="99"/>
-    <w:semiHidden/>
-    <w:unhideWhenUsed/>
-    <w:rsid w:val="003C4A8E"/>
-    <w:rPr>
-      <w:color w:val="605E5C"/>
-      <w:shd w:val="clear" w:color="auto" w:fill="E1DFDD"/>
-    </w:rPr>
-  </w:style>
-  <w:style w:type="paragraph" w:styleId="ListParagraph">
-    <w:name w:val="List Paragraph"/>
-    <w:basedOn w:val="Normal"/>
-    <w:uiPriority w:val="34"/>
+  <w:style w:type="table" w:customStyle="1" w:styleId="19">
+    <w:name w:val="_Style 17"/>
+    <w:basedOn w:val="9"/>
     <w:qFormat/>
-    <w:rsid w:val="00AB20AC"/>
-    <w:pPr>
-      <w:ind w:left="720"/>
-      <w:contextualSpacing/>
-    </w:pPr>
-  </w:style>
-  <w:style w:type="paragraph" w:styleId="Subtitle">
-    <w:name w:val="Subtitle"/>
-    <w:basedOn w:val="Normal"/>
-    <w:next w:val="Normal"/>
-    <w:pPr>
-      <w:keepNext/>
-      <w:keepLines/>
-      <w:spacing w:before="360" w:after="80"/>
-    </w:pPr>
-    <w:rPr>
-      <w:rFonts w:ascii="Georgia" w:eastAsia="Georgia" w:hAnsi="Georgia" w:cs="Georgia"/>
-      <w:i/>
-      <w:color w:val="666666"/>
-      <w:sz w:val="48"/>
-      <w:szCs w:val="48"/>
-    </w:rPr>
-  </w:style>
-  <w:style w:type="table" w:customStyle="1" w:styleId="a">
-    <w:basedOn w:val="TableNormal"/>
+    <w:uiPriority w:val="0"/>
     <w:pPr>
       <w:spacing w:after="0" w:line="240" w:lineRule="auto"/>
     </w:pPr>
     <w:tblPr>
-      <w:tblStyleRowBandSize w:val="1"/>
-      <w:tblStyleColBandSize w:val="1"/>
-      <w:tblInd w:w="0" w:type="dxa"/>
       <w:tblCellMar>
         <w:top w:w="0" w:type="dxa"/>
         <w:left w:w="108" w:type="dxa"/>
@@ -4369,15 +3766,15 @@
       </w:tblCellMar>
     </w:tblPr>
   </w:style>
-  <w:style w:type="table" w:customStyle="1" w:styleId="a0">
-    <w:basedOn w:val="TableNormal"/>
+  <w:style w:type="table" w:customStyle="1" w:styleId="20">
+    <w:name w:val="_Style 18"/>
+    <w:basedOn w:val="9"/>
+    <w:qFormat/>
+    <w:uiPriority w:val="0"/>
     <w:pPr>
       <w:spacing w:after="0" w:line="240" w:lineRule="auto"/>
     </w:pPr>
     <w:tblPr>
-      <w:tblStyleRowBandSize w:val="1"/>
-      <w:tblStyleColBandSize w:val="1"/>
-      <w:tblInd w:w="0" w:type="dxa"/>
       <w:tblCellMar>
         <w:top w:w="0" w:type="dxa"/>
         <w:left w:w="108" w:type="dxa"/>
@@ -4386,15 +3783,15 @@
       </w:tblCellMar>
     </w:tblPr>
   </w:style>
-  <w:style w:type="table" w:customStyle="1" w:styleId="a1">
-    <w:basedOn w:val="TableNormal"/>
+  <w:style w:type="table" w:customStyle="1" w:styleId="21">
+    <w:name w:val="_Style 19"/>
+    <w:basedOn w:val="9"/>
+    <w:qFormat/>
+    <w:uiPriority w:val="0"/>
     <w:pPr>
       <w:spacing w:after="0" w:line="240" w:lineRule="auto"/>
     </w:pPr>
     <w:tblPr>
-      <w:tblStyleRowBandSize w:val="1"/>
-      <w:tblStyleColBandSize w:val="1"/>
-      <w:tblInd w:w="0" w:type="dxa"/>
       <w:tblCellMar>
         <w:top w:w="0" w:type="dxa"/>
         <w:left w:w="108" w:type="dxa"/>
@@ -4403,15 +3800,15 @@
       </w:tblCellMar>
     </w:tblPr>
   </w:style>
-  <w:style w:type="table" w:customStyle="1" w:styleId="a2">
-    <w:basedOn w:val="TableNormal"/>
+  <w:style w:type="table" w:customStyle="1" w:styleId="22">
+    <w:name w:val="_Style 20"/>
+    <w:basedOn w:val="9"/>
+    <w:qFormat/>
+    <w:uiPriority w:val="0"/>
     <w:pPr>
       <w:spacing w:after="0" w:line="240" w:lineRule="auto"/>
     </w:pPr>
     <w:tblPr>
-      <w:tblStyleRowBandSize w:val="1"/>
-      <w:tblStyleColBandSize w:val="1"/>
-      <w:tblInd w:w="0" w:type="dxa"/>
       <w:tblCellMar>
         <w:top w:w="0" w:type="dxa"/>
         <w:left w:w="108" w:type="dxa"/>
@@ -4420,15 +3817,15 @@
       </w:tblCellMar>
     </w:tblPr>
   </w:style>
-  <w:style w:type="table" w:customStyle="1" w:styleId="a3">
-    <w:basedOn w:val="TableNormal"/>
+  <w:style w:type="table" w:customStyle="1" w:styleId="23">
+    <w:name w:val="_Style 21"/>
+    <w:basedOn w:val="9"/>
+    <w:qFormat/>
+    <w:uiPriority w:val="0"/>
     <w:pPr>
       <w:spacing w:after="0" w:line="240" w:lineRule="auto"/>
     </w:pPr>
     <w:tblPr>
-      <w:tblStyleRowBandSize w:val="1"/>
-      <w:tblStyleColBandSize w:val="1"/>
-      <w:tblInd w:w="0" w:type="dxa"/>
       <w:tblCellMar>
         <w:top w:w="0" w:type="dxa"/>
         <w:left w:w="108" w:type="dxa"/>
@@ -4437,47 +3834,13 @@
       </w:tblCellMar>
     </w:tblPr>
   </w:style>
-  <w:style w:type="table" w:customStyle="1" w:styleId="a4">
-    <w:basedOn w:val="TableNormal"/>
-    <w:pPr>
-      <w:spacing w:after="0" w:line="240" w:lineRule="auto"/>
-    </w:pPr>
-    <w:tblPr>
-      <w:tblStyleRowBandSize w:val="1"/>
-      <w:tblStyleColBandSize w:val="1"/>
-      <w:tblInd w:w="0" w:type="dxa"/>
-      <w:tblCellMar>
-        <w:top w:w="0" w:type="dxa"/>
-        <w:left w:w="108" w:type="dxa"/>
-        <w:bottom w:w="0" w:type="dxa"/>
-        <w:right w:w="108" w:type="dxa"/>
-      </w:tblCellMar>
-    </w:tblPr>
-  </w:style>
-  <w:style w:type="paragraph" w:styleId="BalloonText">
-    <w:name w:val="Balloon Text"/>
-    <w:basedOn w:val="Normal"/>
-    <w:link w:val="BalloonTextChar"/>
+  <w:style w:type="character" w:customStyle="1" w:styleId="24">
+    <w:name w:val="Balloon Text Char"/>
+    <w:basedOn w:val="8"/>
+    <w:link w:val="10"/>
+    <w:semiHidden/>
+    <w:qFormat/>
     <w:uiPriority w:val="99"/>
-    <w:semiHidden/>
-    <w:unhideWhenUsed/>
-    <w:rsid w:val="00586B8F"/>
-    <w:pPr>
-      <w:spacing w:after="0" w:line="240" w:lineRule="auto"/>
-    </w:pPr>
-    <w:rPr>
-      <w:rFonts w:ascii="Tahoma" w:hAnsi="Tahoma" w:cs="Tahoma"/>
-      <w:sz w:val="16"/>
-      <w:szCs w:val="16"/>
-    </w:rPr>
-  </w:style>
-  <w:style w:type="character" w:customStyle="1" w:styleId="BalloonTextChar">
-    <w:name w:val="Balloon Text Char"/>
-    <w:basedOn w:val="DefaultParagraphFont"/>
-    <w:link w:val="BalloonText"/>
-    <w:uiPriority w:val="99"/>
-    <w:semiHidden/>
-    <w:rsid w:val="00586B8F"/>
     <w:rPr>
       <w:rFonts w:ascii="Tahoma" w:hAnsi="Tahoma" w:cs="Tahoma"/>
       <w:sz w:val="16"/>
@@ -4563,23 +3926,6 @@
         <a:font script="Viet" typeface="Times New Roman"/>
         <a:font script="Uigh" typeface="Microsoft Uighur"/>
         <a:font script="Geor" typeface="Sylfaen"/>
-        <a:font script="Armn" typeface="Arial"/>
-        <a:font script="Bugi" typeface="Leelawadee UI"/>
-        <a:font script="Bopo" typeface="Microsoft JhengHei"/>
-        <a:font script="Java" typeface="Javanese Text"/>
-        <a:font script="Lisu" typeface="Segoe UI"/>
-        <a:font script="Mymr" typeface="Myanmar Text"/>
-        <a:font script="Nkoo" typeface="Ebrima"/>
-        <a:font script="Olck" typeface="Nirmala UI"/>
-        <a:font script="Osma" typeface="Ebrima"/>
-        <a:font script="Phag" typeface="Phagspa"/>
-        <a:font script="Syrn" typeface="Estrangelo Edessa"/>
-        <a:font script="Syrj" typeface="Estrangelo Edessa"/>
-        <a:font script="Syre" typeface="Estrangelo Edessa"/>
-        <a:font script="Sora" typeface="Nirmala UI"/>
-        <a:font script="Tale" typeface="Microsoft Tai Le"/>
-        <a:font script="Talu" typeface="Microsoft New Tai Lue"/>
-        <a:font script="Tfng" typeface="Ebrima"/>
       </a:majorFont>
       <a:minorFont>
         <a:latin typeface="Calibri"/>
@@ -4615,23 +3961,6 @@
         <a:font script="Viet" typeface="Arial"/>
         <a:font script="Uigh" typeface="Microsoft Uighur"/>
         <a:font script="Geor" typeface="Sylfaen"/>
-        <a:font script="Armn" typeface="Arial"/>
-        <a:font script="Bugi" typeface="Leelawadee UI"/>
-        <a:font script="Bopo" typeface="Microsoft JhengHei"/>
-        <a:font script="Java" typeface="Javanese Text"/>
-        <a:font script="Lisu" typeface="Segoe UI"/>
-        <a:font script="Mymr" typeface="Myanmar Text"/>
-        <a:font script="Nkoo" typeface="Ebrima"/>
-        <a:font script="Olck" typeface="Nirmala UI"/>
-        <a:font script="Osma" typeface="Ebrima"/>
-        <a:font script="Phag" typeface="Phagspa"/>
-        <a:font script="Syrn" typeface="Estrangelo Edessa"/>
-        <a:font script="Syrj" typeface="Estrangelo Edessa"/>
-        <a:font script="Syre" typeface="Estrangelo Edessa"/>
-        <a:font script="Sora" typeface="Nirmala UI"/>
-        <a:font script="Tale" typeface="Microsoft Tai Le"/>
-        <a:font script="Talu" typeface="Microsoft New Tai Lue"/>
-        <a:font script="Tfng" typeface="Ebrima"/>
       </a:minorFont>
     </a:fontScheme>
     <a:fmtScheme name="Office">
@@ -4773,12 +4102,6 @@
     </a:fmtScheme>
   </a:themeElements>
   <a:objectDefaults/>
-  <a:extraClrSchemeLst/>
-  <a:extLst>
-    <a:ext uri="{05A4C25C-085E-4340-85A3-A5531E510DB2}">
-      <thm15:themeFamily xmlns:thm15="http://schemas.microsoft.com/office/thememl/2012/main" xmlns="" name="Office Theme" id="{62F939B6-93AF-4DB8-9C6B-D6C7DFDC589F}" vid="{4A3C46E8-61CC-4603-A589-7422A47A8E4A}"/>
-    </a:ext>
-  </a:extLst>
 </a:theme>
 </file>
 
@@ -4790,9 +4113,6 @@
 
 <file path=customXml/itemProps1.xml><?xml version="1.0" encoding="utf-8"?>
 <ds:datastoreItem xmlns:ds="http://schemas.openxmlformats.org/officeDocument/2006/customXml" ds:itemID="{11111111-1234-1234-1234-123412341234}">
-  <ds:schemaRefs>
-    <ds:schemaRef ds:uri="http://customooxmlschemas.google.com/"/>
-    <ds:schemaRef ds:uri="http://schemas.openxmlformats.org/officeDocument/2006/relationships"/>
-  </ds:schemaRefs>
+  <ds:schemaRefs/>
 </ds:datastoreItem>
 </file>